--- a/dosyalar/sinavlar/10-sinif/arapca-10-1d1y-beceri.docx
+++ b/dosyalar/sinavlar/10-sinif/arapca-10-1d1y-beceri.docx
@@ -32,7 +32,7 @@
           </w:tcPr>
           <w:p>
             <w:pPr>
-              <w:spacing w:after="20"/>
+              <w:spacing w:after="6"/>
               <w:jc w:val="center"/>
             </w:pPr>
             <w:r>
@@ -43,46 +43,46 @@
                 <w:i w:val="false"/>
                 <w:iCs w:val="false"/>
                 <w:color w:val="39454F"/>
+                <w:sz w:val="16"/>
+                <w:szCs w:val="16"/>
+              </w:rPr>
+              <w:t xml:space="preserve">2026-2027 EĞİTİM ÖĞRETİM YILI</w:t>
+            </w:r>
+          </w:p>
+          <w:p>
+            <w:pPr>
+              <w:spacing w:after="6"/>
+              <w:jc w:val="center"/>
+            </w:pPr>
+            <w:r>
+              <w:rPr>
+                <w:rFonts w:ascii="Times New Roman" w:cs="Times New Roman" w:eastAsia="Times New Roman" w:hAnsi="Times New Roman"/>
+                <w:b/>
+                <w:bCs/>
+                <w:i w:val="false"/>
+                <w:iCs w:val="false"/>
+                <w:color w:val="111111"/>
+                <w:sz w:val="17"/>
+                <w:szCs w:val="17"/>
+              </w:rPr>
+              <w:t xml:space="preserve">……………………………………………………………… ANADOLU İMAM HATİP LİSESİ</w:t>
+            </w:r>
+          </w:p>
+          <w:p>
+            <w:pPr>
+              <w:spacing w:after="0"/>
+              <w:jc w:val="center"/>
+            </w:pPr>
+            <w:r>
+              <w:rPr>
+                <w:rFonts w:ascii="Times New Roman" w:cs="Times New Roman" w:eastAsia="Times New Roman" w:hAnsi="Times New Roman"/>
+                <w:b/>
+                <w:bCs/>
+                <w:i w:val="false"/>
+                <w:iCs w:val="false"/>
+                <w:color w:val="15222E"/>
                 <w:sz w:val="19"/>
                 <w:szCs w:val="19"/>
-              </w:rPr>
-              <w:t xml:space="preserve">2026-2027 EĞİTİM ÖĞRETİM YILI</w:t>
-            </w:r>
-          </w:p>
-          <w:p>
-            <w:pPr>
-              <w:spacing w:after="20"/>
-              <w:jc w:val="center"/>
-            </w:pPr>
-            <w:r>
-              <w:rPr>
-                <w:rFonts w:ascii="Times New Roman" w:cs="Times New Roman" w:eastAsia="Times New Roman" w:hAnsi="Times New Roman"/>
-                <w:b/>
-                <w:bCs/>
-                <w:i w:val="false"/>
-                <w:iCs w:val="false"/>
-                <w:color w:val="111111"/>
-                <w:sz w:val="21"/>
-                <w:szCs w:val="21"/>
-              </w:rPr>
-              <w:t xml:space="preserve">……………………………………………………………… ANADOLU İMAM HATİP LİSESİ</w:t>
-            </w:r>
-          </w:p>
-          <w:p>
-            <w:pPr>
-              <w:spacing w:after="0"/>
-              <w:jc w:val="center"/>
-            </w:pPr>
-            <w:r>
-              <w:rPr>
-                <w:rFonts w:ascii="Times New Roman" w:cs="Times New Roman" w:eastAsia="Times New Roman" w:hAnsi="Times New Roman"/>
-                <w:b/>
-                <w:bCs/>
-                <w:i w:val="false"/>
-                <w:iCs w:val="false"/>
-                <w:color w:val="15222E"/>
-                <w:sz w:val="23"/>
-                <w:szCs w:val="23"/>
               </w:rPr>
               <w:t xml:space="preserve">10. SINIF ARAPÇA DERSİ 1. DÖNEM 1. YAZILI SINAVI (BECERİ TEMELLİ)</w:t>
             </w:r>
@@ -122,7 +122,118 @@
           </w:tcPr>
           <w:p>
             <w:pPr>
-              <w:spacing w:after="0" w:line="270"/>
+              <w:spacing w:after="0" w:line="208"/>
+            </w:pPr>
+            <w:r>
+              <w:rPr>
+                <w:rFonts w:ascii="Times New Roman" w:cs="Times New Roman" w:eastAsia="Times New Roman" w:hAnsi="Times New Roman"/>
+                <w:b w:val="false"/>
+                <w:bCs w:val="false"/>
+                <w:i w:val="false"/>
+                <w:iCs w:val="false"/>
+                <w:color w:val="111111"/>
+                <w:sz w:val="17"/>
+                <w:szCs w:val="17"/>
+              </w:rPr>
+              <w:t xml:space="preserve">Adı Soyadı :  ………………………………………………………</w:t>
+            </w:r>
+          </w:p>
+        </w:tc>
+        <w:tc>
+          <w:tcPr>
+            <w:tcW w:type="dxa" w:w="1973"/>
+            <w:tcMar>
+              <w:top w:type="dxa" w:w="60"/>
+              <w:left w:type="dxa" w:w="90"/>
+              <w:bottom w:type="dxa" w:w="60"/>
+              <w:right w:type="dxa" w:w="90"/>
+            </w:tcMar>
+            <w:vAlign w:val="center"/>
+          </w:tcPr>
+          <w:p>
+            <w:pPr>
+              <w:spacing w:after="0" w:line="208"/>
+            </w:pPr>
+            <w:r>
+              <w:rPr>
+                <w:rFonts w:ascii="Times New Roman" w:cs="Times New Roman" w:eastAsia="Times New Roman" w:hAnsi="Times New Roman"/>
+                <w:b w:val="false"/>
+                <w:bCs w:val="false"/>
+                <w:i w:val="false"/>
+                <w:iCs w:val="false"/>
+                <w:color w:val="111111"/>
+                <w:sz w:val="17"/>
+                <w:szCs w:val="17"/>
+              </w:rPr>
+              <w:t xml:space="preserve">Sınıfı :  …………</w:t>
+            </w:r>
+          </w:p>
+        </w:tc>
+        <w:tc>
+          <w:tcPr>
+            <w:tcW w:type="dxa" w:w="1578"/>
+            <w:tcMar>
+              <w:top w:type="dxa" w:w="60"/>
+              <w:left w:type="dxa" w:w="90"/>
+              <w:bottom w:type="dxa" w:w="60"/>
+              <w:right w:type="dxa" w:w="90"/>
+            </w:tcMar>
+            <w:vAlign w:val="center"/>
+          </w:tcPr>
+          <w:p>
+            <w:pPr>
+              <w:spacing w:after="0" w:line="208"/>
+            </w:pPr>
+            <w:r>
+              <w:rPr>
+                <w:rFonts w:ascii="Times New Roman" w:cs="Times New Roman" w:eastAsia="Times New Roman" w:hAnsi="Times New Roman"/>
+                <w:b w:val="false"/>
+                <w:bCs w:val="false"/>
+                <w:i w:val="false"/>
+                <w:iCs w:val="false"/>
+                <w:color w:val="111111"/>
+                <w:sz w:val="17"/>
+                <w:szCs w:val="17"/>
+              </w:rPr>
+              <w:t xml:space="preserve">No :  ………</w:t>
+            </w:r>
+          </w:p>
+        </w:tc>
+        <w:tc>
+          <w:tcPr>
+            <w:tcW w:type="dxa" w:w="1381"/>
+            <w:shd w:fill="F2F6FA" w:color="auto" w:val="clear"/>
+            <w:tcMar>
+              <w:top w:type="dxa" w:w="60"/>
+              <w:left w:type="dxa" w:w="90"/>
+              <w:bottom w:type="dxa" w:w="60"/>
+              <w:right w:type="dxa" w:w="90"/>
+            </w:tcMar>
+            <w:vAlign w:val="center"/>
+          </w:tcPr>
+          <w:p>
+            <w:pPr>
+              <w:spacing w:after="0"/>
+              <w:jc w:val="center"/>
+            </w:pPr>
+            <w:r>
+              <w:rPr>
+                <w:rFonts w:ascii="Times New Roman" w:cs="Times New Roman" w:eastAsia="Times New Roman" w:hAnsi="Times New Roman"/>
+                <w:b/>
+                <w:bCs/>
+                <w:i w:val="false"/>
+                <w:iCs w:val="false"/>
+                <w:color w:val="39454F"/>
+                <w:sz w:val="15"/>
+                <w:szCs w:val="15"/>
+              </w:rPr>
+              <w:t xml:space="preserve">PUAN</w:t>
+            </w:r>
+          </w:p>
+          <w:p>
+            <w:pPr>
+              <w:spacing w:after="12" w:before="18"/>
+              <w:jc w:val="center"/>
             </w:pPr>
             <w:r>
               <w:rPr>
@@ -135,141 +246,12 @@
                 <w:sz w:val="20"/>
                 <w:szCs w:val="20"/>
               </w:rPr>
-              <w:t xml:space="preserve">Adı Soyadı :  ………………………………………………………</w:t>
-            </w:r>
-          </w:p>
-        </w:tc>
-        <w:tc>
-          <w:tcPr>
-            <w:tcW w:type="dxa" w:w="1973"/>
-            <w:tcMar>
-              <w:top w:type="dxa" w:w="60"/>
-              <w:left w:type="dxa" w:w="90"/>
-              <w:bottom w:type="dxa" w:w="60"/>
-              <w:right w:type="dxa" w:w="90"/>
-            </w:tcMar>
-            <w:vAlign w:val="center"/>
-          </w:tcPr>
-          <w:p>
-            <w:pPr>
-              <w:spacing w:after="0" w:line="270"/>
-            </w:pPr>
-            <w:r>
-              <w:rPr>
-                <w:rFonts w:ascii="Times New Roman" w:cs="Times New Roman" w:eastAsia="Times New Roman" w:hAnsi="Times New Roman"/>
-                <w:b w:val="false"/>
-                <w:bCs w:val="false"/>
-                <w:i w:val="false"/>
-                <w:iCs w:val="false"/>
-                <w:color w:val="111111"/>
-                <w:sz w:val="20"/>
-                <w:szCs w:val="20"/>
-              </w:rPr>
-              <w:t xml:space="preserve">Sınıfı :  …………</w:t>
-            </w:r>
-          </w:p>
-        </w:tc>
-        <w:tc>
-          <w:tcPr>
-            <w:tcW w:type="dxa" w:w="1578"/>
-            <w:tcMar>
-              <w:top w:type="dxa" w:w="60"/>
-              <w:left w:type="dxa" w:w="90"/>
-              <w:bottom w:type="dxa" w:w="60"/>
-              <w:right w:type="dxa" w:w="90"/>
-            </w:tcMar>
-            <w:vAlign w:val="center"/>
-          </w:tcPr>
-          <w:p>
-            <w:pPr>
-              <w:spacing w:after="0" w:line="270"/>
-            </w:pPr>
-            <w:r>
-              <w:rPr>
-                <w:rFonts w:ascii="Times New Roman" w:cs="Times New Roman" w:eastAsia="Times New Roman" w:hAnsi="Times New Roman"/>
-                <w:b w:val="false"/>
-                <w:bCs w:val="false"/>
-                <w:i w:val="false"/>
-                <w:iCs w:val="false"/>
-                <w:color w:val="111111"/>
-                <w:sz w:val="20"/>
-                <w:szCs w:val="20"/>
-              </w:rPr>
-              <w:t xml:space="preserve">No :  ………</w:t>
-            </w:r>
-          </w:p>
-        </w:tc>
-        <w:tc>
-          <w:tcPr>
-            <w:tcW w:type="dxa" w:w="1381"/>
-            <w:shd w:fill="F2F6FA" w:color="auto" w:val="clear"/>
-            <w:tcMar>
-              <w:top w:type="dxa" w:w="60"/>
-              <w:left w:type="dxa" w:w="90"/>
-              <w:bottom w:type="dxa" w:w="60"/>
-              <w:right w:type="dxa" w:w="90"/>
-            </w:tcMar>
-            <w:vAlign w:val="center"/>
-          </w:tcPr>
-          <w:p>
-            <w:pPr>
-              <w:spacing w:after="0"/>
-              <w:jc w:val="center"/>
-            </w:pPr>
-            <w:r>
-              <w:rPr>
-                <w:rFonts w:ascii="Times New Roman" w:cs="Times New Roman" w:eastAsia="Times New Roman" w:hAnsi="Times New Roman"/>
-                <w:b/>
-                <w:bCs/>
-                <w:i w:val="false"/>
-                <w:iCs w:val="false"/>
-                <w:color w:val="39454F"/>
-                <w:sz w:val="18"/>
-                <w:szCs w:val="18"/>
-              </w:rPr>
-              <w:t xml:space="preserve">PUAN</w:t>
-            </w:r>
-          </w:p>
-          <w:p>
-            <w:pPr>
-              <w:spacing w:after="40" w:before="60"/>
-              <w:jc w:val="center"/>
-            </w:pPr>
-            <w:r>
-              <w:rPr>
-                <w:rFonts w:ascii="Times New Roman" w:cs="Times New Roman" w:eastAsia="Times New Roman" w:hAnsi="Times New Roman"/>
-                <w:b w:val="false"/>
-                <w:bCs w:val="false"/>
-                <w:i w:val="false"/>
-                <w:iCs w:val="false"/>
-                <w:color w:val="111111"/>
-                <w:sz w:val="24"/>
-                <w:szCs w:val="24"/>
-              </w:rPr>
               <w:t xml:space="preserve"/>
             </w:r>
           </w:p>
         </w:tc>
       </w:tr>
     </w:tbl>
-    <w:p>
-      <w:pPr>
-        <w:spacing w:after="110"/>
-      </w:pPr>
-      <w:r>
-        <w:rPr>
-          <w:rFonts w:ascii="Times New Roman" w:cs="Times New Roman" w:eastAsia="Times New Roman" w:hAnsi="Times New Roman"/>
-          <w:b w:val="false"/>
-          <w:bCs w:val="false"/>
-          <w:i w:val="false"/>
-          <w:iCs w:val="false"/>
-          <w:color w:val="111111"/>
-          <w:sz w:val="21"/>
-          <w:szCs w:val="21"/>
-        </w:rPr>
-        <w:t xml:space="preserve"/>
-      </w:r>
-    </w:p>
     <w:tbl>
       <w:tblPr>
         <w:tblW w:type="dxa" w:w="9864"/>
@@ -300,7 +282,7 @@
           </w:tcPr>
           <w:p>
             <w:pPr>
-              <w:spacing w:after="40"/>
+              <w:spacing w:after="12"/>
             </w:pPr>
             <w:r>
               <w:rPr>
@@ -310,15 +292,15 @@
                 <w:i w:val="false"/>
                 <w:iCs w:val="false"/>
                 <w:color w:val="2B3742"/>
-                <w:sz w:val="18"/>
-                <w:szCs w:val="18"/>
+                <w:sz w:val="15"/>
+                <w:szCs w:val="15"/>
               </w:rPr>
               <w:t xml:space="preserve">AÇIKLAMALAR</w:t>
             </w:r>
           </w:p>
           <w:p>
             <w:pPr>
-              <w:spacing w:after="20" w:line="250"/>
+              <w:spacing w:after="6" w:line="208"/>
               <w:ind w:left="170" w:hanging="170"/>
             </w:pPr>
             <w:r>
@@ -329,15 +311,15 @@
                 <w:i w:val="false"/>
                 <w:iCs w:val="false"/>
                 <w:color w:val="2B3742"/>
-                <w:sz w:val="18"/>
-                <w:szCs w:val="18"/>
+                <w:sz w:val="15"/>
+                <w:szCs w:val="15"/>
               </w:rPr>
               <w:t xml:space="preserve">•  Sınav süresi bir ders saatidir.</w:t>
             </w:r>
           </w:p>
           <w:p>
             <w:pPr>
-              <w:spacing w:after="20" w:line="250"/>
+              <w:spacing w:after="6" w:line="208"/>
               <w:ind w:left="170" w:hanging="170"/>
             </w:pPr>
             <w:r>
@@ -348,15 +330,15 @@
                 <w:i w:val="false"/>
                 <w:iCs w:val="false"/>
                 <w:color w:val="2B3742"/>
-                <w:sz w:val="18"/>
-                <w:szCs w:val="18"/>
+                <w:sz w:val="15"/>
+                <w:szCs w:val="15"/>
               </w:rPr>
               <w:t xml:space="preserve">•  Bu sınav dinleme, okuma, söz varlığı ve yazma becerilerini birlikte ölçer.</w:t>
             </w:r>
           </w:p>
           <w:p>
             <w:pPr>
-              <w:spacing w:after="20" w:line="250"/>
+              <w:spacing w:after="6" w:line="208"/>
               <w:ind w:left="170" w:hanging="170"/>
             </w:pPr>
             <w:r>
@@ -367,15 +349,15 @@
                 <w:i w:val="false"/>
                 <w:iCs w:val="false"/>
                 <w:color w:val="2B3742"/>
-                <w:sz w:val="18"/>
-                <w:szCs w:val="18"/>
+                <w:sz w:val="15"/>
+                <w:szCs w:val="15"/>
               </w:rPr>
               <w:t xml:space="preserve">•  Dinleme metni öğretmeniniz tarafından iki kez okunacaktır.</w:t>
             </w:r>
           </w:p>
           <w:p>
             <w:pPr>
-              <w:spacing w:after="20" w:line="250"/>
+              <w:spacing w:after="6" w:line="208"/>
               <w:ind w:left="170" w:hanging="170"/>
             </w:pPr>
             <w:r>
@@ -386,15 +368,15 @@
                 <w:i w:val="false"/>
                 <w:iCs w:val="false"/>
                 <w:color w:val="2B3742"/>
-                <w:sz w:val="18"/>
-                <w:szCs w:val="18"/>
+                <w:sz w:val="15"/>
+                <w:szCs w:val="15"/>
               </w:rPr>
               <w:t xml:space="preserve">•  Okuma parçasındaki bilinmeyen kelimeler için parçanın bütününden yararlanınız.</w:t>
             </w:r>
           </w:p>
           <w:p>
             <w:pPr>
-              <w:spacing w:after="20" w:line="250"/>
+              <w:spacing w:after="6" w:line="208"/>
               <w:ind w:left="170" w:hanging="170"/>
             </w:pPr>
             <w:r>
@@ -405,8 +387,8 @@
                 <w:i w:val="false"/>
                 <w:iCs w:val="false"/>
                 <w:color w:val="2B3742"/>
-                <w:sz w:val="18"/>
-                <w:szCs w:val="18"/>
+                <w:sz w:val="15"/>
+                <w:szCs w:val="15"/>
               </w:rPr>
               <w:t xml:space="preserve">•  Yazma görevi dereceli puanlama anahtarı ile değerlendirilecektir.</w:t>
             </w:r>
@@ -419,7 +401,7 @@
         <w:tabs>
           <w:tab w:val="right" w:pos="9864"/>
         </w:tabs>
-        <w:spacing w:after="90" w:before="220" w:line="280"/>
+        <w:spacing w:after="27" w:before="66" w:line="208"/>
         <w:ind w:left="340" w:hanging="340"/>
       </w:pPr>
       <w:r>
@@ -430,16 +412,16 @@
           <w:i w:val="false"/>
           <w:iCs w:val="false"/>
           <w:color w:val="111111"/>
-          <w:sz w:val="21"/>
-          <w:szCs w:val="21"/>
+          <w:sz w:val="17"/>
+          <w:szCs w:val="17"/>
         </w:rPr>
         <w:t xml:space="preserve">1.</w:t>
       </w:r>
       <w:r>
         <w:rPr>
           <w:rFonts w:ascii="Times New Roman" w:cs="Times New Roman" w:eastAsia="Times New Roman" w:hAnsi="Times New Roman"/>
-          <w:sz w:val="21"/>
-          <w:szCs w:val="21"/>
+          <w:sz w:val="17"/>
+          <w:szCs w:val="17"/>
         </w:rPr>
         <w:tab/>
       </w:r>
@@ -451,16 +433,16 @@
           <w:i w:val="false"/>
           <w:iCs w:val="false"/>
           <w:color w:val="111111"/>
-          <w:sz w:val="21"/>
-          <w:szCs w:val="21"/>
+          <w:sz w:val="17"/>
+          <w:szCs w:val="17"/>
         </w:rPr>
         <w:t xml:space="preserve">Aşağıdaki metni okuyunuz ve soruları cevaplayınız.</w:t>
       </w:r>
       <w:r>
         <w:rPr>
           <w:rFonts w:ascii="Times New Roman" w:cs="Times New Roman" w:eastAsia="Times New Roman" w:hAnsi="Times New Roman"/>
-          <w:sz w:val="21"/>
-          <w:szCs w:val="21"/>
+          <w:sz w:val="17"/>
+          <w:szCs w:val="17"/>
         </w:rPr>
         <w:tab/>
       </w:r>
@@ -472,8 +454,8 @@
           <w:i w:val="false"/>
           <w:iCs w:val="false"/>
           <w:color w:val="55636F"/>
-          <w:sz w:val="18"/>
-          <w:szCs w:val="18"/>
+          <w:sz w:val="15"/>
+          <w:szCs w:val="15"/>
         </w:rPr>
         <w:t xml:space="preserve">(15 puan)</w:t>
       </w:r>
@@ -509,7 +491,7 @@
           <w:p>
             <w:pPr>
               <w:bidi/>
-              <w:spacing w:after="110"/>
+              <w:spacing w:after="33"/>
               <w:jc w:val="center"/>
             </w:pPr>
             <w:r>
@@ -518,8 +500,8 @@
                 <w:b/>
                 <w:bCs/>
                 <w:color w:val="111111"/>
-                <w:sz w:val="32"/>
-                <w:szCs w:val="32"/>
+                <w:sz w:val="27"/>
+                <w:szCs w:val="27"/>
                 <w:rtl/>
               </w:rPr>
               <w:t xml:space="preserve">اَلتَّاجِرُ الْأَمِينُ</w:t>
@@ -528,7 +510,7 @@
           <w:p>
             <w:pPr>
               <w:bidi/>
-              <w:spacing w:after="60" w:line="400"/>
+              <w:spacing w:after="18" w:line="208"/>
             </w:pPr>
             <w:r>
               <w:rPr>
@@ -536,8 +518,8 @@
                 <w:b w:val="false"/>
                 <w:bCs w:val="false"/>
                 <w:color w:val="111111"/>
-                <w:sz w:val="30"/>
-                <w:szCs w:val="30"/>
+                <w:sz w:val="26"/>
+                <w:szCs w:val="26"/>
                 <w:rtl/>
               </w:rPr>
               <w:t xml:space="preserve">كَانَ فِي مَدِينَتِنَا تَاجِرٌ اسْمُهُ سَعِيدٌ، وَكَانَ مَعْرُوفًا بِالصِّدْقِ وَالْأَمَانَةِ.</w:t>
@@ -546,7 +528,7 @@
           <w:p>
             <w:pPr>
               <w:bidi/>
-              <w:spacing w:after="60" w:line="400"/>
+              <w:spacing w:after="18" w:line="208"/>
             </w:pPr>
             <w:r>
               <w:rPr>
@@ -554,8 +536,8 @@
                 <w:b w:val="false"/>
                 <w:bCs w:val="false"/>
                 <w:color w:val="111111"/>
-                <w:sz w:val="30"/>
-                <w:szCs w:val="30"/>
+                <w:sz w:val="26"/>
+                <w:szCs w:val="26"/>
                 <w:rtl/>
               </w:rPr>
               <w:t xml:space="preserve">فِي أَحَدِ الْأَيَّامِ، جَاءَ إِلَى دُكَّانِهِ رَجُلٌ فَقِيرٌ وَاشْتَرَى مِنْهُ قَمِيصًا رَخِيصًا.</w:t>
@@ -564,7 +546,7 @@
           <w:p>
             <w:pPr>
               <w:bidi/>
-              <w:spacing w:after="60" w:line="400"/>
+              <w:spacing w:after="18" w:line="208"/>
             </w:pPr>
             <w:r>
               <w:rPr>
@@ -572,8 +554,8 @@
                 <w:b w:val="false"/>
                 <w:bCs w:val="false"/>
                 <w:color w:val="111111"/>
-                <w:sz w:val="30"/>
-                <w:szCs w:val="30"/>
+                <w:sz w:val="26"/>
+                <w:szCs w:val="26"/>
                 <w:rtl/>
               </w:rPr>
               <w:t xml:space="preserve">وَبَعْدَ سَاعَةٍ، اِكْتَشَفَ سَعِيدٌ أَنَّ الرَّجُلَ نَسِيَ مَحْفَظَتَهُ عَلَى الطَّاوِلَةِ.</w:t>
@@ -582,7 +564,7 @@
           <w:p>
             <w:pPr>
               <w:bidi/>
-              <w:spacing w:after="60" w:line="400"/>
+              <w:spacing w:after="18" w:line="208"/>
             </w:pPr>
             <w:r>
               <w:rPr>
@@ -590,8 +572,8 @@
                 <w:b w:val="false"/>
                 <w:bCs w:val="false"/>
                 <w:color w:val="111111"/>
-                <w:sz w:val="30"/>
-                <w:szCs w:val="30"/>
+                <w:sz w:val="26"/>
+                <w:szCs w:val="26"/>
                 <w:rtl/>
               </w:rPr>
               <w:t xml:space="preserve">فَتَحَ سَعِيدٌ الْمَحْفَظَةَ فَوَجَدَ فِيهَا نُقُودًا كَثِيرَةً وَبِطَاقَةً عَلَيْهَا عُنْوَانُ صَاحِبِهَا.</w:t>
@@ -600,7 +582,7 @@
           <w:p>
             <w:pPr>
               <w:bidi/>
-              <w:spacing w:after="60" w:line="400"/>
+              <w:spacing w:after="18" w:line="208"/>
             </w:pPr>
             <w:r>
               <w:rPr>
@@ -608,8 +590,8 @@
                 <w:b w:val="false"/>
                 <w:bCs w:val="false"/>
                 <w:color w:val="111111"/>
-                <w:sz w:val="30"/>
-                <w:szCs w:val="30"/>
+                <w:sz w:val="26"/>
+                <w:szCs w:val="26"/>
                 <w:rtl/>
               </w:rPr>
               <w:t xml:space="preserve">أَغْلَقَ التَّاجِرُ دُكَّانَهُ وَذَهَبَ إِلَى ذَلِكَ الْعُنْوَانِ بِسَيَّارَتِهِ.</w:t>
@@ -618,7 +600,7 @@
           <w:p>
             <w:pPr>
               <w:bidi/>
-              <w:spacing w:after="60" w:line="400"/>
+              <w:spacing w:after="18" w:line="208"/>
             </w:pPr>
             <w:r>
               <w:rPr>
@@ -626,8 +608,8 @@
                 <w:b w:val="false"/>
                 <w:bCs w:val="false"/>
                 <w:color w:val="111111"/>
-                <w:sz w:val="30"/>
-                <w:szCs w:val="30"/>
+                <w:sz w:val="26"/>
+                <w:szCs w:val="26"/>
                 <w:rtl/>
               </w:rPr>
               <w:t xml:space="preserve">وَلَمَّا وَصَلَ، وَجَدَ الرَّجُلَ حَزِينًا لِأَنَّهُ فَقَدَ مَالَ عِلَاجِ ابْنِهِ الْمَرِيضِ.</w:t>
@@ -636,7 +618,7 @@
           <w:p>
             <w:pPr>
               <w:bidi/>
-              <w:spacing w:after="60" w:line="400"/>
+              <w:spacing w:after="18" w:line="208"/>
             </w:pPr>
             <w:r>
               <w:rPr>
@@ -644,8 +626,8 @@
                 <w:b w:val="false"/>
                 <w:bCs w:val="false"/>
                 <w:color w:val="111111"/>
-                <w:sz w:val="30"/>
-                <w:szCs w:val="30"/>
+                <w:sz w:val="26"/>
+                <w:szCs w:val="26"/>
                 <w:rtl/>
               </w:rPr>
               <w:t xml:space="preserve">أَعْطَاهُ سَعِيدٌ الْمَحْفَظَةَ وَقَالَ لَهُ: «هَذِهِ أَمَانَتُكَ، وَالْأَمَانَةُ وَاجِبَةٌ عَلَيْنَا.»</w:t>
@@ -654,7 +636,7 @@
           <w:p>
             <w:pPr>
               <w:bidi/>
-              <w:spacing w:after="60" w:line="400"/>
+              <w:spacing w:after="18" w:line="208"/>
             </w:pPr>
             <w:r>
               <w:rPr>
@@ -662,8 +644,8 @@
                 <w:b w:val="false"/>
                 <w:bCs w:val="false"/>
                 <w:color w:val="111111"/>
-                <w:sz w:val="30"/>
-                <w:szCs w:val="30"/>
+                <w:sz w:val="26"/>
+                <w:szCs w:val="26"/>
                 <w:rtl/>
               </w:rPr>
               <w:t xml:space="preserve">شَكَرَهُ الرَّجُلُ كَثِيرًا وَدَعَا لَهُ بِالْخَيْرِ وَالْبَرَكَةِ.</w:t>
@@ -672,7 +654,7 @@
           <w:p>
             <w:pPr>
               <w:bidi/>
-              <w:spacing w:after="60" w:line="400"/>
+              <w:spacing w:after="18" w:line="208"/>
             </w:pPr>
             <w:r>
               <w:rPr>
@@ -680,8 +662,8 @@
                 <w:b w:val="false"/>
                 <w:bCs w:val="false"/>
                 <w:color w:val="111111"/>
-                <w:sz w:val="30"/>
-                <w:szCs w:val="30"/>
+                <w:sz w:val="26"/>
+                <w:szCs w:val="26"/>
                 <w:rtl/>
               </w:rPr>
               <w:t xml:space="preserve">وَفِي الْيَوْمِ التَّالِي، تَحَدَّثَ النَّاسُ عَنْ أَمَانَةِ سَعِيدٍ فِي كُلِّ مَكَانٍ.</w:t>
@@ -690,7 +672,7 @@
           <w:p>
             <w:pPr>
               <w:bidi/>
-              <w:spacing w:after="60" w:line="400"/>
+              <w:spacing w:after="18" w:line="208"/>
             </w:pPr>
             <w:r>
               <w:rPr>
@@ -698,8 +680,8 @@
                 <w:b w:val="false"/>
                 <w:bCs w:val="false"/>
                 <w:color w:val="111111"/>
-                <w:sz w:val="30"/>
-                <w:szCs w:val="30"/>
+                <w:sz w:val="26"/>
+                <w:szCs w:val="26"/>
                 <w:rtl/>
               </w:rPr>
               <w:t xml:space="preserve">وَهَكَذَا صَارَ دُكَّانُهُ أَشْهَرَ دُكَّانٍ فِي الْمَدِينَةِ.</w:t>
@@ -708,7 +690,7 @@
           <w:p>
             <w:pPr>
               <w:bidi/>
-              <w:spacing w:after="60" w:line="400"/>
+              <w:spacing w:after="18" w:line="208"/>
             </w:pPr>
             <w:r>
               <w:rPr>
@@ -716,8 +698,8 @@
                 <w:b w:val="false"/>
                 <w:bCs w:val="false"/>
                 <w:color w:val="111111"/>
-                <w:sz w:val="30"/>
-                <w:szCs w:val="30"/>
+                <w:sz w:val="26"/>
+                <w:szCs w:val="26"/>
                 <w:rtl/>
               </w:rPr>
               <w:t xml:space="preserve">إِنَّ الصَّادِقَ الْأَمِينَ لَا يَخْسَرُ أَبَدًا.</w:t>
@@ -728,7 +710,7 @@
     </w:tbl>
     <w:p>
       <w:pPr>
-        <w:spacing w:after="60"/>
+        <w:spacing w:after="18"/>
       </w:pPr>
       <w:r>
         <w:rPr>
@@ -738,8 +720,8 @@
           <w:i w:val="false"/>
           <w:iCs w:val="false"/>
           <w:color w:val="111111"/>
-          <w:sz w:val="21"/>
-          <w:szCs w:val="21"/>
+          <w:sz w:val="17"/>
+          <w:szCs w:val="17"/>
         </w:rPr>
         <w:t xml:space="preserve"/>
       </w:r>
@@ -748,7 +730,7 @@
       <w:pPr>
         <w:keepNext/>
         <w:bidi/>
-        <w:spacing w:after="40" w:before="0" w:line="300"/>
+        <w:spacing w:after="12" w:before="0" w:line="208"/>
         <w:ind w:left="340"/>
       </w:pPr>
       <w:r>
@@ -759,8 +741,8 @@
           <w:i w:val="false"/>
           <w:iCs w:val="false"/>
           <w:color w:val="111111"/>
-          <w:sz w:val="20"/>
-          <w:szCs w:val="20"/>
+          <w:sz w:val="17"/>
+          <w:szCs w:val="17"/>
         </w:rPr>
         <w:t xml:space="preserve">a.‎  </w:t>
       </w:r>
@@ -770,8 +752,8 @@
           <w:b w:val="false"/>
           <w:bCs w:val="false"/>
           <w:color w:val="111111"/>
-          <w:sz w:val="28"/>
-          <w:szCs w:val="28"/>
+          <w:sz w:val="25"/>
+          <w:szCs w:val="25"/>
           <w:rtl/>
         </w:rPr>
         <w:t xml:space="preserve">لِمَاذَا كَانَ الرَّجُلُ حَزِينًا؟</w:t>
@@ -817,7 +799,7 @@
           <w:p>
             <w:pPr>
               <w:bidi/>
-              <w:spacing w:after="0" w:line="330"/>
+              <w:spacing w:after="0" w:line="208"/>
             </w:pPr>
             <w:r>
               <w:rPr>
@@ -827,8 +809,8 @@
                 <w:i w:val="false"/>
                 <w:iCs w:val="false"/>
                 <w:color w:val="111111"/>
-                <w:sz w:val="20"/>
-                <w:szCs w:val="20"/>
+                <w:sz w:val="17"/>
+                <w:szCs w:val="17"/>
               </w:rPr>
               <w:t xml:space="preserve">B.‎  </w:t>
             </w:r>
@@ -838,8 +820,8 @@
                 <w:b w:val="false"/>
                 <w:bCs w:val="false"/>
                 <w:color w:val="111111"/>
-                <w:sz w:val="28"/>
-                <w:szCs w:val="28"/>
+                <w:sz w:val="25"/>
+                <w:szCs w:val="25"/>
                 <w:rtl/>
               </w:rPr>
               <w:t xml:space="preserve">لِأَنَّهُ لَمْ يَجِدْ قَمِيصًا</w:t>
@@ -866,7 +848,7 @@
           <w:p>
             <w:pPr>
               <w:bidi/>
-              <w:spacing w:after="0" w:line="330"/>
+              <w:spacing w:after="0" w:line="208"/>
             </w:pPr>
             <w:r>
               <w:rPr>
@@ -876,8 +858,8 @@
                 <w:i w:val="false"/>
                 <w:iCs w:val="false"/>
                 <w:color w:val="111111"/>
-                <w:sz w:val="20"/>
-                <w:szCs w:val="20"/>
+                <w:sz w:val="17"/>
+                <w:szCs w:val="17"/>
               </w:rPr>
               <w:t xml:space="preserve">A.‎  </w:t>
             </w:r>
@@ -887,8 +869,8 @@
                 <w:b w:val="false"/>
                 <w:bCs w:val="false"/>
                 <w:color w:val="111111"/>
-                <w:sz w:val="28"/>
-                <w:szCs w:val="28"/>
+                <w:sz w:val="25"/>
+                <w:szCs w:val="25"/>
                 <w:rtl/>
               </w:rPr>
               <w:t xml:space="preserve">لِأَنَّهُ فَقَدَ مَالَ عِلَاجِ ابْنِهِ</w:t>
@@ -920,7 +902,7 @@
           <w:p>
             <w:pPr>
               <w:bidi/>
-              <w:spacing w:after="0" w:line="330"/>
+              <w:spacing w:after="0" w:line="208"/>
             </w:pPr>
             <w:r>
               <w:rPr>
@@ -930,8 +912,8 @@
                 <w:i w:val="false"/>
                 <w:iCs w:val="false"/>
                 <w:color w:val="111111"/>
-                <w:sz w:val="20"/>
-                <w:szCs w:val="20"/>
+                <w:sz w:val="17"/>
+                <w:szCs w:val="17"/>
               </w:rPr>
               <w:t xml:space="preserve">D.‎  </w:t>
             </w:r>
@@ -941,8 +923,8 @@
                 <w:b w:val="false"/>
                 <w:bCs w:val="false"/>
                 <w:color w:val="111111"/>
-                <w:sz w:val="28"/>
-                <w:szCs w:val="28"/>
+                <w:sz w:val="25"/>
+                <w:szCs w:val="25"/>
                 <w:rtl/>
               </w:rPr>
               <w:t xml:space="preserve">لِأَنَّهُ نَسِيَ عُنْوَانَ بَيْتِهِ</w:t>
@@ -969,7 +951,7 @@
           <w:p>
             <w:pPr>
               <w:bidi/>
-              <w:spacing w:after="0" w:line="330"/>
+              <w:spacing w:after="0" w:line="208"/>
             </w:pPr>
             <w:r>
               <w:rPr>
@@ -979,8 +961,8 @@
                 <w:i w:val="false"/>
                 <w:iCs w:val="false"/>
                 <w:color w:val="111111"/>
-                <w:sz w:val="20"/>
-                <w:szCs w:val="20"/>
+                <w:sz w:val="17"/>
+                <w:szCs w:val="17"/>
               </w:rPr>
               <w:t xml:space="preserve">C.‎  </w:t>
             </w:r>
@@ -990,8 +972,8 @@
                 <w:b w:val="false"/>
                 <w:bCs w:val="false"/>
                 <w:color w:val="111111"/>
-                <w:sz w:val="28"/>
-                <w:szCs w:val="28"/>
+                <w:sz w:val="25"/>
+                <w:szCs w:val="25"/>
                 <w:rtl/>
               </w:rPr>
               <w:t xml:space="preserve">لِأَنَّ دُكَّانَ سَعِيدٍ أُغْلِقَ</w:t>
@@ -1004,7 +986,7 @@
       <w:pPr>
         <w:keepNext/>
         <w:bidi/>
-        <w:spacing w:after="40" w:before="150" w:line="300"/>
+        <w:spacing w:after="12" w:before="45" w:line="208"/>
         <w:ind w:left="340"/>
       </w:pPr>
       <w:r>
@@ -1015,8 +997,8 @@
           <w:i w:val="false"/>
           <w:iCs w:val="false"/>
           <w:color w:val="111111"/>
-          <w:sz w:val="20"/>
-          <w:szCs w:val="20"/>
+          <w:sz w:val="17"/>
+          <w:szCs w:val="17"/>
         </w:rPr>
         <w:t xml:space="preserve">b.‎  </w:t>
       </w:r>
@@ -1026,8 +1008,8 @@
           <w:b w:val="false"/>
           <w:bCs w:val="false"/>
           <w:color w:val="111111"/>
-          <w:sz w:val="28"/>
-          <w:szCs w:val="28"/>
+          <w:sz w:val="25"/>
+          <w:szCs w:val="25"/>
           <w:rtl/>
         </w:rPr>
         <w:t xml:space="preserve">مَا الْفِكْرَةُ الرَّئِيسَةُ لِلنَّصِّ؟</w:t>
@@ -1073,7 +1055,7 @@
           <w:p>
             <w:pPr>
               <w:bidi/>
-              <w:spacing w:after="0" w:line="330"/>
+              <w:spacing w:after="0" w:line="208"/>
             </w:pPr>
             <w:r>
               <w:rPr>
@@ -1083,8 +1065,8 @@
                 <w:i w:val="false"/>
                 <w:iCs w:val="false"/>
                 <w:color w:val="111111"/>
-                <w:sz w:val="20"/>
-                <w:szCs w:val="20"/>
+                <w:sz w:val="17"/>
+                <w:szCs w:val="17"/>
               </w:rPr>
               <w:t xml:space="preserve">B.‎  </w:t>
             </w:r>
@@ -1094,8 +1076,8 @@
                 <w:b w:val="false"/>
                 <w:bCs w:val="false"/>
                 <w:color w:val="111111"/>
-                <w:sz w:val="28"/>
-                <w:szCs w:val="28"/>
+                <w:sz w:val="25"/>
+                <w:szCs w:val="25"/>
                 <w:rtl/>
               </w:rPr>
               <w:t xml:space="preserve">أَنَّ الْأَمَانَةَ تَرْفَعُ صَاحِبَهَا</w:t>
@@ -1122,7 +1104,7 @@
           <w:p>
             <w:pPr>
               <w:bidi/>
-              <w:spacing w:after="0" w:line="330"/>
+              <w:spacing w:after="0" w:line="208"/>
             </w:pPr>
             <w:r>
               <w:rPr>
@@ -1132,8 +1114,8 @@
                 <w:i w:val="false"/>
                 <w:iCs w:val="false"/>
                 <w:color w:val="111111"/>
-                <w:sz w:val="20"/>
-                <w:szCs w:val="20"/>
+                <w:sz w:val="17"/>
+                <w:szCs w:val="17"/>
               </w:rPr>
               <w:t xml:space="preserve">A.‎  </w:t>
             </w:r>
@@ -1143,8 +1125,8 @@
                 <w:b w:val="false"/>
                 <w:bCs w:val="false"/>
                 <w:color w:val="111111"/>
-                <w:sz w:val="28"/>
-                <w:szCs w:val="28"/>
+                <w:sz w:val="25"/>
+                <w:szCs w:val="25"/>
                 <w:rtl/>
               </w:rPr>
               <w:t xml:space="preserve">أَهَمِّيَّةُ التِّجَارَةِ فِي الْمَدِينَةِ</w:t>
@@ -1176,7 +1158,7 @@
           <w:p>
             <w:pPr>
               <w:bidi/>
-              <w:spacing w:after="0" w:line="330"/>
+              <w:spacing w:after="0" w:line="208"/>
             </w:pPr>
             <w:r>
               <w:rPr>
@@ -1186,8 +1168,8 @@
                 <w:i w:val="false"/>
                 <w:iCs w:val="false"/>
                 <w:color w:val="111111"/>
-                <w:sz w:val="20"/>
-                <w:szCs w:val="20"/>
+                <w:sz w:val="17"/>
+                <w:szCs w:val="17"/>
               </w:rPr>
               <w:t xml:space="preserve">D.‎  </w:t>
             </w:r>
@@ -1197,8 +1179,8 @@
                 <w:b w:val="false"/>
                 <w:bCs w:val="false"/>
                 <w:color w:val="111111"/>
-                <w:sz w:val="28"/>
-                <w:szCs w:val="28"/>
+                <w:sz w:val="25"/>
+                <w:szCs w:val="25"/>
                 <w:rtl/>
               </w:rPr>
               <w:t xml:space="preserve">وَصْفُ دُكَّانٍ قَدِيمٍ فِي السُّوقِ</w:t>
@@ -1225,7 +1207,7 @@
           <w:p>
             <w:pPr>
               <w:bidi/>
-              <w:spacing w:after="0" w:line="330"/>
+              <w:spacing w:after="0" w:line="208"/>
             </w:pPr>
             <w:r>
               <w:rPr>
@@ -1235,8 +1217,8 @@
                 <w:i w:val="false"/>
                 <w:iCs w:val="false"/>
                 <w:color w:val="111111"/>
-                <w:sz w:val="20"/>
-                <w:szCs w:val="20"/>
+                <w:sz w:val="17"/>
+                <w:szCs w:val="17"/>
               </w:rPr>
               <w:t xml:space="preserve">C.‎  </w:t>
             </w:r>
@@ -1246,8 +1228,8 @@
                 <w:b w:val="false"/>
                 <w:bCs w:val="false"/>
                 <w:color w:val="111111"/>
-                <w:sz w:val="28"/>
-                <w:szCs w:val="28"/>
+                <w:sz w:val="25"/>
+                <w:szCs w:val="25"/>
                 <w:rtl/>
               </w:rPr>
               <w:t xml:space="preserve">أَنَّ الْفَقْرَ سَبَبُ الْحُزْنِ</w:t>
@@ -1260,7 +1242,7 @@
       <w:pPr>
         <w:keepNext/>
         <w:bidi/>
-        <w:spacing w:after="40" w:before="150" w:line="300"/>
+        <w:spacing w:after="12" w:before="45" w:line="208"/>
         <w:ind w:left="340"/>
       </w:pPr>
       <w:r>
@@ -1271,8 +1253,8 @@
           <w:i w:val="false"/>
           <w:iCs w:val="false"/>
           <w:color w:val="111111"/>
-          <w:sz w:val="20"/>
-          <w:szCs w:val="20"/>
+          <w:sz w:val="17"/>
+          <w:szCs w:val="17"/>
         </w:rPr>
         <w:t xml:space="preserve">c.‎  </w:t>
       </w:r>
@@ -1282,8 +1264,8 @@
           <w:b w:val="false"/>
           <w:bCs w:val="false"/>
           <w:color w:val="111111"/>
-          <w:sz w:val="28"/>
-          <w:szCs w:val="28"/>
+          <w:sz w:val="25"/>
+          <w:szCs w:val="25"/>
           <w:rtl/>
         </w:rPr>
         <w:t xml:space="preserve">مَاذَا نَفْهَمُ مِنْ جُمْلَةِ «صَارَ دُكَّانُهُ أَشْهَرَ دُكَّانٍ فِي الْمَدِينَةِ»؟</w:t>
@@ -1329,7 +1311,7 @@
           <w:p>
             <w:pPr>
               <w:bidi/>
-              <w:spacing w:after="0" w:line="330"/>
+              <w:spacing w:after="0" w:line="208"/>
             </w:pPr>
             <w:r>
               <w:rPr>
@@ -1339,8 +1321,8 @@
                 <w:i w:val="false"/>
                 <w:iCs w:val="false"/>
                 <w:color w:val="111111"/>
-                <w:sz w:val="20"/>
-                <w:szCs w:val="20"/>
+                <w:sz w:val="17"/>
+                <w:szCs w:val="17"/>
               </w:rPr>
               <w:t xml:space="preserve">B.‎  </w:t>
             </w:r>
@@ -1350,8 +1332,8 @@
                 <w:b w:val="false"/>
                 <w:bCs w:val="false"/>
                 <w:color w:val="111111"/>
-                <w:sz w:val="28"/>
-                <w:szCs w:val="28"/>
+                <w:sz w:val="25"/>
+                <w:szCs w:val="25"/>
                 <w:rtl/>
               </w:rPr>
               <w:t xml:space="preserve">أَنَّ الدُّكَّانَ كَبِيرٌ جِدًّا</w:t>
@@ -1378,7 +1360,7 @@
           <w:p>
             <w:pPr>
               <w:bidi/>
-              <w:spacing w:after="0" w:line="330"/>
+              <w:spacing w:after="0" w:line="208"/>
             </w:pPr>
             <w:r>
               <w:rPr>
@@ -1388,8 +1370,8 @@
                 <w:i w:val="false"/>
                 <w:iCs w:val="false"/>
                 <w:color w:val="111111"/>
-                <w:sz w:val="20"/>
-                <w:szCs w:val="20"/>
+                <w:sz w:val="17"/>
+                <w:szCs w:val="17"/>
               </w:rPr>
               <w:t xml:space="preserve">A.‎  </w:t>
             </w:r>
@@ -1399,8 +1381,8 @@
                 <w:b w:val="false"/>
                 <w:bCs w:val="false"/>
                 <w:color w:val="111111"/>
-                <w:sz w:val="28"/>
-                <w:szCs w:val="28"/>
+                <w:sz w:val="25"/>
+                <w:szCs w:val="25"/>
                 <w:rtl/>
               </w:rPr>
               <w:t xml:space="preserve">أَنَّ النَّاسَ وَثِقُوا بِهِ فَقَصَدُوهُ</w:t>
@@ -1432,7 +1414,7 @@
           <w:p>
             <w:pPr>
               <w:bidi/>
-              <w:spacing w:after="0" w:line="330"/>
+              <w:spacing w:after="0" w:line="208"/>
             </w:pPr>
             <w:r>
               <w:rPr>
@@ -1442,8 +1424,8 @@
                 <w:i w:val="false"/>
                 <w:iCs w:val="false"/>
                 <w:color w:val="111111"/>
-                <w:sz w:val="20"/>
-                <w:szCs w:val="20"/>
+                <w:sz w:val="17"/>
+                <w:szCs w:val="17"/>
               </w:rPr>
               <w:t xml:space="preserve">D.‎  </w:t>
             </w:r>
@@ -1453,8 +1435,8 @@
                 <w:b w:val="false"/>
                 <w:bCs w:val="false"/>
                 <w:color w:val="111111"/>
-                <w:sz w:val="28"/>
-                <w:szCs w:val="28"/>
+                <w:sz w:val="25"/>
+                <w:szCs w:val="25"/>
                 <w:rtl/>
               </w:rPr>
               <w:t xml:space="preserve">أَنَّهُ انْتَقَلَ إِلَى مَدِينَةٍ أُخْرَى</w:t>
@@ -1481,7 +1463,7 @@
           <w:p>
             <w:pPr>
               <w:bidi/>
-              <w:spacing w:after="0" w:line="330"/>
+              <w:spacing w:after="0" w:line="208"/>
             </w:pPr>
             <w:r>
               <w:rPr>
@@ -1491,8 +1473,8 @@
                 <w:i w:val="false"/>
                 <w:iCs w:val="false"/>
                 <w:color w:val="111111"/>
-                <w:sz w:val="20"/>
-                <w:szCs w:val="20"/>
+                <w:sz w:val="17"/>
+                <w:szCs w:val="17"/>
               </w:rPr>
               <w:t xml:space="preserve">C.‎  </w:t>
             </w:r>
@@ -1502,8 +1484,8 @@
                 <w:b w:val="false"/>
                 <w:bCs w:val="false"/>
                 <w:color w:val="111111"/>
-                <w:sz w:val="28"/>
-                <w:szCs w:val="28"/>
+                <w:sz w:val="25"/>
+                <w:szCs w:val="25"/>
                 <w:rtl/>
               </w:rPr>
               <w:t xml:space="preserve">أَنَّهُ بَاعَ الْقُمْصَانَ الرَّخِيصَةَ</w:t>
@@ -1515,7 +1497,7 @@
     <w:p>
       <w:pPr>
         <w:keepNext w:val="false"/>
-        <w:spacing w:after="40" w:before="150" w:line="280"/>
+        <w:spacing w:after="12" w:before="45" w:line="208"/>
         <w:ind w:left="620" w:hanging="280"/>
       </w:pPr>
       <w:r>
@@ -1526,8 +1508,8 @@
           <w:i w:val="false"/>
           <w:iCs w:val="false"/>
           <w:color w:val="111111"/>
-          <w:sz w:val="20"/>
-          <w:szCs w:val="20"/>
+          <w:sz w:val="17"/>
+          <w:szCs w:val="17"/>
         </w:rPr>
         <w:t xml:space="preserve">d)  Bu kıssadan çıkardığınız dersi Arapça iki cümleyle yazınız.</w:t>
       </w:r>
@@ -1535,10 +1517,10 @@
     <w:p>
       <w:pPr>
         <w:pBdr>
-          <w:bottom w:val="dotted" w:color="97A4B1" w:sz="6"/>
+          <w:bottom w:val="dotted" w:color="96A3B0" w:sz="6"/>
         </w:pBdr>
         <w:bidi/>
-        <w:spacing w:after="210" w:line="300"/>
+        <w:spacing w:after="63" w:line="208"/>
         <w:ind w:left="620"/>
       </w:pPr>
       <w:r>
@@ -1549,54 +1531,8 @@
           <w:i w:val="false"/>
           <w:iCs w:val="false"/>
           <w:color w:val="111111"/>
-          <w:sz w:val="21"/>
-          <w:szCs w:val="21"/>
-        </w:rPr>
-        <w:t xml:space="preserve"/>
-      </w:r>
-    </w:p>
-    <w:p>
-      <w:pPr>
-        <w:pBdr>
-          <w:bottom w:val="dotted" w:color="96A3B0" w:sz="6"/>
-        </w:pBdr>
-        <w:bidi/>
-        <w:spacing w:after="210" w:line="300"/>
-        <w:ind w:left="620"/>
-      </w:pPr>
-      <w:r>
-        <w:rPr>
-          <w:rFonts w:ascii="Times New Roman" w:cs="Times New Roman" w:eastAsia="Times New Roman" w:hAnsi="Times New Roman"/>
-          <w:b w:val="false"/>
-          <w:bCs w:val="false"/>
-          <w:i w:val="false"/>
-          <w:iCs w:val="false"/>
-          <w:color w:val="111111"/>
-          <w:sz w:val="21"/>
-          <w:szCs w:val="21"/>
-        </w:rPr>
-        <w:t xml:space="preserve"/>
-      </w:r>
-    </w:p>
-    <w:p>
-      <w:pPr>
-        <w:pBdr>
-          <w:bottom w:val="dotted" w:color="97A4B1" w:sz="6"/>
-        </w:pBdr>
-        <w:bidi/>
-        <w:spacing w:after="210" w:line="300"/>
-        <w:ind w:left="620"/>
-      </w:pPr>
-      <w:r>
-        <w:rPr>
-          <w:rFonts w:ascii="Times New Roman" w:cs="Times New Roman" w:eastAsia="Times New Roman" w:hAnsi="Times New Roman"/>
-          <w:b w:val="false"/>
-          <w:bCs w:val="false"/>
-          <w:i w:val="false"/>
-          <w:iCs w:val="false"/>
-          <w:color w:val="111111"/>
-          <w:sz w:val="21"/>
-          <w:szCs w:val="21"/>
+          <w:sz w:val="17"/>
+          <w:szCs w:val="17"/>
         </w:rPr>
         <w:t xml:space="preserve"/>
       </w:r>
@@ -1606,7 +1542,7 @@
         <w:tabs>
           <w:tab w:val="right" w:pos="9864"/>
         </w:tabs>
-        <w:spacing w:after="90" w:before="220" w:line="280"/>
+        <w:spacing w:after="27" w:before="66" w:line="208"/>
         <w:ind w:left="340" w:hanging="340"/>
       </w:pPr>
       <w:r>
@@ -1617,16 +1553,16 @@
           <w:i w:val="false"/>
           <w:iCs w:val="false"/>
           <w:color w:val="111111"/>
-          <w:sz w:val="21"/>
-          <w:szCs w:val="21"/>
+          <w:sz w:val="17"/>
+          <w:szCs w:val="17"/>
         </w:rPr>
         <w:t xml:space="preserve">2.</w:t>
       </w:r>
       <w:r>
         <w:rPr>
           <w:rFonts w:ascii="Times New Roman" w:cs="Times New Roman" w:eastAsia="Times New Roman" w:hAnsi="Times New Roman"/>
-          <w:sz w:val="21"/>
-          <w:szCs w:val="21"/>
+          <w:sz w:val="17"/>
+          <w:szCs w:val="17"/>
         </w:rPr>
         <w:tab/>
       </w:r>
@@ -1638,16 +1574,16 @@
           <w:i w:val="false"/>
           <w:iCs w:val="false"/>
           <w:color w:val="111111"/>
-          <w:sz w:val="21"/>
-          <w:szCs w:val="21"/>
+          <w:sz w:val="17"/>
+          <w:szCs w:val="17"/>
         </w:rPr>
         <w:t xml:space="preserve">Dinlediğiniz metne göre cümleler doğru ise D, yanlış ise Y kutusunu işaretleyiniz.</w:t>
       </w:r>
       <w:r>
         <w:rPr>
           <w:rFonts w:ascii="Times New Roman" w:cs="Times New Roman" w:eastAsia="Times New Roman" w:hAnsi="Times New Roman"/>
-          <w:sz w:val="21"/>
-          <w:szCs w:val="21"/>
+          <w:sz w:val="17"/>
+          <w:szCs w:val="17"/>
         </w:rPr>
         <w:tab/>
       </w:r>
@@ -1659,8 +1595,8 @@
           <w:i w:val="false"/>
           <w:iCs w:val="false"/>
           <w:color w:val="55636F"/>
-          <w:sz w:val="18"/>
-          <w:szCs w:val="18"/>
+          <w:sz w:val="15"/>
+          <w:szCs w:val="15"/>
         </w:rPr>
         <w:t xml:space="preserve">(10 puan)</w:t>
       </w:r>
@@ -1668,7 +1604,7 @@
     <w:p>
       <w:pPr>
         <w:keepNext w:val="false"/>
-        <w:spacing w:after="90" w:before="0" w:line="280"/>
+        <w:spacing w:after="27" w:before="0" w:line="208"/>
         <w:ind w:left="340"/>
       </w:pPr>
       <w:r>
@@ -1679,8 +1615,8 @@
           <w:i/>
           <w:iCs/>
           <w:color w:val="5B6772"/>
-          <w:sz w:val="18"/>
-          <w:szCs w:val="18"/>
+          <w:sz w:val="15"/>
+          <w:szCs w:val="15"/>
         </w:rPr>
         <w:t xml:space="preserve">Metin öğretmeniniz tarafından iki kez okunacaktır. Her doğru cevap 2 puandır.</w:t>
       </w:r>
@@ -1721,7 +1657,7 @@
           </w:tcPr>
           <w:p>
             <w:pPr>
-              <w:spacing w:after="0" w:line="270"/>
+              <w:spacing w:after="0" w:line="208"/>
               <w:jc w:val="center"/>
             </w:pPr>
             <w:r>
@@ -1732,8 +1668,8 @@
                 <w:i w:val="false"/>
                 <w:iCs w:val="false"/>
                 <w:color w:val="111111"/>
-                <w:sz w:val="18"/>
-                <w:szCs w:val="18"/>
+                <w:sz w:val="15"/>
+                <w:szCs w:val="15"/>
               </w:rPr>
               <w:t xml:space="preserve">No</w:t>
             </w:r>
@@ -1753,7 +1689,7 @@
           </w:tcPr>
           <w:p>
             <w:pPr>
-              <w:spacing w:after="0" w:line="270"/>
+              <w:spacing w:after="0" w:line="208"/>
               <w:jc w:val="center"/>
             </w:pPr>
             <w:r>
@@ -1764,8 +1700,8 @@
                 <w:i w:val="false"/>
                 <w:iCs w:val="false"/>
                 <w:color w:val="111111"/>
-                <w:sz w:val="18"/>
-                <w:szCs w:val="18"/>
+                <w:sz w:val="15"/>
+                <w:szCs w:val="15"/>
               </w:rPr>
               <w:t xml:space="preserve">Cümle</w:t>
             </w:r>
@@ -1785,7 +1721,7 @@
           </w:tcPr>
           <w:p>
             <w:pPr>
-              <w:spacing w:after="0" w:line="270"/>
+              <w:spacing w:after="0" w:line="208"/>
               <w:jc w:val="center"/>
             </w:pPr>
             <w:r>
@@ -1796,8 +1732,8 @@
                 <w:i w:val="false"/>
                 <w:iCs w:val="false"/>
                 <w:color w:val="111111"/>
-                <w:sz w:val="18"/>
-                <w:szCs w:val="18"/>
+                <w:sz w:val="15"/>
+                <w:szCs w:val="15"/>
               </w:rPr>
               <w:t xml:space="preserve">D</w:t>
             </w:r>
@@ -1817,7 +1753,7 @@
           </w:tcPr>
           <w:p>
             <w:pPr>
-              <w:spacing w:after="0" w:line="270"/>
+              <w:spacing w:after="0" w:line="208"/>
               <w:jc w:val="center"/>
             </w:pPr>
             <w:r>
@@ -1828,8 +1764,8 @@
                 <w:i w:val="false"/>
                 <w:iCs w:val="false"/>
                 <w:color w:val="111111"/>
-                <w:sz w:val="18"/>
-                <w:szCs w:val="18"/>
+                <w:sz w:val="15"/>
+                <w:szCs w:val="15"/>
               </w:rPr>
               <w:t xml:space="preserve">Y</w:t>
             </w:r>
@@ -1838,7 +1774,7 @@
       </w:tr>
       <w:tr>
         <w:trPr>
-          <w:trHeight w:val="420" w:hRule="atLeast"/>
+          <w:trHeight w:val="260" w:hRule="atLeast"/>
         </w:trPr>
         <w:tc>
           <w:tcPr>
@@ -1853,19 +1789,19 @@
           </w:tcPr>
           <w:p>
             <w:pPr>
-              <w:spacing w:after="0" w:line="270"/>
-              <w:jc w:val="center"/>
-            </w:pPr>
-            <w:r>
-              <w:rPr>
-                <w:rFonts w:ascii="Times New Roman" w:cs="Times New Roman" w:eastAsia="Times New Roman" w:hAnsi="Times New Roman"/>
-                <w:b w:val="false"/>
-                <w:bCs w:val="false"/>
-                <w:i w:val="false"/>
-                <w:iCs w:val="false"/>
-                <w:color w:val="111111"/>
-                <w:sz w:val="19"/>
-                <w:szCs w:val="19"/>
+              <w:spacing w:after="0" w:line="208"/>
+              <w:jc w:val="center"/>
+            </w:pPr>
+            <w:r>
+              <w:rPr>
+                <w:rFonts w:ascii="Times New Roman" w:cs="Times New Roman" w:eastAsia="Times New Roman" w:hAnsi="Times New Roman"/>
+                <w:b w:val="false"/>
+                <w:bCs w:val="false"/>
+                <w:i w:val="false"/>
+                <w:iCs w:val="false"/>
+                <w:color w:val="111111"/>
+                <w:sz w:val="16"/>
+                <w:szCs w:val="16"/>
               </w:rPr>
               <w:t xml:space="preserve">1</w:t>
             </w:r>
@@ -1885,7 +1821,7 @@
           <w:p>
             <w:pPr>
               <w:bidi/>
-              <w:spacing w:after="0" w:line="320"/>
+              <w:spacing w:after="0" w:line="208"/>
             </w:pPr>
             <w:r>
               <w:rPr>
@@ -1893,8 +1829,8 @@
                 <w:b w:val="false"/>
                 <w:bCs w:val="false"/>
                 <w:color w:val="111111"/>
-                <w:sz w:val="28"/>
-                <w:szCs w:val="28"/>
+                <w:sz w:val="25"/>
+                <w:szCs w:val="25"/>
                 <w:rtl/>
               </w:rPr>
               <w:t xml:space="preserve">نَظَّفَ الطُّلَّابُ حَدِيقَةَ الْمَدْرَسَةِ.</w:t>
@@ -1914,18 +1850,18 @@
           </w:tcPr>
           <w:p>
             <w:pPr>
-              <w:spacing w:after="0" w:line="270"/>
-            </w:pPr>
-            <w:r>
-              <w:rPr>
-                <w:rFonts w:ascii="Times New Roman" w:cs="Times New Roman" w:eastAsia="Times New Roman" w:hAnsi="Times New Roman"/>
-                <w:b w:val="false"/>
-                <w:bCs w:val="false"/>
-                <w:i w:val="false"/>
-                <w:iCs w:val="false"/>
-                <w:color w:val="111111"/>
-                <w:sz w:val="21"/>
-                <w:szCs w:val="21"/>
+              <w:spacing w:after="0" w:line="208"/>
+            </w:pPr>
+            <w:r>
+              <w:rPr>
+                <w:rFonts w:ascii="Times New Roman" w:cs="Times New Roman" w:eastAsia="Times New Roman" w:hAnsi="Times New Roman"/>
+                <w:b w:val="false"/>
+                <w:bCs w:val="false"/>
+                <w:i w:val="false"/>
+                <w:iCs w:val="false"/>
+                <w:color w:val="111111"/>
+                <w:sz w:val="17"/>
+                <w:szCs w:val="17"/>
               </w:rPr>
               <w:t xml:space="preserve"/>
             </w:r>
@@ -1942,29 +1878,11 @@
             </w:tcMar>
             <w:vAlign w:val="center"/>
           </w:tcPr>
-          <w:p>
-            <w:pPr>
-              <w:spacing w:after="0" w:line="270"/>
-            </w:pPr>
-            <w:r>
-              <w:rPr>
-                <w:rFonts w:ascii="Times New Roman" w:cs="Times New Roman" w:eastAsia="Times New Roman" w:hAnsi="Times New Roman"/>
-                <w:b w:val="false"/>
-                <w:bCs w:val="false"/>
-                <w:i w:val="false"/>
-                <w:iCs w:val="false"/>
-                <w:color w:val="111111"/>
-                <w:sz w:val="21"/>
-                <w:szCs w:val="21"/>
-              </w:rPr>
-              <w:t xml:space="preserve"/>
-            </w:r>
-          </w:p>
         </w:tc>
       </w:tr>
       <w:tr>
         <w:trPr>
-          <w:trHeight w:val="420" w:hRule="atLeast"/>
+          <w:trHeight w:val="260" w:hRule="atLeast"/>
         </w:trPr>
         <w:tc>
           <w:tcPr>
@@ -1979,19 +1897,19 @@
           </w:tcPr>
           <w:p>
             <w:pPr>
-              <w:spacing w:after="0" w:line="270"/>
-              <w:jc w:val="center"/>
-            </w:pPr>
-            <w:r>
-              <w:rPr>
-                <w:rFonts w:ascii="Times New Roman" w:cs="Times New Roman" w:eastAsia="Times New Roman" w:hAnsi="Times New Roman"/>
-                <w:b w:val="false"/>
-                <w:bCs w:val="false"/>
-                <w:i w:val="false"/>
-                <w:iCs w:val="false"/>
-                <w:color w:val="111111"/>
-                <w:sz w:val="19"/>
-                <w:szCs w:val="19"/>
+              <w:spacing w:after="0" w:line="208"/>
+              <w:jc w:val="center"/>
+            </w:pPr>
+            <w:r>
+              <w:rPr>
+                <w:rFonts w:ascii="Times New Roman" w:cs="Times New Roman" w:eastAsia="Times New Roman" w:hAnsi="Times New Roman"/>
+                <w:b w:val="false"/>
+                <w:bCs w:val="false"/>
+                <w:i w:val="false"/>
+                <w:iCs w:val="false"/>
+                <w:color w:val="111111"/>
+                <w:sz w:val="16"/>
+                <w:szCs w:val="16"/>
               </w:rPr>
               <w:t xml:space="preserve">2</w:t>
             </w:r>
@@ -2011,7 +1929,7 @@
           <w:p>
             <w:pPr>
               <w:bidi/>
-              <w:spacing w:after="0" w:line="320"/>
+              <w:spacing w:after="0" w:line="208"/>
             </w:pPr>
             <w:r>
               <w:rPr>
@@ -2019,8 +1937,8 @@
                 <w:b w:val="false"/>
                 <w:bCs w:val="false"/>
                 <w:color w:val="111111"/>
-                <w:sz w:val="28"/>
-                <w:szCs w:val="28"/>
+                <w:sz w:val="25"/>
+                <w:szCs w:val="25"/>
                 <w:rtl/>
               </w:rPr>
               <w:t xml:space="preserve">بَدَأَ الْعَمَلُ فِي السَّاعَةِ الْعَاشِرَةِ.</w:t>
@@ -2040,18 +1958,18 @@
           </w:tcPr>
           <w:p>
             <w:pPr>
-              <w:spacing w:after="0" w:line="270"/>
-            </w:pPr>
-            <w:r>
-              <w:rPr>
-                <w:rFonts w:ascii="Times New Roman" w:cs="Times New Roman" w:eastAsia="Times New Roman" w:hAnsi="Times New Roman"/>
-                <w:b w:val="false"/>
-                <w:bCs w:val="false"/>
-                <w:i w:val="false"/>
-                <w:iCs w:val="false"/>
-                <w:color w:val="111111"/>
-                <w:sz w:val="21"/>
-                <w:szCs w:val="21"/>
+              <w:spacing w:after="0" w:line="208"/>
+            </w:pPr>
+            <w:r>
+              <w:rPr>
+                <w:rFonts w:ascii="Times New Roman" w:cs="Times New Roman" w:eastAsia="Times New Roman" w:hAnsi="Times New Roman"/>
+                <w:b w:val="false"/>
+                <w:bCs w:val="false"/>
+                <w:i w:val="false"/>
+                <w:iCs w:val="false"/>
+                <w:color w:val="111111"/>
+                <w:sz w:val="17"/>
+                <w:szCs w:val="17"/>
               </w:rPr>
               <w:t xml:space="preserve"/>
             </w:r>
@@ -2068,29 +1986,11 @@
             </w:tcMar>
             <w:vAlign w:val="center"/>
           </w:tcPr>
-          <w:p>
-            <w:pPr>
-              <w:spacing w:after="0" w:line="270"/>
-            </w:pPr>
-            <w:r>
-              <w:rPr>
-                <w:rFonts w:ascii="Times New Roman" w:cs="Times New Roman" w:eastAsia="Times New Roman" w:hAnsi="Times New Roman"/>
-                <w:b w:val="false"/>
-                <w:bCs w:val="false"/>
-                <w:i w:val="false"/>
-                <w:iCs w:val="false"/>
-                <w:color w:val="111111"/>
-                <w:sz w:val="21"/>
-                <w:szCs w:val="21"/>
-              </w:rPr>
-              <w:t xml:space="preserve"/>
-            </w:r>
-          </w:p>
         </w:tc>
       </w:tr>
       <w:tr>
         <w:trPr>
-          <w:trHeight w:val="420" w:hRule="atLeast"/>
+          <w:trHeight w:val="260" w:hRule="atLeast"/>
         </w:trPr>
         <w:tc>
           <w:tcPr>
@@ -2105,19 +2005,19 @@
           </w:tcPr>
           <w:p>
             <w:pPr>
-              <w:spacing w:after="0" w:line="270"/>
-              <w:jc w:val="center"/>
-            </w:pPr>
-            <w:r>
-              <w:rPr>
-                <w:rFonts w:ascii="Times New Roman" w:cs="Times New Roman" w:eastAsia="Times New Roman" w:hAnsi="Times New Roman"/>
-                <w:b w:val="false"/>
-                <w:bCs w:val="false"/>
-                <w:i w:val="false"/>
-                <w:iCs w:val="false"/>
-                <w:color w:val="111111"/>
-                <w:sz w:val="19"/>
-                <w:szCs w:val="19"/>
+              <w:spacing w:after="0" w:line="208"/>
+              <w:jc w:val="center"/>
+            </w:pPr>
+            <w:r>
+              <w:rPr>
+                <w:rFonts w:ascii="Times New Roman" w:cs="Times New Roman" w:eastAsia="Times New Roman" w:hAnsi="Times New Roman"/>
+                <w:b w:val="false"/>
+                <w:bCs w:val="false"/>
+                <w:i w:val="false"/>
+                <w:iCs w:val="false"/>
+                <w:color w:val="111111"/>
+                <w:sz w:val="16"/>
+                <w:szCs w:val="16"/>
               </w:rPr>
               <w:t xml:space="preserve">3</w:t>
             </w:r>
@@ -2137,7 +2037,7 @@
           <w:p>
             <w:pPr>
               <w:bidi/>
-              <w:spacing w:after="0" w:line="320"/>
+              <w:spacing w:after="0" w:line="208"/>
             </w:pPr>
             <w:r>
               <w:rPr>
@@ -2145,8 +2045,8 @@
                 <w:b w:val="false"/>
                 <w:bCs w:val="false"/>
                 <w:color w:val="111111"/>
-                <w:sz w:val="28"/>
-                <w:szCs w:val="28"/>
+                <w:sz w:val="25"/>
+                <w:szCs w:val="25"/>
                 <w:rtl/>
               </w:rPr>
               <w:t xml:space="preserve">زَرَعَ الْأَوْلَادُ الْأَشْجَارَ.</w:t>
@@ -2166,18 +2066,18 @@
           </w:tcPr>
           <w:p>
             <w:pPr>
-              <w:spacing w:after="0" w:line="270"/>
-            </w:pPr>
-            <w:r>
-              <w:rPr>
-                <w:rFonts w:ascii="Times New Roman" w:cs="Times New Roman" w:eastAsia="Times New Roman" w:hAnsi="Times New Roman"/>
-                <w:b w:val="false"/>
-                <w:bCs w:val="false"/>
-                <w:i w:val="false"/>
-                <w:iCs w:val="false"/>
-                <w:color w:val="111111"/>
-                <w:sz w:val="21"/>
-                <w:szCs w:val="21"/>
+              <w:spacing w:after="0" w:line="208"/>
+            </w:pPr>
+            <w:r>
+              <w:rPr>
+                <w:rFonts w:ascii="Times New Roman" w:cs="Times New Roman" w:eastAsia="Times New Roman" w:hAnsi="Times New Roman"/>
+                <w:b w:val="false"/>
+                <w:bCs w:val="false"/>
+                <w:i w:val="false"/>
+                <w:iCs w:val="false"/>
+                <w:color w:val="111111"/>
+                <w:sz w:val="17"/>
+                <w:szCs w:val="17"/>
               </w:rPr>
               <w:t xml:space="preserve"/>
             </w:r>
@@ -2194,29 +2094,11 @@
             </w:tcMar>
             <w:vAlign w:val="center"/>
           </w:tcPr>
-          <w:p>
-            <w:pPr>
-              <w:spacing w:after="0" w:line="270"/>
-            </w:pPr>
-            <w:r>
-              <w:rPr>
-                <w:rFonts w:ascii="Times New Roman" w:cs="Times New Roman" w:eastAsia="Times New Roman" w:hAnsi="Times New Roman"/>
-                <w:b w:val="false"/>
-                <w:bCs w:val="false"/>
-                <w:i w:val="false"/>
-                <w:iCs w:val="false"/>
-                <w:color w:val="111111"/>
-                <w:sz w:val="21"/>
-                <w:szCs w:val="21"/>
-              </w:rPr>
-              <w:t xml:space="preserve"/>
-            </w:r>
-          </w:p>
         </w:tc>
       </w:tr>
       <w:tr>
         <w:trPr>
-          <w:trHeight w:val="420" w:hRule="atLeast"/>
+          <w:trHeight w:val="260" w:hRule="atLeast"/>
         </w:trPr>
         <w:tc>
           <w:tcPr>
@@ -2231,19 +2113,19 @@
           </w:tcPr>
           <w:p>
             <w:pPr>
-              <w:spacing w:after="0" w:line="270"/>
-              <w:jc w:val="center"/>
-            </w:pPr>
-            <w:r>
-              <w:rPr>
-                <w:rFonts w:ascii="Times New Roman" w:cs="Times New Roman" w:eastAsia="Times New Roman" w:hAnsi="Times New Roman"/>
-                <w:b w:val="false"/>
-                <w:bCs w:val="false"/>
-                <w:i w:val="false"/>
-                <w:iCs w:val="false"/>
-                <w:color w:val="111111"/>
-                <w:sz w:val="19"/>
-                <w:szCs w:val="19"/>
+              <w:spacing w:after="0" w:line="208"/>
+              <w:jc w:val="center"/>
+            </w:pPr>
+            <w:r>
+              <w:rPr>
+                <w:rFonts w:ascii="Times New Roman" w:cs="Times New Roman" w:eastAsia="Times New Roman" w:hAnsi="Times New Roman"/>
+                <w:b w:val="false"/>
+                <w:bCs w:val="false"/>
+                <w:i w:val="false"/>
+                <w:iCs w:val="false"/>
+                <w:color w:val="111111"/>
+                <w:sz w:val="16"/>
+                <w:szCs w:val="16"/>
               </w:rPr>
               <w:t xml:space="preserve">4</w:t>
             </w:r>
@@ -2263,7 +2145,7 @@
           <w:p>
             <w:pPr>
               <w:bidi/>
-              <w:spacing w:after="0" w:line="320"/>
+              <w:spacing w:after="0" w:line="208"/>
             </w:pPr>
             <w:r>
               <w:rPr>
@@ -2271,8 +2153,8 @@
                 <w:b w:val="false"/>
                 <w:bCs w:val="false"/>
                 <w:color w:val="111111"/>
-                <w:sz w:val="28"/>
-                <w:szCs w:val="28"/>
+                <w:sz w:val="25"/>
+                <w:szCs w:val="25"/>
                 <w:rtl/>
               </w:rPr>
               <w:t xml:space="preserve">لَمْ يُسَاعِدْهُمْ مُدِيرُ الْمَدْرَسَةِ.</w:t>
@@ -2292,18 +2174,18 @@
           </w:tcPr>
           <w:p>
             <w:pPr>
-              <w:spacing w:after="0" w:line="270"/>
-            </w:pPr>
-            <w:r>
-              <w:rPr>
-                <w:rFonts w:ascii="Times New Roman" w:cs="Times New Roman" w:eastAsia="Times New Roman" w:hAnsi="Times New Roman"/>
-                <w:b w:val="false"/>
-                <w:bCs w:val="false"/>
-                <w:i w:val="false"/>
-                <w:iCs w:val="false"/>
-                <w:color w:val="111111"/>
-                <w:sz w:val="21"/>
-                <w:szCs w:val="21"/>
+              <w:spacing w:after="0" w:line="208"/>
+            </w:pPr>
+            <w:r>
+              <w:rPr>
+                <w:rFonts w:ascii="Times New Roman" w:cs="Times New Roman" w:eastAsia="Times New Roman" w:hAnsi="Times New Roman"/>
+                <w:b w:val="false"/>
+                <w:bCs w:val="false"/>
+                <w:i w:val="false"/>
+                <w:iCs w:val="false"/>
+                <w:color w:val="111111"/>
+                <w:sz w:val="17"/>
+                <w:szCs w:val="17"/>
               </w:rPr>
               <w:t xml:space="preserve"/>
             </w:r>
@@ -2320,29 +2202,11 @@
             </w:tcMar>
             <w:vAlign w:val="center"/>
           </w:tcPr>
-          <w:p>
-            <w:pPr>
-              <w:spacing w:after="0" w:line="270"/>
-            </w:pPr>
-            <w:r>
-              <w:rPr>
-                <w:rFonts w:ascii="Times New Roman" w:cs="Times New Roman" w:eastAsia="Times New Roman" w:hAnsi="Times New Roman"/>
-                <w:b w:val="false"/>
-                <w:bCs w:val="false"/>
-                <w:i w:val="false"/>
-                <w:iCs w:val="false"/>
-                <w:color w:val="111111"/>
-                <w:sz w:val="21"/>
-                <w:szCs w:val="21"/>
-              </w:rPr>
-              <w:t xml:space="preserve"/>
-            </w:r>
-          </w:p>
         </w:tc>
       </w:tr>
       <w:tr>
         <w:trPr>
-          <w:trHeight w:val="420" w:hRule="atLeast"/>
+          <w:trHeight w:val="260" w:hRule="atLeast"/>
         </w:trPr>
         <w:tc>
           <w:tcPr>
@@ -2357,19 +2221,19 @@
           </w:tcPr>
           <w:p>
             <w:pPr>
-              <w:spacing w:after="0" w:line="270"/>
-              <w:jc w:val="center"/>
-            </w:pPr>
-            <w:r>
-              <w:rPr>
-                <w:rFonts w:ascii="Times New Roman" w:cs="Times New Roman" w:eastAsia="Times New Roman" w:hAnsi="Times New Roman"/>
-                <w:b w:val="false"/>
-                <w:bCs w:val="false"/>
-                <w:i w:val="false"/>
-                <w:iCs w:val="false"/>
-                <w:color w:val="111111"/>
-                <w:sz w:val="19"/>
-                <w:szCs w:val="19"/>
+              <w:spacing w:after="0" w:line="208"/>
+              <w:jc w:val="center"/>
+            </w:pPr>
+            <w:r>
+              <w:rPr>
+                <w:rFonts w:ascii="Times New Roman" w:cs="Times New Roman" w:eastAsia="Times New Roman" w:hAnsi="Times New Roman"/>
+                <w:b w:val="false"/>
+                <w:bCs w:val="false"/>
+                <w:i w:val="false"/>
+                <w:iCs w:val="false"/>
+                <w:color w:val="111111"/>
+                <w:sz w:val="16"/>
+                <w:szCs w:val="16"/>
               </w:rPr>
               <w:t xml:space="preserve">5</w:t>
             </w:r>
@@ -2389,7 +2253,7 @@
           <w:p>
             <w:pPr>
               <w:bidi/>
-              <w:spacing w:after="0" w:line="320"/>
+              <w:spacing w:after="0" w:line="208"/>
             </w:pPr>
             <w:r>
               <w:rPr>
@@ -2397,8 +2261,8 @@
                 <w:b w:val="false"/>
                 <w:bCs w:val="false"/>
                 <w:color w:val="111111"/>
-                <w:sz w:val="28"/>
-                <w:szCs w:val="28"/>
+                <w:sz w:val="25"/>
+                <w:szCs w:val="25"/>
                 <w:rtl/>
               </w:rPr>
               <w:t xml:space="preserve">قَالَ الْمُعَلِّمُ إِنَّ التَّعَاوُنَ قُوَّةٌ.</w:t>
@@ -2418,18 +2282,18 @@
           </w:tcPr>
           <w:p>
             <w:pPr>
-              <w:spacing w:after="0" w:line="270"/>
-            </w:pPr>
-            <w:r>
-              <w:rPr>
-                <w:rFonts w:ascii="Times New Roman" w:cs="Times New Roman" w:eastAsia="Times New Roman" w:hAnsi="Times New Roman"/>
-                <w:b w:val="false"/>
-                <w:bCs w:val="false"/>
-                <w:i w:val="false"/>
-                <w:iCs w:val="false"/>
-                <w:color w:val="111111"/>
-                <w:sz w:val="21"/>
-                <w:szCs w:val="21"/>
+              <w:spacing w:after="0" w:line="208"/>
+            </w:pPr>
+            <w:r>
+              <w:rPr>
+                <w:rFonts w:ascii="Times New Roman" w:cs="Times New Roman" w:eastAsia="Times New Roman" w:hAnsi="Times New Roman"/>
+                <w:b w:val="false"/>
+                <w:bCs w:val="false"/>
+                <w:i w:val="false"/>
+                <w:iCs w:val="false"/>
+                <w:color w:val="111111"/>
+                <w:sz w:val="17"/>
+                <w:szCs w:val="17"/>
               </w:rPr>
               <w:t xml:space="preserve"/>
             </w:r>
@@ -2446,24 +2310,6 @@
             </w:tcMar>
             <w:vAlign w:val="center"/>
           </w:tcPr>
-          <w:p>
-            <w:pPr>
-              <w:spacing w:after="0" w:line="270"/>
-            </w:pPr>
-            <w:r>
-              <w:rPr>
-                <w:rFonts w:ascii="Times New Roman" w:cs="Times New Roman" w:eastAsia="Times New Roman" w:hAnsi="Times New Roman"/>
-                <w:b w:val="false"/>
-                <w:bCs w:val="false"/>
-                <w:i w:val="false"/>
-                <w:iCs w:val="false"/>
-                <w:color w:val="111111"/>
-                <w:sz w:val="21"/>
-                <w:szCs w:val="21"/>
-              </w:rPr>
-              <w:t xml:space="preserve"/>
-            </w:r>
-          </w:p>
         </w:tc>
       </w:tr>
     </w:tbl>
@@ -2472,7 +2318,7 @@
         <w:tabs>
           <w:tab w:val="right" w:pos="9864"/>
         </w:tabs>
-        <w:spacing w:after="90" w:before="220" w:line="280"/>
+        <w:spacing w:after="27" w:before="66" w:line="208"/>
         <w:ind w:left="340" w:hanging="340"/>
       </w:pPr>
       <w:r>
@@ -2483,16 +2329,16 @@
           <w:i w:val="false"/>
           <w:iCs w:val="false"/>
           <w:color w:val="111111"/>
-          <w:sz w:val="21"/>
-          <w:szCs w:val="21"/>
+          <w:sz w:val="17"/>
+          <w:szCs w:val="17"/>
         </w:rPr>
         <w:t xml:space="preserve">3.</w:t>
       </w:r>
       <w:r>
         <w:rPr>
           <w:rFonts w:ascii="Times New Roman" w:cs="Times New Roman" w:eastAsia="Times New Roman" w:hAnsi="Times New Roman"/>
-          <w:sz w:val="21"/>
-          <w:szCs w:val="21"/>
+          <w:sz w:val="17"/>
+          <w:szCs w:val="17"/>
         </w:rPr>
         <w:tab/>
       </w:r>
@@ -2504,16 +2350,16 @@
           <w:i w:val="false"/>
           <w:iCs w:val="false"/>
           <w:color w:val="111111"/>
-          <w:sz w:val="21"/>
-          <w:szCs w:val="21"/>
+          <w:sz w:val="17"/>
+          <w:szCs w:val="17"/>
         </w:rPr>
         <w:t xml:space="preserve">Aşağıdaki durumlara uygun seçeneği işaretleyiniz.</w:t>
       </w:r>
       <w:r>
         <w:rPr>
           <w:rFonts w:ascii="Times New Roman" w:cs="Times New Roman" w:eastAsia="Times New Roman" w:hAnsi="Times New Roman"/>
-          <w:sz w:val="21"/>
-          <w:szCs w:val="21"/>
+          <w:sz w:val="17"/>
+          <w:szCs w:val="17"/>
         </w:rPr>
         <w:tab/>
       </w:r>
@@ -2525,8 +2371,8 @@
           <w:i w:val="false"/>
           <w:iCs w:val="false"/>
           <w:color w:val="55636F"/>
-          <w:sz w:val="18"/>
-          <w:szCs w:val="18"/>
+          <w:sz w:val="15"/>
+          <w:szCs w:val="15"/>
         </w:rPr>
         <w:t xml:space="preserve">(15 puan)</w:t>
       </w:r>
@@ -2534,7 +2380,7 @@
     <w:p>
       <w:pPr>
         <w:keepNext w:val="false"/>
-        <w:spacing w:after="90" w:before="0" w:line="280"/>
+        <w:spacing w:after="27" w:before="0" w:line="208"/>
         <w:ind w:left="340"/>
       </w:pPr>
       <w:r>
@@ -2545,8 +2391,8 @@
           <w:i/>
           <w:iCs/>
           <w:color w:val="5B6772"/>
-          <w:sz w:val="18"/>
-          <w:szCs w:val="18"/>
+          <w:sz w:val="15"/>
+          <w:szCs w:val="15"/>
         </w:rPr>
         <w:t xml:space="preserve">Her doğru cevap 3 puandır.</w:t>
       </w:r>
@@ -2554,7 +2400,7 @@
     <w:p>
       <w:pPr>
         <w:keepNext/>
-        <w:spacing w:after="50" w:before="0" w:line="280"/>
+        <w:spacing w:after="15" w:before="0" w:line="208"/>
         <w:ind w:left="340" w:hanging="280"/>
       </w:pPr>
       <w:r>
@@ -2565,8 +2411,8 @@
           <w:i w:val="false"/>
           <w:iCs w:val="false"/>
           <w:color w:val="111111"/>
-          <w:sz w:val="20"/>
-          <w:szCs w:val="20"/>
+          <w:sz w:val="17"/>
+          <w:szCs w:val="17"/>
         </w:rPr>
         <w:t xml:space="preserve">1.  Hasta olan komşunuzu ziyaret ettiğinizde söyleyebileceğiniz en uygun ifade hangisidir?</w:t>
       </w:r>
@@ -2611,7 +2457,7 @@
           <w:p>
             <w:pPr>
               <w:bidi/>
-              <w:spacing w:after="0" w:line="330"/>
+              <w:spacing w:after="0" w:line="208"/>
               <w:jc w:val="end"/>
             </w:pPr>
             <w:r>
@@ -2622,8 +2468,8 @@
                 <w:i w:val="false"/>
                 <w:iCs w:val="false"/>
                 <w:color w:val="111111"/>
-                <w:sz w:val="20"/>
-                <w:szCs w:val="20"/>
+                <w:sz w:val="17"/>
+                <w:szCs w:val="17"/>
               </w:rPr>
               <w:t xml:space="preserve">A.‎  </w:t>
             </w:r>
@@ -2633,8 +2479,8 @@
                 <w:b w:val="false"/>
                 <w:bCs w:val="false"/>
                 <w:color w:val="111111"/>
-                <w:sz w:val="28"/>
-                <w:szCs w:val="28"/>
+                <w:sz w:val="25"/>
+                <w:szCs w:val="25"/>
                 <w:rtl/>
               </w:rPr>
               <w:t xml:space="preserve">مَعَ السَّلَامَةِ يَا جَارِي</w:t>
@@ -2661,7 +2507,7 @@
           <w:p>
             <w:pPr>
               <w:bidi/>
-              <w:spacing w:after="0" w:line="330"/>
+              <w:spacing w:after="0" w:line="208"/>
               <w:jc w:val="end"/>
             </w:pPr>
             <w:r>
@@ -2672,8 +2518,8 @@
                 <w:i w:val="false"/>
                 <w:iCs w:val="false"/>
                 <w:color w:val="111111"/>
-                <w:sz w:val="20"/>
-                <w:szCs w:val="20"/>
+                <w:sz w:val="17"/>
+                <w:szCs w:val="17"/>
               </w:rPr>
               <w:t xml:space="preserve">B.‎  </w:t>
             </w:r>
@@ -2683,8 +2529,8 @@
                 <w:b w:val="false"/>
                 <w:bCs w:val="false"/>
                 <w:color w:val="111111"/>
-                <w:sz w:val="28"/>
-                <w:szCs w:val="28"/>
+                <w:sz w:val="25"/>
+                <w:szCs w:val="25"/>
                 <w:rtl/>
               </w:rPr>
               <w:t xml:space="preserve">أَيْنَ ذَهَبْتَ أَمْسِ</w:t>
@@ -2716,7 +2562,7 @@
           <w:p>
             <w:pPr>
               <w:bidi/>
-              <w:spacing w:after="0" w:line="330"/>
+              <w:spacing w:after="0" w:line="208"/>
               <w:jc w:val="end"/>
             </w:pPr>
             <w:r>
@@ -2727,8 +2573,8 @@
                 <w:i w:val="false"/>
                 <w:iCs w:val="false"/>
                 <w:color w:val="111111"/>
-                <w:sz w:val="20"/>
-                <w:szCs w:val="20"/>
+                <w:sz w:val="17"/>
+                <w:szCs w:val="17"/>
               </w:rPr>
               <w:t xml:space="preserve">C.‎  </w:t>
             </w:r>
@@ -2738,8 +2584,8 @@
                 <w:b w:val="false"/>
                 <w:bCs w:val="false"/>
                 <w:color w:val="111111"/>
-                <w:sz w:val="28"/>
-                <w:szCs w:val="28"/>
+                <w:sz w:val="25"/>
+                <w:szCs w:val="25"/>
                 <w:rtl/>
               </w:rPr>
               <w:t xml:space="preserve">شَفَاكَ اللَّهُ وَعَافَاكَ</w:t>
@@ -2766,7 +2612,7 @@
           <w:p>
             <w:pPr>
               <w:bidi/>
-              <w:spacing w:after="0" w:line="330"/>
+              <w:spacing w:after="0" w:line="208"/>
               <w:jc w:val="end"/>
             </w:pPr>
             <w:r>
@@ -2777,8 +2623,8 @@
                 <w:i w:val="false"/>
                 <w:iCs w:val="false"/>
                 <w:color w:val="111111"/>
-                <w:sz w:val="20"/>
-                <w:szCs w:val="20"/>
+                <w:sz w:val="17"/>
+                <w:szCs w:val="17"/>
               </w:rPr>
               <w:t xml:space="preserve">D.‎  </w:t>
             </w:r>
@@ -2788,8 +2634,8 @@
                 <w:b w:val="false"/>
                 <w:bCs w:val="false"/>
                 <w:color w:val="111111"/>
-                <w:sz w:val="28"/>
-                <w:szCs w:val="28"/>
+                <w:sz w:val="25"/>
+                <w:szCs w:val="25"/>
                 <w:rtl/>
               </w:rPr>
               <w:t xml:space="preserve">لَا تَنْسَ وَاجِبَكَ</w:t>
@@ -2801,7 +2647,7 @@
     <w:p>
       <w:pPr>
         <w:keepNext/>
-        <w:spacing w:after="50" w:before="120" w:line="280"/>
+        <w:spacing w:after="15" w:before="36" w:line="208"/>
         <w:ind w:left="340" w:hanging="280"/>
       </w:pPr>
       <w:r>
@@ -2812,8 +2658,8 @@
           <w:i w:val="false"/>
           <w:iCs w:val="false"/>
           <w:color w:val="111111"/>
-          <w:sz w:val="20"/>
-          <w:szCs w:val="20"/>
+          <w:sz w:val="17"/>
+          <w:szCs w:val="17"/>
         </w:rPr>
         <w:t xml:space="preserve">2.  Arkadaşınız size emanet bıraktığı kitabı geri istiyor. Ona ne dersiniz?</w:t>
       </w:r>
@@ -2858,7 +2704,7 @@
           <w:p>
             <w:pPr>
               <w:bidi/>
-              <w:spacing w:after="0" w:line="330"/>
+              <w:spacing w:after="0" w:line="208"/>
               <w:jc w:val="end"/>
             </w:pPr>
             <w:r>
@@ -2869,8 +2715,8 @@
                 <w:i w:val="false"/>
                 <w:iCs w:val="false"/>
                 <w:color w:val="111111"/>
-                <w:sz w:val="20"/>
-                <w:szCs w:val="20"/>
+                <w:sz w:val="17"/>
+                <w:szCs w:val="17"/>
               </w:rPr>
               <w:t xml:space="preserve">A.‎  </w:t>
             </w:r>
@@ -2880,8 +2726,8 @@
                 <w:b w:val="false"/>
                 <w:bCs w:val="false"/>
                 <w:color w:val="111111"/>
-                <w:sz w:val="28"/>
-                <w:szCs w:val="28"/>
+                <w:sz w:val="25"/>
+                <w:szCs w:val="25"/>
                 <w:rtl/>
               </w:rPr>
               <w:t xml:space="preserve">لَا أَعْرِفُ هَذَا الْكِتَابَ</w:t>
@@ -2908,7 +2754,7 @@
           <w:p>
             <w:pPr>
               <w:bidi/>
-              <w:spacing w:after="0" w:line="330"/>
+              <w:spacing w:after="0" w:line="208"/>
               <w:jc w:val="end"/>
             </w:pPr>
             <w:r>
@@ -2919,8 +2765,8 @@
                 <w:i w:val="false"/>
                 <w:iCs w:val="false"/>
                 <w:color w:val="111111"/>
-                <w:sz w:val="20"/>
-                <w:szCs w:val="20"/>
+                <w:sz w:val="17"/>
+                <w:szCs w:val="17"/>
               </w:rPr>
               <w:t xml:space="preserve">B.‎  </w:t>
             </w:r>
@@ -2930,8 +2776,8 @@
                 <w:b w:val="false"/>
                 <w:bCs w:val="false"/>
                 <w:color w:val="111111"/>
-                <w:sz w:val="28"/>
-                <w:szCs w:val="28"/>
+                <w:sz w:val="25"/>
+                <w:szCs w:val="25"/>
                 <w:rtl/>
               </w:rPr>
               <w:t xml:space="preserve">تَفَضَّلْ، هَذِهِ أَمَانَتُكَ</w:t>
@@ -2963,7 +2809,7 @@
           <w:p>
             <w:pPr>
               <w:bidi/>
-              <w:spacing w:after="0" w:line="330"/>
+              <w:spacing w:after="0" w:line="208"/>
               <w:jc w:val="end"/>
             </w:pPr>
             <w:r>
@@ -2974,8 +2820,8 @@
                 <w:i w:val="false"/>
                 <w:iCs w:val="false"/>
                 <w:color w:val="111111"/>
-                <w:sz w:val="20"/>
-                <w:szCs w:val="20"/>
+                <w:sz w:val="17"/>
+                <w:szCs w:val="17"/>
               </w:rPr>
               <w:t xml:space="preserve">C.‎  </w:t>
             </w:r>
@@ -2985,8 +2831,8 @@
                 <w:b w:val="false"/>
                 <w:bCs w:val="false"/>
                 <w:color w:val="111111"/>
-                <w:sz w:val="28"/>
-                <w:szCs w:val="28"/>
+                <w:sz w:val="25"/>
+                <w:szCs w:val="25"/>
                 <w:rtl/>
               </w:rPr>
               <w:t xml:space="preserve">اِشْتَرِ كِتَابًا جَدِيدًا</w:t>
@@ -3013,7 +2859,7 @@
           <w:p>
             <w:pPr>
               <w:bidi/>
-              <w:spacing w:after="0" w:line="330"/>
+              <w:spacing w:after="0" w:line="208"/>
               <w:jc w:val="end"/>
             </w:pPr>
             <w:r>
@@ -3024,8 +2870,8 @@
                 <w:i w:val="false"/>
                 <w:iCs w:val="false"/>
                 <w:color w:val="111111"/>
-                <w:sz w:val="20"/>
-                <w:szCs w:val="20"/>
+                <w:sz w:val="17"/>
+                <w:szCs w:val="17"/>
               </w:rPr>
               <w:t xml:space="preserve">D.‎  </w:t>
             </w:r>
@@ -3035,8 +2881,8 @@
                 <w:b w:val="false"/>
                 <w:bCs w:val="false"/>
                 <w:color w:val="111111"/>
-                <w:sz w:val="28"/>
-                <w:szCs w:val="28"/>
+                <w:sz w:val="25"/>
+                <w:szCs w:val="25"/>
                 <w:rtl/>
               </w:rPr>
               <w:t xml:space="preserve">سَوْفَ أَبِيعُ الْكِتَابَ</w:t>
@@ -3048,7 +2894,7 @@
     <w:p>
       <w:pPr>
         <w:keepNext/>
-        <w:spacing w:after="50" w:before="120" w:line="280"/>
+        <w:spacing w:after="15" w:before="36" w:line="208"/>
         <w:ind w:left="340" w:hanging="280"/>
       </w:pPr>
       <w:r>
@@ -3059,8 +2905,8 @@
           <w:i w:val="false"/>
           <w:iCs w:val="false"/>
           <w:color w:val="111111"/>
-          <w:sz w:val="20"/>
-          <w:szCs w:val="20"/>
+          <w:sz w:val="17"/>
+          <w:szCs w:val="17"/>
         </w:rPr>
         <w:t xml:space="preserve">3.  Metne göre Said, cüzdanı bulduktan sonra ilk olarak ne yapmıştır?</w:t>
       </w:r>
@@ -3105,7 +2951,7 @@
           <w:p>
             <w:pPr>
               <w:bidi/>
-              <w:spacing w:after="0" w:line="330"/>
+              <w:spacing w:after="0" w:line="208"/>
               <w:jc w:val="end"/>
             </w:pPr>
             <w:r>
@@ -3116,8 +2962,8 @@
                 <w:i w:val="false"/>
                 <w:iCs w:val="false"/>
                 <w:color w:val="111111"/>
-                <w:sz w:val="20"/>
-                <w:szCs w:val="20"/>
+                <w:sz w:val="17"/>
+                <w:szCs w:val="17"/>
               </w:rPr>
               <w:t xml:space="preserve">A.‎  </w:t>
             </w:r>
@@ -3127,8 +2973,8 @@
                 <w:b w:val="false"/>
                 <w:bCs w:val="false"/>
                 <w:color w:val="111111"/>
-                <w:sz w:val="28"/>
-                <w:szCs w:val="28"/>
+                <w:sz w:val="25"/>
+                <w:szCs w:val="25"/>
                 <w:rtl/>
               </w:rPr>
               <w:t xml:space="preserve">أَخَذَ النُّقُودَ لِنَفْسِهِ</w:t>
@@ -3155,7 +3001,7 @@
           <w:p>
             <w:pPr>
               <w:bidi/>
-              <w:spacing w:after="0" w:line="330"/>
+              <w:spacing w:after="0" w:line="208"/>
               <w:jc w:val="end"/>
             </w:pPr>
             <w:r>
@@ -3166,8 +3012,8 @@
                 <w:i w:val="false"/>
                 <w:iCs w:val="false"/>
                 <w:color w:val="111111"/>
-                <w:sz w:val="20"/>
-                <w:szCs w:val="20"/>
+                <w:sz w:val="17"/>
+                <w:szCs w:val="17"/>
               </w:rPr>
               <w:t xml:space="preserve">B.‎  </w:t>
             </w:r>
@@ -3177,8 +3023,8 @@
                 <w:b w:val="false"/>
                 <w:bCs w:val="false"/>
                 <w:color w:val="111111"/>
-                <w:sz w:val="28"/>
-                <w:szCs w:val="28"/>
+                <w:sz w:val="25"/>
+                <w:szCs w:val="25"/>
                 <w:rtl/>
               </w:rPr>
               <w:t xml:space="preserve">اِتَّصَلَ بِالشُّرْطَةِ</w:t>
@@ -3210,7 +3056,7 @@
           <w:p>
             <w:pPr>
               <w:bidi/>
-              <w:spacing w:after="0" w:line="330"/>
+              <w:spacing w:after="0" w:line="208"/>
               <w:jc w:val="end"/>
             </w:pPr>
             <w:r>
@@ -3221,8 +3067,8 @@
                 <w:i w:val="false"/>
                 <w:iCs w:val="false"/>
                 <w:color w:val="111111"/>
-                <w:sz w:val="20"/>
-                <w:szCs w:val="20"/>
+                <w:sz w:val="17"/>
+                <w:szCs w:val="17"/>
               </w:rPr>
               <w:t xml:space="preserve">C.‎  </w:t>
             </w:r>
@@ -3232,8 +3078,8 @@
                 <w:b w:val="false"/>
                 <w:bCs w:val="false"/>
                 <w:color w:val="111111"/>
-                <w:sz w:val="28"/>
-                <w:szCs w:val="28"/>
+                <w:sz w:val="25"/>
+                <w:szCs w:val="25"/>
                 <w:rtl/>
               </w:rPr>
               <w:t xml:space="preserve">بَاعَ الْمَحْفَظَةَ فِي السُّوقِ</w:t>
@@ -3260,7 +3106,7 @@
           <w:p>
             <w:pPr>
               <w:bidi/>
-              <w:spacing w:after="0" w:line="330"/>
+              <w:spacing w:after="0" w:line="208"/>
               <w:jc w:val="end"/>
             </w:pPr>
             <w:r>
@@ -3271,8 +3117,8 @@
                 <w:i w:val="false"/>
                 <w:iCs w:val="false"/>
                 <w:color w:val="111111"/>
-                <w:sz w:val="20"/>
-                <w:szCs w:val="20"/>
+                <w:sz w:val="17"/>
+                <w:szCs w:val="17"/>
               </w:rPr>
               <w:t xml:space="preserve">D.‎  </w:t>
             </w:r>
@@ -3282,8 +3128,8 @@
                 <w:b w:val="false"/>
                 <w:bCs w:val="false"/>
                 <w:color w:val="111111"/>
-                <w:sz w:val="28"/>
-                <w:szCs w:val="28"/>
+                <w:sz w:val="25"/>
+                <w:szCs w:val="25"/>
                 <w:rtl/>
               </w:rPr>
               <w:t xml:space="preserve">أَغْلَقَ دُكَّانَهُ وَذَهَبَ إِلَى الْعُنْوَانِ</w:t>
@@ -3295,7 +3141,7 @@
     <w:p>
       <w:pPr>
         <w:keepNext/>
-        <w:spacing w:after="50" w:before="120" w:line="280"/>
+        <w:spacing w:after="15" w:before="36" w:line="208"/>
         <w:ind w:left="340" w:hanging="280"/>
       </w:pPr>
       <w:r>
@@ -3306,8 +3152,8 @@
           <w:i w:val="false"/>
           <w:iCs w:val="false"/>
           <w:color w:val="111111"/>
-          <w:sz w:val="20"/>
-          <w:szCs w:val="20"/>
+          <w:sz w:val="17"/>
+          <w:szCs w:val="17"/>
         </w:rPr>
         <w:t xml:space="preserve">4.  Küçük kardeşinizi yalan söylemekten sakındırmak istiyorsunuz. Hangi cümleyi kurarsınız?</w:t>
       </w:r>
@@ -3352,7 +3198,7 @@
           <w:p>
             <w:pPr>
               <w:bidi/>
-              <w:spacing w:after="0" w:line="330"/>
+              <w:spacing w:after="0" w:line="208"/>
               <w:jc w:val="end"/>
             </w:pPr>
             <w:r>
@@ -3363,8 +3209,8 @@
                 <w:i w:val="false"/>
                 <w:iCs w:val="false"/>
                 <w:color w:val="111111"/>
-                <w:sz w:val="20"/>
-                <w:szCs w:val="20"/>
+                <w:sz w:val="17"/>
+                <w:szCs w:val="17"/>
               </w:rPr>
               <w:t xml:space="preserve">A.‎  </w:t>
             </w:r>
@@ -3374,8 +3220,8 @@
                 <w:b w:val="false"/>
                 <w:bCs w:val="false"/>
                 <w:color w:val="111111"/>
-                <w:sz w:val="28"/>
-                <w:szCs w:val="28"/>
+                <w:sz w:val="25"/>
+                <w:szCs w:val="25"/>
                 <w:rtl/>
               </w:rPr>
               <w:t xml:space="preserve">لَا تَكْذِبْ يَا أَخِي الصَّغِيرَ</w:t>
@@ -3402,7 +3248,7 @@
           <w:p>
             <w:pPr>
               <w:bidi/>
-              <w:spacing w:after="0" w:line="330"/>
+              <w:spacing w:after="0" w:line="208"/>
               <w:jc w:val="end"/>
             </w:pPr>
             <w:r>
@@ -3413,8 +3259,8 @@
                 <w:i w:val="false"/>
                 <w:iCs w:val="false"/>
                 <w:color w:val="111111"/>
-                <w:sz w:val="20"/>
-                <w:szCs w:val="20"/>
+                <w:sz w:val="17"/>
+                <w:szCs w:val="17"/>
               </w:rPr>
               <w:t xml:space="preserve">B.‎  </w:t>
             </w:r>
@@ -3424,8 +3270,8 @@
                 <w:b w:val="false"/>
                 <w:bCs w:val="false"/>
                 <w:color w:val="111111"/>
-                <w:sz w:val="28"/>
-                <w:szCs w:val="28"/>
+                <w:sz w:val="25"/>
+                <w:szCs w:val="25"/>
                 <w:rtl/>
               </w:rPr>
               <w:t xml:space="preserve">هَلْ كَذَبْتَ يَا أَخِي</w:t>
@@ -3457,7 +3303,7 @@
           <w:p>
             <w:pPr>
               <w:bidi/>
-              <w:spacing w:after="0" w:line="330"/>
+              <w:spacing w:after="0" w:line="208"/>
               <w:jc w:val="end"/>
             </w:pPr>
             <w:r>
@@ -3468,8 +3314,8 @@
                 <w:i w:val="false"/>
                 <w:iCs w:val="false"/>
                 <w:color w:val="111111"/>
-                <w:sz w:val="20"/>
-                <w:szCs w:val="20"/>
+                <w:sz w:val="17"/>
+                <w:szCs w:val="17"/>
               </w:rPr>
               <w:t xml:space="preserve">C.‎  </w:t>
             </w:r>
@@ -3479,8 +3325,8 @@
                 <w:b w:val="false"/>
                 <w:bCs w:val="false"/>
                 <w:color w:val="111111"/>
-                <w:sz w:val="28"/>
-                <w:szCs w:val="28"/>
+                <w:sz w:val="25"/>
+                <w:szCs w:val="25"/>
                 <w:rtl/>
               </w:rPr>
               <w:t xml:space="preserve">سَوْفَ أَكْذِبُ عَلَيْكَ</w:t>
@@ -3507,7 +3353,7 @@
           <w:p>
             <w:pPr>
               <w:bidi/>
-              <w:spacing w:after="0" w:line="330"/>
+              <w:spacing w:after="0" w:line="208"/>
               <w:jc w:val="end"/>
             </w:pPr>
             <w:r>
@@ -3518,8 +3364,8 @@
                 <w:i w:val="false"/>
                 <w:iCs w:val="false"/>
                 <w:color w:val="111111"/>
-                <w:sz w:val="20"/>
-                <w:szCs w:val="20"/>
+                <w:sz w:val="17"/>
+                <w:szCs w:val="17"/>
               </w:rPr>
               <w:t xml:space="preserve">D.‎  </w:t>
             </w:r>
@@ -3529,8 +3375,8 @@
                 <w:b w:val="false"/>
                 <w:bCs w:val="false"/>
                 <w:color w:val="111111"/>
-                <w:sz w:val="28"/>
-                <w:szCs w:val="28"/>
+                <w:sz w:val="25"/>
+                <w:szCs w:val="25"/>
                 <w:rtl/>
               </w:rPr>
               <w:t xml:space="preserve">كَذَبَ أَخِي أَمْسِ</w:t>
@@ -3542,7 +3388,7 @@
     <w:p>
       <w:pPr>
         <w:keepNext/>
-        <w:spacing w:after="50" w:before="120" w:line="280"/>
+        <w:spacing w:after="15" w:before="36" w:line="208"/>
         <w:ind w:left="340" w:hanging="280"/>
       </w:pPr>
       <w:r>
@@ -3553,8 +3399,8 @@
           <w:i w:val="false"/>
           <w:iCs w:val="false"/>
           <w:color w:val="111111"/>
-          <w:sz w:val="20"/>
-          <w:szCs w:val="20"/>
+          <w:sz w:val="17"/>
+          <w:szCs w:val="17"/>
         </w:rPr>
         <w:t xml:space="preserve">5.  «اَلصَّادِقُ الْأَمِينُ لَا يَخْسَرُ أَبَدًا» cümlesinden çıkarılabilecek sonuç hangisidir?</w:t>
       </w:r>
@@ -3598,7 +3444,7 @@
           </w:tcPr>
           <w:p>
             <w:pPr>
-              <w:spacing w:after="0" w:line="280"/>
+              <w:spacing w:after="0" w:line="208"/>
             </w:pPr>
             <w:r>
               <w:rPr>
@@ -3608,8 +3454,8 @@
                 <w:i w:val="false"/>
                 <w:iCs w:val="false"/>
                 <w:color w:val="111111"/>
-                <w:sz w:val="20"/>
-                <w:szCs w:val="20"/>
+                <w:sz w:val="17"/>
+                <w:szCs w:val="17"/>
               </w:rPr>
               <w:t xml:space="preserve">A)  </w:t>
             </w:r>
@@ -3621,8 +3467,8 @@
                 <w:i w:val="false"/>
                 <w:iCs w:val="false"/>
                 <w:color w:val="111111"/>
-                <w:sz w:val="20"/>
-                <w:szCs w:val="20"/>
+                <w:sz w:val="17"/>
+                <w:szCs w:val="17"/>
               </w:rPr>
               <w:t xml:space="preserve">Dürüst kişi hiç para kaybetmez.</w:t>
             </w:r>
@@ -3647,7 +3493,7 @@
           </w:tcPr>
           <w:p>
             <w:pPr>
-              <w:spacing w:after="0" w:line="280"/>
+              <w:spacing w:after="0" w:line="208"/>
             </w:pPr>
             <w:r>
               <w:rPr>
@@ -3657,8 +3503,8 @@
                 <w:i w:val="false"/>
                 <w:iCs w:val="false"/>
                 <w:color w:val="111111"/>
-                <w:sz w:val="20"/>
-                <w:szCs w:val="20"/>
+                <w:sz w:val="17"/>
+                <w:szCs w:val="17"/>
               </w:rPr>
               <w:t xml:space="preserve">B)  </w:t>
             </w:r>
@@ -3670,8 +3516,8 @@
                 <w:i w:val="false"/>
                 <w:iCs w:val="false"/>
                 <w:color w:val="111111"/>
-                <w:sz w:val="20"/>
-                <w:szCs w:val="20"/>
+                <w:sz w:val="17"/>
+                <w:szCs w:val="17"/>
               </w:rPr>
               <w:t xml:space="preserve">Dürüstlük uzun vadede insana kazandırır.</w:t>
             </w:r>
@@ -3701,7 +3547,7 @@
           </w:tcPr>
           <w:p>
             <w:pPr>
-              <w:spacing w:after="0" w:line="280"/>
+              <w:spacing w:after="0" w:line="208"/>
             </w:pPr>
             <w:r>
               <w:rPr>
@@ -3711,8 +3557,8 @@
                 <w:i w:val="false"/>
                 <w:iCs w:val="false"/>
                 <w:color w:val="111111"/>
-                <w:sz w:val="20"/>
-                <w:szCs w:val="20"/>
+                <w:sz w:val="17"/>
+                <w:szCs w:val="17"/>
               </w:rPr>
               <w:t xml:space="preserve">C)  </w:t>
             </w:r>
@@ -3724,8 +3570,8 @@
                 <w:i w:val="false"/>
                 <w:iCs w:val="false"/>
                 <w:color w:val="111111"/>
-                <w:sz w:val="20"/>
-                <w:szCs w:val="20"/>
+                <w:sz w:val="17"/>
+                <w:szCs w:val="17"/>
               </w:rPr>
               <w:t xml:space="preserve">Ticaret yapmak çok zordur.</w:t>
             </w:r>
@@ -3750,7 +3596,7 @@
           </w:tcPr>
           <w:p>
             <w:pPr>
-              <w:spacing w:after="0" w:line="280"/>
+              <w:spacing w:after="0" w:line="208"/>
             </w:pPr>
             <w:r>
               <w:rPr>
@@ -3760,8 +3606,8 @@
                 <w:i w:val="false"/>
                 <w:iCs w:val="false"/>
                 <w:color w:val="111111"/>
-                <w:sz w:val="20"/>
-                <w:szCs w:val="20"/>
+                <w:sz w:val="17"/>
+                <w:szCs w:val="17"/>
               </w:rPr>
               <w:t xml:space="preserve">D)  </w:t>
             </w:r>
@@ -3773,8 +3619,8 @@
                 <w:i w:val="false"/>
                 <w:iCs w:val="false"/>
                 <w:color w:val="111111"/>
-                <w:sz w:val="20"/>
-                <w:szCs w:val="20"/>
+                <w:sz w:val="17"/>
+                <w:szCs w:val="17"/>
               </w:rPr>
               <w:t xml:space="preserve">Emanet yalnızca zenginlerin görevidir.</w:t>
             </w:r>
@@ -3787,7 +3633,7 @@
         <w:tabs>
           <w:tab w:val="right" w:pos="9864"/>
         </w:tabs>
-        <w:spacing w:after="90" w:before="220" w:line="280"/>
+        <w:spacing w:after="27" w:before="66" w:line="208"/>
         <w:ind w:left="340" w:hanging="340"/>
       </w:pPr>
       <w:r>
@@ -3798,16 +3644,16 @@
           <w:i w:val="false"/>
           <w:iCs w:val="false"/>
           <w:color w:val="111111"/>
-          <w:sz w:val="21"/>
-          <w:szCs w:val="21"/>
+          <w:sz w:val="17"/>
+          <w:szCs w:val="17"/>
         </w:rPr>
         <w:t xml:space="preserve">4.</w:t>
       </w:r>
       <w:r>
         <w:rPr>
           <w:rFonts w:ascii="Times New Roman" w:cs="Times New Roman" w:eastAsia="Times New Roman" w:hAnsi="Times New Roman"/>
-          <w:sz w:val="21"/>
-          <w:szCs w:val="21"/>
+          <w:sz w:val="17"/>
+          <w:szCs w:val="17"/>
         </w:rPr>
         <w:tab/>
       </w:r>
@@ -3819,16 +3665,16 @@
           <w:i w:val="false"/>
           <w:iCs w:val="false"/>
           <w:color w:val="111111"/>
-          <w:sz w:val="21"/>
-          <w:szCs w:val="21"/>
+          <w:sz w:val="17"/>
+          <w:szCs w:val="17"/>
         </w:rPr>
         <w:t xml:space="preserve">Aşağıdaki durumları uygun Arapça ifadeyle eşleştiriniz.</w:t>
       </w:r>
       <w:r>
         <w:rPr>
           <w:rFonts w:ascii="Times New Roman" w:cs="Times New Roman" w:eastAsia="Times New Roman" w:hAnsi="Times New Roman"/>
-          <w:sz w:val="21"/>
-          <w:szCs w:val="21"/>
+          <w:sz w:val="17"/>
+          <w:szCs w:val="17"/>
         </w:rPr>
         <w:tab/>
       </w:r>
@@ -3840,8 +3686,8 @@
           <w:i w:val="false"/>
           <w:iCs w:val="false"/>
           <w:color w:val="55636F"/>
-          <w:sz w:val="18"/>
-          <w:szCs w:val="18"/>
+          <w:sz w:val="15"/>
+          <w:szCs w:val="15"/>
         </w:rPr>
         <w:t xml:space="preserve">(10 puan)</w:t>
       </w:r>
@@ -3849,7 +3695,7 @@
     <w:p>
       <w:pPr>
         <w:keepNext w:val="false"/>
-        <w:spacing w:after="90" w:before="0" w:line="280"/>
+        <w:spacing w:after="27" w:before="0" w:line="208"/>
         <w:ind w:left="340"/>
       </w:pPr>
       <w:r>
@@ -3860,8 +3706,8 @@
           <w:i/>
           <w:iCs/>
           <w:color w:val="5B6772"/>
-          <w:sz w:val="18"/>
-          <w:szCs w:val="18"/>
+          <w:sz w:val="15"/>
+          <w:szCs w:val="15"/>
         </w:rPr>
         <w:t xml:space="preserve">Her doğru eşleştirme 2 puandır.</w:t>
       </w:r>
@@ -3887,7 +3733,7 @@
       </w:tblGrid>
       <w:tr>
         <w:trPr>
-          <w:trHeight w:val="400" w:hRule="atLeast"/>
+          <w:trHeight w:val="248" w:hRule="atLeast"/>
         </w:trPr>
         <w:tc>
           <w:tcPr>
@@ -3905,7 +3751,7 @@
           </w:tcPr>
           <w:p>
             <w:pPr>
-              <w:spacing w:after="0" w:line="270"/>
+              <w:spacing w:after="0" w:line="208"/>
               <w:jc w:val="center"/>
             </w:pPr>
             <w:r>
@@ -3916,8 +3762,8 @@
                 <w:i w:val="false"/>
                 <w:iCs w:val="false"/>
                 <w:color w:val="111111"/>
-                <w:sz w:val="19"/>
-                <w:szCs w:val="19"/>
+                <w:sz w:val="16"/>
+                <w:szCs w:val="16"/>
               </w:rPr>
               <w:t xml:space="preserve">1.</w:t>
             </w:r>
@@ -3939,18 +3785,18 @@
           </w:tcPr>
           <w:p>
             <w:pPr>
-              <w:spacing w:after="0" w:line="270"/>
-            </w:pPr>
-            <w:r>
-              <w:rPr>
-                <w:rFonts w:ascii="Times New Roman" w:cs="Times New Roman" w:eastAsia="Times New Roman" w:hAnsi="Times New Roman"/>
-                <w:b w:val="false"/>
-                <w:bCs w:val="false"/>
-                <w:i w:val="false"/>
-                <w:iCs w:val="false"/>
-                <w:color w:val="111111"/>
-                <w:sz w:val="20"/>
-                <w:szCs w:val="20"/>
+              <w:spacing w:after="0" w:line="208"/>
+            </w:pPr>
+            <w:r>
+              <w:rPr>
+                <w:rFonts w:ascii="Times New Roman" w:cs="Times New Roman" w:eastAsia="Times New Roman" w:hAnsi="Times New Roman"/>
+                <w:b w:val="false"/>
+                <w:bCs w:val="false"/>
+                <w:i w:val="false"/>
+                <w:iCs w:val="false"/>
+                <w:color w:val="111111"/>
+                <w:sz w:val="17"/>
+                <w:szCs w:val="17"/>
               </w:rPr>
               <w:t xml:space="preserve">Birine güvendiğini ifade ediyorsun.</w:t>
             </w:r>
@@ -3969,19 +3815,19 @@
           </w:tcPr>
           <w:p>
             <w:pPr>
-              <w:spacing w:after="0" w:line="270"/>
-              <w:jc w:val="center"/>
-            </w:pPr>
-            <w:r>
-              <w:rPr>
-                <w:rFonts w:ascii="Times New Roman" w:cs="Times New Roman" w:eastAsia="Times New Roman" w:hAnsi="Times New Roman"/>
-                <w:b w:val="false"/>
-                <w:bCs w:val="false"/>
-                <w:i w:val="false"/>
-                <w:iCs w:val="false"/>
-                <w:color w:val="111111"/>
-                <w:sz w:val="20"/>
-                <w:szCs w:val="20"/>
+              <w:spacing w:after="0" w:line="208"/>
+              <w:jc w:val="center"/>
+            </w:pPr>
+            <w:r>
+              <w:rPr>
+                <w:rFonts w:ascii="Times New Roman" w:cs="Times New Roman" w:eastAsia="Times New Roman" w:hAnsi="Times New Roman"/>
+                <w:b w:val="false"/>
+                <w:bCs w:val="false"/>
+                <w:i w:val="false"/>
+                <w:iCs w:val="false"/>
+                <w:color w:val="111111"/>
+                <w:sz w:val="17"/>
+                <w:szCs w:val="17"/>
               </w:rPr>
               <w:t xml:space="preserve">(       )</w:t>
             </w:r>
@@ -4003,7 +3849,7 @@
           </w:tcPr>
           <w:p>
             <w:pPr>
-              <w:spacing w:after="0" w:line="270"/>
+              <w:spacing w:after="0" w:line="208"/>
               <w:jc w:val="center"/>
             </w:pPr>
             <w:r>
@@ -4014,8 +3860,8 @@
                 <w:i w:val="false"/>
                 <w:iCs w:val="false"/>
                 <w:color w:val="111111"/>
-                <w:sz w:val="19"/>
-                <w:szCs w:val="19"/>
+                <w:sz w:val="16"/>
+                <w:szCs w:val="16"/>
               </w:rPr>
               <w:t xml:space="preserve">a)</w:t>
             </w:r>
@@ -4038,7 +3884,7 @@
           <w:p>
             <w:pPr>
               <w:bidi/>
-              <w:spacing w:after="0" w:line="320"/>
+              <w:spacing w:after="0" w:line="208"/>
             </w:pPr>
             <w:r>
               <w:rPr>
@@ -4046,8 +3892,8 @@
                 <w:b w:val="false"/>
                 <w:bCs w:val="false"/>
                 <w:color w:val="111111"/>
-                <w:sz w:val="26"/>
-                <w:szCs w:val="26"/>
+                <w:sz w:val="23"/>
+                <w:szCs w:val="23"/>
                 <w:rtl/>
               </w:rPr>
               <w:t xml:space="preserve">اِصْبِرْ، فَإِنَّ الصَّبْرَ مِفْتَاحُ الْفَرَجِ</w:t>
@@ -4057,7 +3903,7 @@
       </w:tr>
       <w:tr>
         <w:trPr>
-          <w:trHeight w:val="400" w:hRule="atLeast"/>
+          <w:trHeight w:val="248" w:hRule="atLeast"/>
         </w:trPr>
         <w:tc>
           <w:tcPr>
@@ -4075,7 +3921,7 @@
           </w:tcPr>
           <w:p>
             <w:pPr>
-              <w:spacing w:after="0" w:line="270"/>
+              <w:spacing w:after="0" w:line="208"/>
               <w:jc w:val="center"/>
             </w:pPr>
             <w:r>
@@ -4086,8 +3932,8 @@
                 <w:i w:val="false"/>
                 <w:iCs w:val="false"/>
                 <w:color w:val="111111"/>
-                <w:sz w:val="19"/>
-                <w:szCs w:val="19"/>
+                <w:sz w:val="16"/>
+                <w:szCs w:val="16"/>
               </w:rPr>
               <w:t xml:space="preserve">2.</w:t>
             </w:r>
@@ -4109,18 +3955,18 @@
           </w:tcPr>
           <w:p>
             <w:pPr>
-              <w:spacing w:after="0" w:line="270"/>
-            </w:pPr>
-            <w:r>
-              <w:rPr>
-                <w:rFonts w:ascii="Times New Roman" w:cs="Times New Roman" w:eastAsia="Times New Roman" w:hAnsi="Times New Roman"/>
-                <w:b w:val="false"/>
-                <w:bCs w:val="false"/>
-                <w:i w:val="false"/>
-                <w:iCs w:val="false"/>
-                <w:color w:val="111111"/>
-                <w:sz w:val="20"/>
-                <w:szCs w:val="20"/>
+              <w:spacing w:after="0" w:line="208"/>
+            </w:pPr>
+            <w:r>
+              <w:rPr>
+                <w:rFonts w:ascii="Times New Roman" w:cs="Times New Roman" w:eastAsia="Times New Roman" w:hAnsi="Times New Roman"/>
+                <w:b w:val="false"/>
+                <w:bCs w:val="false"/>
+                <w:i w:val="false"/>
+                <w:iCs w:val="false"/>
+                <w:color w:val="111111"/>
+                <w:sz w:val="17"/>
+                <w:szCs w:val="17"/>
               </w:rPr>
               <w:t xml:space="preserve">Bir sıkıntıya sabretmeyi öğütlüyorsun.</w:t>
             </w:r>
@@ -4139,19 +3985,19 @@
           </w:tcPr>
           <w:p>
             <w:pPr>
-              <w:spacing w:after="0" w:line="270"/>
-              <w:jc w:val="center"/>
-            </w:pPr>
-            <w:r>
-              <w:rPr>
-                <w:rFonts w:ascii="Times New Roman" w:cs="Times New Roman" w:eastAsia="Times New Roman" w:hAnsi="Times New Roman"/>
-                <w:b w:val="false"/>
-                <w:bCs w:val="false"/>
-                <w:i w:val="false"/>
-                <w:iCs w:val="false"/>
-                <w:color w:val="111111"/>
-                <w:sz w:val="20"/>
-                <w:szCs w:val="20"/>
+              <w:spacing w:after="0" w:line="208"/>
+              <w:jc w:val="center"/>
+            </w:pPr>
+            <w:r>
+              <w:rPr>
+                <w:rFonts w:ascii="Times New Roman" w:cs="Times New Roman" w:eastAsia="Times New Roman" w:hAnsi="Times New Roman"/>
+                <w:b w:val="false"/>
+                <w:bCs w:val="false"/>
+                <w:i w:val="false"/>
+                <w:iCs w:val="false"/>
+                <w:color w:val="111111"/>
+                <w:sz w:val="17"/>
+                <w:szCs w:val="17"/>
               </w:rPr>
               <w:t xml:space="preserve">(       )</w:t>
             </w:r>
@@ -4173,7 +4019,7 @@
           </w:tcPr>
           <w:p>
             <w:pPr>
-              <w:spacing w:after="0" w:line="270"/>
+              <w:spacing w:after="0" w:line="208"/>
               <w:jc w:val="center"/>
             </w:pPr>
             <w:r>
@@ -4184,8 +4030,8 @@
                 <w:i w:val="false"/>
                 <w:iCs w:val="false"/>
                 <w:color w:val="111111"/>
-                <w:sz w:val="19"/>
-                <w:szCs w:val="19"/>
+                <w:sz w:val="16"/>
+                <w:szCs w:val="16"/>
               </w:rPr>
               <w:t xml:space="preserve">b)</w:t>
             </w:r>
@@ -4208,7 +4054,7 @@
           <w:p>
             <w:pPr>
               <w:bidi/>
-              <w:spacing w:after="0" w:line="320"/>
+              <w:spacing w:after="0" w:line="208"/>
             </w:pPr>
             <w:r>
               <w:rPr>
@@ -4216,8 +4062,8 @@
                 <w:b w:val="false"/>
                 <w:bCs w:val="false"/>
                 <w:color w:val="111111"/>
-                <w:sz w:val="26"/>
-                <w:szCs w:val="26"/>
+                <w:sz w:val="23"/>
+                <w:szCs w:val="23"/>
                 <w:rtl/>
               </w:rPr>
               <w:t xml:space="preserve">جَزَاكَ اللَّهُ خَيْرًا عَلَى مُسَاعَدَتِكَ</w:t>
@@ -4227,7 +4073,7 @@
       </w:tr>
       <w:tr>
         <w:trPr>
-          <w:trHeight w:val="400" w:hRule="atLeast"/>
+          <w:trHeight w:val="248" w:hRule="atLeast"/>
         </w:trPr>
         <w:tc>
           <w:tcPr>
@@ -4245,7 +4091,7 @@
           </w:tcPr>
           <w:p>
             <w:pPr>
-              <w:spacing w:after="0" w:line="270"/>
+              <w:spacing w:after="0" w:line="208"/>
               <w:jc w:val="center"/>
             </w:pPr>
             <w:r>
@@ -4256,8 +4102,8 @@
                 <w:i w:val="false"/>
                 <w:iCs w:val="false"/>
                 <w:color w:val="111111"/>
-                <w:sz w:val="19"/>
-                <w:szCs w:val="19"/>
+                <w:sz w:val="16"/>
+                <w:szCs w:val="16"/>
               </w:rPr>
               <w:t xml:space="preserve">3.</w:t>
             </w:r>
@@ -4279,18 +4125,18 @@
           </w:tcPr>
           <w:p>
             <w:pPr>
-              <w:spacing w:after="0" w:line="270"/>
-            </w:pPr>
-            <w:r>
-              <w:rPr>
-                <w:rFonts w:ascii="Times New Roman" w:cs="Times New Roman" w:eastAsia="Times New Roman" w:hAnsi="Times New Roman"/>
-                <w:b w:val="false"/>
-                <w:bCs w:val="false"/>
-                <w:i w:val="false"/>
-                <w:iCs w:val="false"/>
-                <w:color w:val="111111"/>
-                <w:sz w:val="20"/>
-                <w:szCs w:val="20"/>
+              <w:spacing w:after="0" w:line="208"/>
+            </w:pPr>
+            <w:r>
+              <w:rPr>
+                <w:rFonts w:ascii="Times New Roman" w:cs="Times New Roman" w:eastAsia="Times New Roman" w:hAnsi="Times New Roman"/>
+                <w:b w:val="false"/>
+                <w:bCs w:val="false"/>
+                <w:i w:val="false"/>
+                <w:iCs w:val="false"/>
+                <w:color w:val="111111"/>
+                <w:sz w:val="17"/>
+                <w:szCs w:val="17"/>
               </w:rPr>
               <w:t xml:space="preserve">Akraba ziyaretinin önemini söylüyorsun.</w:t>
             </w:r>
@@ -4309,19 +4155,19 @@
           </w:tcPr>
           <w:p>
             <w:pPr>
-              <w:spacing w:after="0" w:line="270"/>
-              <w:jc w:val="center"/>
-            </w:pPr>
-            <w:r>
-              <w:rPr>
-                <w:rFonts w:ascii="Times New Roman" w:cs="Times New Roman" w:eastAsia="Times New Roman" w:hAnsi="Times New Roman"/>
-                <w:b w:val="false"/>
-                <w:bCs w:val="false"/>
-                <w:i w:val="false"/>
-                <w:iCs w:val="false"/>
-                <w:color w:val="111111"/>
-                <w:sz w:val="20"/>
-                <w:szCs w:val="20"/>
+              <w:spacing w:after="0" w:line="208"/>
+              <w:jc w:val="center"/>
+            </w:pPr>
+            <w:r>
+              <w:rPr>
+                <w:rFonts w:ascii="Times New Roman" w:cs="Times New Roman" w:eastAsia="Times New Roman" w:hAnsi="Times New Roman"/>
+                <w:b w:val="false"/>
+                <w:bCs w:val="false"/>
+                <w:i w:val="false"/>
+                <w:iCs w:val="false"/>
+                <w:color w:val="111111"/>
+                <w:sz w:val="17"/>
+                <w:szCs w:val="17"/>
               </w:rPr>
               <w:t xml:space="preserve">(       )</w:t>
             </w:r>
@@ -4343,7 +4189,7 @@
           </w:tcPr>
           <w:p>
             <w:pPr>
-              <w:spacing w:after="0" w:line="270"/>
+              <w:spacing w:after="0" w:line="208"/>
               <w:jc w:val="center"/>
             </w:pPr>
             <w:r>
@@ -4354,8 +4200,8 @@
                 <w:i w:val="false"/>
                 <w:iCs w:val="false"/>
                 <w:color w:val="111111"/>
-                <w:sz w:val="19"/>
-                <w:szCs w:val="19"/>
+                <w:sz w:val="16"/>
+                <w:szCs w:val="16"/>
               </w:rPr>
               <w:t xml:space="preserve">c)</w:t>
             </w:r>
@@ -4378,7 +4224,7 @@
           <w:p>
             <w:pPr>
               <w:bidi/>
-              <w:spacing w:after="0" w:line="320"/>
+              <w:spacing w:after="0" w:line="208"/>
             </w:pPr>
             <w:r>
               <w:rPr>
@@ -4386,8 +4232,8 @@
                 <w:b w:val="false"/>
                 <w:bCs w:val="false"/>
                 <w:color w:val="111111"/>
-                <w:sz w:val="26"/>
-                <w:szCs w:val="26"/>
+                <w:sz w:val="23"/>
+                <w:szCs w:val="23"/>
                 <w:rtl/>
               </w:rPr>
               <w:t xml:space="preserve">أَنْتَ رَجُلٌ أَمِينٌ، أَنَا أَثِقُ بِكَ</w:t>
@@ -4397,7 +4243,7 @@
       </w:tr>
       <w:tr>
         <w:trPr>
-          <w:trHeight w:val="400" w:hRule="atLeast"/>
+          <w:trHeight w:val="248" w:hRule="atLeast"/>
         </w:trPr>
         <w:tc>
           <w:tcPr>
@@ -4415,7 +4261,7 @@
           </w:tcPr>
           <w:p>
             <w:pPr>
-              <w:spacing w:after="0" w:line="270"/>
+              <w:spacing w:after="0" w:line="208"/>
               <w:jc w:val="center"/>
             </w:pPr>
             <w:r>
@@ -4426,8 +4272,8 @@
                 <w:i w:val="false"/>
                 <w:iCs w:val="false"/>
                 <w:color w:val="111111"/>
-                <w:sz w:val="19"/>
-                <w:szCs w:val="19"/>
+                <w:sz w:val="16"/>
+                <w:szCs w:val="16"/>
               </w:rPr>
               <w:t xml:space="preserve">4.</w:t>
             </w:r>
@@ -4449,18 +4295,18 @@
           </w:tcPr>
           <w:p>
             <w:pPr>
-              <w:spacing w:after="0" w:line="270"/>
-            </w:pPr>
-            <w:r>
-              <w:rPr>
-                <w:rFonts w:ascii="Times New Roman" w:cs="Times New Roman" w:eastAsia="Times New Roman" w:hAnsi="Times New Roman"/>
-                <w:b w:val="false"/>
-                <w:bCs w:val="false"/>
-                <w:i w:val="false"/>
-                <w:iCs w:val="false"/>
-                <w:color w:val="111111"/>
-                <w:sz w:val="20"/>
-                <w:szCs w:val="20"/>
+              <w:spacing w:after="0" w:line="208"/>
+            </w:pPr>
+            <w:r>
+              <w:rPr>
+                <w:rFonts w:ascii="Times New Roman" w:cs="Times New Roman" w:eastAsia="Times New Roman" w:hAnsi="Times New Roman"/>
+                <w:b w:val="false"/>
+                <w:bCs w:val="false"/>
+                <w:i w:val="false"/>
+                <w:iCs w:val="false"/>
+                <w:color w:val="111111"/>
+                <w:sz w:val="17"/>
+                <w:szCs w:val="17"/>
               </w:rPr>
               <w:t xml:space="preserve">Çevreyi kirletmemeyi hatırlatıyorsun.</w:t>
             </w:r>
@@ -4479,19 +4325,19 @@
           </w:tcPr>
           <w:p>
             <w:pPr>
-              <w:spacing w:after="0" w:line="270"/>
-              <w:jc w:val="center"/>
-            </w:pPr>
-            <w:r>
-              <w:rPr>
-                <w:rFonts w:ascii="Times New Roman" w:cs="Times New Roman" w:eastAsia="Times New Roman" w:hAnsi="Times New Roman"/>
-                <w:b w:val="false"/>
-                <w:bCs w:val="false"/>
-                <w:i w:val="false"/>
-                <w:iCs w:val="false"/>
-                <w:color w:val="111111"/>
-                <w:sz w:val="20"/>
-                <w:szCs w:val="20"/>
+              <w:spacing w:after="0" w:line="208"/>
+              <w:jc w:val="center"/>
+            </w:pPr>
+            <w:r>
+              <w:rPr>
+                <w:rFonts w:ascii="Times New Roman" w:cs="Times New Roman" w:eastAsia="Times New Roman" w:hAnsi="Times New Roman"/>
+                <w:b w:val="false"/>
+                <w:bCs w:val="false"/>
+                <w:i w:val="false"/>
+                <w:iCs w:val="false"/>
+                <w:color w:val="111111"/>
+                <w:sz w:val="17"/>
+                <w:szCs w:val="17"/>
               </w:rPr>
               <w:t xml:space="preserve">(       )</w:t>
             </w:r>
@@ -4513,7 +4359,7 @@
           </w:tcPr>
           <w:p>
             <w:pPr>
-              <w:spacing w:after="0" w:line="270"/>
+              <w:spacing w:after="0" w:line="208"/>
               <w:jc w:val="center"/>
             </w:pPr>
             <w:r>
@@ -4524,8 +4370,8 @@
                 <w:i w:val="false"/>
                 <w:iCs w:val="false"/>
                 <w:color w:val="111111"/>
-                <w:sz w:val="19"/>
-                <w:szCs w:val="19"/>
+                <w:sz w:val="16"/>
+                <w:szCs w:val="16"/>
               </w:rPr>
               <w:t xml:space="preserve">d)</w:t>
             </w:r>
@@ -4548,7 +4394,7 @@
           <w:p>
             <w:pPr>
               <w:bidi/>
-              <w:spacing w:after="0" w:line="320"/>
+              <w:spacing w:after="0" w:line="208"/>
             </w:pPr>
             <w:r>
               <w:rPr>
@@ -4556,8 +4402,8 @@
                 <w:b w:val="false"/>
                 <w:bCs w:val="false"/>
                 <w:color w:val="111111"/>
-                <w:sz w:val="26"/>
-                <w:szCs w:val="26"/>
+                <w:sz w:val="23"/>
+                <w:szCs w:val="23"/>
                 <w:rtl/>
               </w:rPr>
               <w:t xml:space="preserve">لَا تُلْقِ النُّفَايَاتِ فِي الشَّارِعِ</w:t>
@@ -4567,7 +4413,7 @@
       </w:tr>
       <w:tr>
         <w:trPr>
-          <w:trHeight w:val="400" w:hRule="atLeast"/>
+          <w:trHeight w:val="248" w:hRule="atLeast"/>
         </w:trPr>
         <w:tc>
           <w:tcPr>
@@ -4585,7 +4431,7 @@
           </w:tcPr>
           <w:p>
             <w:pPr>
-              <w:spacing w:after="0" w:line="270"/>
+              <w:spacing w:after="0" w:line="208"/>
               <w:jc w:val="center"/>
             </w:pPr>
             <w:r>
@@ -4596,8 +4442,8 @@
                 <w:i w:val="false"/>
                 <w:iCs w:val="false"/>
                 <w:color w:val="111111"/>
-                <w:sz w:val="19"/>
-                <w:szCs w:val="19"/>
+                <w:sz w:val="16"/>
+                <w:szCs w:val="16"/>
               </w:rPr>
               <w:t xml:space="preserve">5.</w:t>
             </w:r>
@@ -4619,18 +4465,18 @@
           </w:tcPr>
           <w:p>
             <w:pPr>
-              <w:spacing w:after="0" w:line="270"/>
-            </w:pPr>
-            <w:r>
-              <w:rPr>
-                <w:rFonts w:ascii="Times New Roman" w:cs="Times New Roman" w:eastAsia="Times New Roman" w:hAnsi="Times New Roman"/>
-                <w:b w:val="false"/>
-                <w:bCs w:val="false"/>
-                <w:i w:val="false"/>
-                <w:iCs w:val="false"/>
-                <w:color w:val="111111"/>
-                <w:sz w:val="20"/>
-                <w:szCs w:val="20"/>
+              <w:spacing w:after="0" w:line="208"/>
+            </w:pPr>
+            <w:r>
+              <w:rPr>
+                <w:rFonts w:ascii="Times New Roman" w:cs="Times New Roman" w:eastAsia="Times New Roman" w:hAnsi="Times New Roman"/>
+                <w:b w:val="false"/>
+                <w:bCs w:val="false"/>
+                <w:i w:val="false"/>
+                <w:iCs w:val="false"/>
+                <w:color w:val="111111"/>
+                <w:sz w:val="17"/>
+                <w:szCs w:val="17"/>
               </w:rPr>
               <w:t xml:space="preserve">Sana yardım eden kişiye dua ediyorsun.</w:t>
             </w:r>
@@ -4649,19 +4495,19 @@
           </w:tcPr>
           <w:p>
             <w:pPr>
-              <w:spacing w:after="0" w:line="270"/>
-              <w:jc w:val="center"/>
-            </w:pPr>
-            <w:r>
-              <w:rPr>
-                <w:rFonts w:ascii="Times New Roman" w:cs="Times New Roman" w:eastAsia="Times New Roman" w:hAnsi="Times New Roman"/>
-                <w:b w:val="false"/>
-                <w:bCs w:val="false"/>
-                <w:i w:val="false"/>
-                <w:iCs w:val="false"/>
-                <w:color w:val="111111"/>
-                <w:sz w:val="20"/>
-                <w:szCs w:val="20"/>
+              <w:spacing w:after="0" w:line="208"/>
+              <w:jc w:val="center"/>
+            </w:pPr>
+            <w:r>
+              <w:rPr>
+                <w:rFonts w:ascii="Times New Roman" w:cs="Times New Roman" w:eastAsia="Times New Roman" w:hAnsi="Times New Roman"/>
+                <w:b w:val="false"/>
+                <w:bCs w:val="false"/>
+                <w:i w:val="false"/>
+                <w:iCs w:val="false"/>
+                <w:color w:val="111111"/>
+                <w:sz w:val="17"/>
+                <w:szCs w:val="17"/>
               </w:rPr>
               <w:t xml:space="preserve">(       )</w:t>
             </w:r>
@@ -4683,7 +4529,7 @@
           </w:tcPr>
           <w:p>
             <w:pPr>
-              <w:spacing w:after="0" w:line="270"/>
+              <w:spacing w:after="0" w:line="208"/>
               <w:jc w:val="center"/>
             </w:pPr>
             <w:r>
@@ -4694,8 +4540,8 @@
                 <w:i w:val="false"/>
                 <w:iCs w:val="false"/>
                 <w:color w:val="111111"/>
-                <w:sz w:val="19"/>
-                <w:szCs w:val="19"/>
+                <w:sz w:val="16"/>
+                <w:szCs w:val="16"/>
               </w:rPr>
               <w:t xml:space="preserve">e)</w:t>
             </w:r>
@@ -4718,7 +4564,7 @@
           <w:p>
             <w:pPr>
               <w:bidi/>
-              <w:spacing w:after="0" w:line="320"/>
+              <w:spacing w:after="0" w:line="208"/>
             </w:pPr>
             <w:r>
               <w:rPr>
@@ -4726,8 +4572,8 @@
                 <w:b w:val="false"/>
                 <w:bCs w:val="false"/>
                 <w:color w:val="111111"/>
-                <w:sz w:val="26"/>
-                <w:szCs w:val="26"/>
+                <w:sz w:val="23"/>
+                <w:szCs w:val="23"/>
                 <w:rtl/>
               </w:rPr>
               <w:t xml:space="preserve">صِلَةُ الرَّحِمِ تَزِيدُ فِي الْعُمُرِ</w:t>
@@ -4741,7 +4587,7 @@
         <w:tabs>
           <w:tab w:val="right" w:pos="9864"/>
         </w:tabs>
-        <w:spacing w:after="90" w:before="220" w:line="280"/>
+        <w:spacing w:after="27" w:before="66" w:line="208"/>
         <w:ind w:left="340" w:hanging="340"/>
       </w:pPr>
       <w:r>
@@ -4752,16 +4598,16 @@
           <w:i w:val="false"/>
           <w:iCs w:val="false"/>
           <w:color w:val="111111"/>
-          <w:sz w:val="21"/>
-          <w:szCs w:val="21"/>
+          <w:sz w:val="17"/>
+          <w:szCs w:val="17"/>
         </w:rPr>
         <w:t xml:space="preserve">5.</w:t>
       </w:r>
       <w:r>
         <w:rPr>
           <w:rFonts w:ascii="Times New Roman" w:cs="Times New Roman" w:eastAsia="Times New Roman" w:hAnsi="Times New Roman"/>
-          <w:sz w:val="21"/>
-          <w:szCs w:val="21"/>
+          <w:sz w:val="17"/>
+          <w:szCs w:val="17"/>
         </w:rPr>
         <w:tab/>
       </w:r>
@@ -4773,16 +4619,16 @@
           <w:i w:val="false"/>
           <w:iCs w:val="false"/>
           <w:color w:val="111111"/>
-          <w:sz w:val="21"/>
-          <w:szCs w:val="21"/>
+          <w:sz w:val="17"/>
+          <w:szCs w:val="17"/>
         </w:rPr>
         <w:t xml:space="preserve">Yukarıdaki okuma metnine göre boşlukları havuzdaki kelimelerle doldurunuz.</w:t>
       </w:r>
       <w:r>
         <w:rPr>
           <w:rFonts w:ascii="Times New Roman" w:cs="Times New Roman" w:eastAsia="Times New Roman" w:hAnsi="Times New Roman"/>
-          <w:sz w:val="21"/>
-          <w:szCs w:val="21"/>
+          <w:sz w:val="17"/>
+          <w:szCs w:val="17"/>
         </w:rPr>
         <w:tab/>
       </w:r>
@@ -4794,8 +4640,8 @@
           <w:i w:val="false"/>
           <w:iCs w:val="false"/>
           <w:color w:val="55636F"/>
-          <w:sz w:val="18"/>
-          <w:szCs w:val="18"/>
+          <w:sz w:val="15"/>
+          <w:szCs w:val="15"/>
         </w:rPr>
         <w:t xml:space="preserve">(10 puan)</w:t>
       </w:r>
@@ -4803,7 +4649,7 @@
     <w:p>
       <w:pPr>
         <w:keepNext w:val="false"/>
-        <w:spacing w:after="90" w:before="0" w:line="280"/>
+        <w:spacing w:after="27" w:before="0" w:line="208"/>
         <w:ind w:left="340"/>
       </w:pPr>
       <w:r>
@@ -4814,8 +4660,8 @@
           <w:i/>
           <w:iCs/>
           <w:color w:val="5B6772"/>
-          <w:sz w:val="18"/>
-          <w:szCs w:val="18"/>
+          <w:sz w:val="15"/>
+          <w:szCs w:val="15"/>
         </w:rPr>
         <w:t xml:space="preserve">Her doğru cevap 2 puandır.</w:t>
       </w:r>
@@ -4850,7 +4696,7 @@
           </w:tcPr>
           <w:p>
             <w:pPr>
-              <w:spacing w:after="50"/>
+              <w:spacing w:after="15"/>
             </w:pPr>
             <w:r>
               <w:rPr>
@@ -4860,8 +4706,8 @@
                 <w:i w:val="false"/>
                 <w:iCs w:val="false"/>
                 <w:color w:val="39454F"/>
-                <w:sz w:val="17"/>
-                <w:szCs w:val="17"/>
+                <w:sz w:val="14"/>
+                <w:szCs w:val="14"/>
               </w:rPr>
               <w:t xml:space="preserve">KELİME HAVUZU</w:t>
             </w:r>
@@ -4869,7 +4715,7 @@
           <w:p>
             <w:pPr>
               <w:bidi/>
-              <w:spacing w:after="0" w:line="360"/>
+              <w:spacing w:after="0" w:line="208"/>
               <w:jc w:val="center"/>
             </w:pPr>
             <w:r>
@@ -4878,8 +4724,8 @@
                 <w:b w:val="false"/>
                 <w:bCs w:val="false"/>
                 <w:color w:val="111111"/>
-                <w:sz w:val="30"/>
-                <w:szCs w:val="30"/>
+                <w:sz w:val="26"/>
+                <w:szCs w:val="26"/>
                 <w:rtl/>
               </w:rPr>
               <w:t xml:space="preserve">الْأَمَانَةِ   —   مَحْفَظَتَهُ   —   الْعُنْوَانِ   —   حَزِينًا   —   أَشْهَرَ</w:t>
@@ -4890,7 +4736,7 @@
     </w:tbl>
     <w:p>
       <w:pPr>
-        <w:spacing w:after="80"/>
+        <w:spacing w:after="24"/>
       </w:pPr>
       <w:r>
         <w:rPr>
@@ -4900,8 +4746,8 @@
           <w:i w:val="false"/>
           <w:iCs w:val="false"/>
           <w:color w:val="111111"/>
-          <w:sz w:val="21"/>
-          <w:szCs w:val="21"/>
+          <w:sz w:val="17"/>
+          <w:szCs w:val="17"/>
         </w:rPr>
         <w:t xml:space="preserve"/>
       </w:r>
@@ -4924,7 +4770,7 @@
       </w:tblGrid>
       <w:tr>
         <w:trPr>
-          <w:trHeight w:val="480" w:hRule="atLeast"/>
+          <w:trHeight w:val="297" w:hRule="atLeast"/>
         </w:trPr>
         <w:tc>
           <w:tcPr>
@@ -4942,7 +4788,7 @@
           </w:tcPr>
           <w:p>
             <w:pPr>
-              <w:spacing w:after="0" w:line="270"/>
+              <w:spacing w:after="0" w:line="208"/>
               <w:jc w:val="center"/>
             </w:pPr>
             <w:r>
@@ -4953,8 +4799,8 @@
                 <w:i w:val="false"/>
                 <w:iCs w:val="false"/>
                 <w:color w:val="111111"/>
-                <w:sz w:val="19"/>
-                <w:szCs w:val="19"/>
+                <w:sz w:val="16"/>
+                <w:szCs w:val="16"/>
               </w:rPr>
               <w:t xml:space="preserve">1.</w:t>
             </w:r>
@@ -4977,7 +4823,7 @@
           <w:p>
             <w:pPr>
               <w:bidi/>
-              <w:spacing w:after="0" w:line="320"/>
+              <w:spacing w:after="0" w:line="208"/>
             </w:pPr>
             <w:r>
               <w:rPr>
@@ -4985,8 +4831,8 @@
                 <w:b w:val="false"/>
                 <w:bCs w:val="false"/>
                 <w:color w:val="111111"/>
-                <w:sz w:val="28"/>
-                <w:szCs w:val="28"/>
+                <w:sz w:val="25"/>
+                <w:szCs w:val="25"/>
                 <w:rtl/>
               </w:rPr>
               <w:t xml:space="preserve">كَانَ سَعِيدٌ مَعْرُوفًا بِالصِّدْقِ وَ……………………… .</w:t>
@@ -4996,7 +4842,7 @@
       </w:tr>
       <w:tr>
         <w:trPr>
-          <w:trHeight w:val="480" w:hRule="atLeast"/>
+          <w:trHeight w:val="297" w:hRule="atLeast"/>
         </w:trPr>
         <w:tc>
           <w:tcPr>
@@ -5014,7 +4860,7 @@
           </w:tcPr>
           <w:p>
             <w:pPr>
-              <w:spacing w:after="0" w:line="270"/>
+              <w:spacing w:after="0" w:line="208"/>
               <w:jc w:val="center"/>
             </w:pPr>
             <w:r>
@@ -5025,8 +4871,8 @@
                 <w:i w:val="false"/>
                 <w:iCs w:val="false"/>
                 <w:color w:val="111111"/>
-                <w:sz w:val="19"/>
-                <w:szCs w:val="19"/>
+                <w:sz w:val="16"/>
+                <w:szCs w:val="16"/>
               </w:rPr>
               <w:t xml:space="preserve">2.</w:t>
             </w:r>
@@ -5049,7 +4895,7 @@
           <w:p>
             <w:pPr>
               <w:bidi/>
-              <w:spacing w:after="0" w:line="320"/>
+              <w:spacing w:after="0" w:line="208"/>
             </w:pPr>
             <w:r>
               <w:rPr>
@@ -5057,8 +4903,8 @@
                 <w:b w:val="false"/>
                 <w:bCs w:val="false"/>
                 <w:color w:val="111111"/>
-                <w:sz w:val="28"/>
-                <w:szCs w:val="28"/>
+                <w:sz w:val="25"/>
+                <w:szCs w:val="25"/>
                 <w:rtl/>
               </w:rPr>
               <w:t xml:space="preserve">نَسِيَ الرَّجُلُ ……………………… عَلَى الطَّاوِلَةِ.</w:t>
@@ -5068,7 +4914,7 @@
       </w:tr>
       <w:tr>
         <w:trPr>
-          <w:trHeight w:val="480" w:hRule="atLeast"/>
+          <w:trHeight w:val="297" w:hRule="atLeast"/>
         </w:trPr>
         <w:tc>
           <w:tcPr>
@@ -5086,7 +4932,7 @@
           </w:tcPr>
           <w:p>
             <w:pPr>
-              <w:spacing w:after="0" w:line="270"/>
+              <w:spacing w:after="0" w:line="208"/>
               <w:jc w:val="center"/>
             </w:pPr>
             <w:r>
@@ -5097,8 +4943,8 @@
                 <w:i w:val="false"/>
                 <w:iCs w:val="false"/>
                 <w:color w:val="111111"/>
-                <w:sz w:val="19"/>
-                <w:szCs w:val="19"/>
+                <w:sz w:val="16"/>
+                <w:szCs w:val="16"/>
               </w:rPr>
               <w:t xml:space="preserve">3.</w:t>
             </w:r>
@@ -5121,7 +4967,7 @@
           <w:p>
             <w:pPr>
               <w:bidi/>
-              <w:spacing w:after="0" w:line="320"/>
+              <w:spacing w:after="0" w:line="208"/>
             </w:pPr>
             <w:r>
               <w:rPr>
@@ -5129,8 +4975,8 @@
                 <w:b w:val="false"/>
                 <w:bCs w:val="false"/>
                 <w:color w:val="111111"/>
-                <w:sz w:val="28"/>
-                <w:szCs w:val="28"/>
+                <w:sz w:val="25"/>
+                <w:szCs w:val="25"/>
                 <w:rtl/>
               </w:rPr>
               <w:t xml:space="preserve">ذَهَبَ التَّاجِرُ إِلَى ذَلِكَ ……………………… بِسَيَّارَتِهِ.</w:t>
@@ -5140,7 +4986,7 @@
       </w:tr>
       <w:tr>
         <w:trPr>
-          <w:trHeight w:val="480" w:hRule="atLeast"/>
+          <w:trHeight w:val="297" w:hRule="atLeast"/>
         </w:trPr>
         <w:tc>
           <w:tcPr>
@@ -5158,7 +5004,7 @@
           </w:tcPr>
           <w:p>
             <w:pPr>
-              <w:spacing w:after="0" w:line="270"/>
+              <w:spacing w:after="0" w:line="208"/>
               <w:jc w:val="center"/>
             </w:pPr>
             <w:r>
@@ -5169,8 +5015,8 @@
                 <w:i w:val="false"/>
                 <w:iCs w:val="false"/>
                 <w:color w:val="111111"/>
-                <w:sz w:val="19"/>
-                <w:szCs w:val="19"/>
+                <w:sz w:val="16"/>
+                <w:szCs w:val="16"/>
               </w:rPr>
               <w:t xml:space="preserve">4.</w:t>
             </w:r>
@@ -5193,7 +5039,7 @@
           <w:p>
             <w:pPr>
               <w:bidi/>
-              <w:spacing w:after="0" w:line="320"/>
+              <w:spacing w:after="0" w:line="208"/>
             </w:pPr>
             <w:r>
               <w:rPr>
@@ -5201,8 +5047,8 @@
                 <w:b w:val="false"/>
                 <w:bCs w:val="false"/>
                 <w:color w:val="111111"/>
-                <w:sz w:val="28"/>
-                <w:szCs w:val="28"/>
+                <w:sz w:val="25"/>
+                <w:szCs w:val="25"/>
                 <w:rtl/>
               </w:rPr>
               <w:t xml:space="preserve">وَجَدَ سَعِيدٌ الرَّجُلَ ……………………… فِي بَيْتِهِ.</w:t>
@@ -5212,7 +5058,7 @@
       </w:tr>
       <w:tr>
         <w:trPr>
-          <w:trHeight w:val="480" w:hRule="atLeast"/>
+          <w:trHeight w:val="297" w:hRule="atLeast"/>
         </w:trPr>
         <w:tc>
           <w:tcPr>
@@ -5230,7 +5076,7 @@
           </w:tcPr>
           <w:p>
             <w:pPr>
-              <w:spacing w:after="0" w:line="270"/>
+              <w:spacing w:after="0" w:line="208"/>
               <w:jc w:val="center"/>
             </w:pPr>
             <w:r>
@@ -5241,8 +5087,8 @@
                 <w:i w:val="false"/>
                 <w:iCs w:val="false"/>
                 <w:color w:val="111111"/>
-                <w:sz w:val="19"/>
-                <w:szCs w:val="19"/>
+                <w:sz w:val="16"/>
+                <w:szCs w:val="16"/>
               </w:rPr>
               <w:t xml:space="preserve">5.</w:t>
             </w:r>
@@ -5265,7 +5111,7 @@
           <w:p>
             <w:pPr>
               <w:bidi/>
-              <w:spacing w:after="0" w:line="320"/>
+              <w:spacing w:after="0" w:line="208"/>
             </w:pPr>
             <w:r>
               <w:rPr>
@@ -5273,8 +5119,8 @@
                 <w:b w:val="false"/>
                 <w:bCs w:val="false"/>
                 <w:color w:val="111111"/>
-                <w:sz w:val="28"/>
-                <w:szCs w:val="28"/>
+                <w:sz w:val="25"/>
+                <w:szCs w:val="25"/>
                 <w:rtl/>
               </w:rPr>
               <w:t xml:space="preserve">صَارَ دُكَّانُهُ ……………………… دُكَّانٍ فِي الْمَدِينَةِ.</w:t>
@@ -5288,7 +5134,7 @@
         <w:tabs>
           <w:tab w:val="right" w:pos="9864"/>
         </w:tabs>
-        <w:spacing w:after="90" w:before="220" w:line="280"/>
+        <w:spacing w:after="27" w:before="66" w:line="208"/>
         <w:ind w:left="340" w:hanging="340"/>
       </w:pPr>
       <w:r>
@@ -5299,16 +5145,16 @@
           <w:i w:val="false"/>
           <w:iCs w:val="false"/>
           <w:color w:val="111111"/>
-          <w:sz w:val="21"/>
-          <w:szCs w:val="21"/>
+          <w:sz w:val="17"/>
+          <w:szCs w:val="17"/>
         </w:rPr>
         <w:t xml:space="preserve">6.</w:t>
       </w:r>
       <w:r>
         <w:rPr>
           <w:rFonts w:ascii="Times New Roman" w:cs="Times New Roman" w:eastAsia="Times New Roman" w:hAnsi="Times New Roman"/>
-          <w:sz w:val="21"/>
-          <w:szCs w:val="21"/>
+          <w:sz w:val="17"/>
+          <w:szCs w:val="17"/>
         </w:rPr>
         <w:tab/>
       </w:r>
@@ -5320,16 +5166,16 @@
           <w:i w:val="false"/>
           <w:iCs w:val="false"/>
           <w:color w:val="111111"/>
-          <w:sz w:val="21"/>
-          <w:szCs w:val="21"/>
+          <w:sz w:val="17"/>
+          <w:szCs w:val="17"/>
         </w:rPr>
         <w:t xml:space="preserve">Aşağıdaki fiillerin kipini ve şahsını yazınız.</w:t>
       </w:r>
       <w:r>
         <w:rPr>
           <w:rFonts w:ascii="Times New Roman" w:cs="Times New Roman" w:eastAsia="Times New Roman" w:hAnsi="Times New Roman"/>
-          <w:sz w:val="21"/>
-          <w:szCs w:val="21"/>
+          <w:sz w:val="17"/>
+          <w:szCs w:val="17"/>
         </w:rPr>
         <w:tab/>
       </w:r>
@@ -5341,8 +5187,8 @@
           <w:i w:val="false"/>
           <w:iCs w:val="false"/>
           <w:color w:val="55636F"/>
-          <w:sz w:val="18"/>
-          <w:szCs w:val="18"/>
+          <w:sz w:val="15"/>
+          <w:szCs w:val="15"/>
         </w:rPr>
         <w:t xml:space="preserve">(10 puan)</w:t>
       </w:r>
@@ -5350,7 +5196,7 @@
     <w:p>
       <w:pPr>
         <w:keepNext w:val="false"/>
-        <w:spacing w:after="90" w:before="0" w:line="280"/>
+        <w:spacing w:after="27" w:before="0" w:line="208"/>
         <w:ind w:left="340"/>
       </w:pPr>
       <w:r>
@@ -5361,8 +5207,8 @@
           <w:i/>
           <w:iCs/>
           <w:color w:val="5B6772"/>
-          <w:sz w:val="18"/>
-          <w:szCs w:val="18"/>
+          <w:sz w:val="15"/>
+          <w:szCs w:val="15"/>
         </w:rPr>
         <w:t xml:space="preserve">Örnek: كَتَبَ  →  mazi · o (erkek). Her doğru cevap 2 puandır.</w:t>
       </w:r>
@@ -5402,7 +5248,7 @@
           </w:tcPr>
           <w:p>
             <w:pPr>
-              <w:spacing w:after="0" w:line="270"/>
+              <w:spacing w:after="0" w:line="208"/>
               <w:jc w:val="center"/>
             </w:pPr>
             <w:r>
@@ -5413,8 +5259,8 @@
                 <w:i w:val="false"/>
                 <w:iCs w:val="false"/>
                 <w:color w:val="111111"/>
-                <w:sz w:val="18"/>
-                <w:szCs w:val="18"/>
+                <w:sz w:val="15"/>
+                <w:szCs w:val="15"/>
               </w:rPr>
               <w:t xml:space="preserve">No</w:t>
             </w:r>
@@ -5434,7 +5280,7 @@
           </w:tcPr>
           <w:p>
             <w:pPr>
-              <w:spacing w:after="0" w:line="270"/>
+              <w:spacing w:after="0" w:line="208"/>
               <w:jc w:val="center"/>
             </w:pPr>
             <w:r>
@@ -5445,8 +5291,8 @@
                 <w:i w:val="false"/>
                 <w:iCs w:val="false"/>
                 <w:color w:val="111111"/>
-                <w:sz w:val="18"/>
-                <w:szCs w:val="18"/>
+                <w:sz w:val="15"/>
+                <w:szCs w:val="15"/>
               </w:rPr>
               <w:t xml:space="preserve">Fiil</w:t>
             </w:r>
@@ -5466,7 +5312,7 @@
           </w:tcPr>
           <w:p>
             <w:pPr>
-              <w:spacing w:after="0" w:line="270"/>
+              <w:spacing w:after="0" w:line="208"/>
               <w:jc w:val="center"/>
             </w:pPr>
             <w:r>
@@ -5477,8 +5323,8 @@
                 <w:i w:val="false"/>
                 <w:iCs w:val="false"/>
                 <w:color w:val="111111"/>
-                <w:sz w:val="18"/>
-                <w:szCs w:val="18"/>
+                <w:sz w:val="15"/>
+                <w:szCs w:val="15"/>
               </w:rPr>
               <w:t xml:space="preserve">Kipi ve şahsı</w:t>
             </w:r>
@@ -5487,7 +5333,7 @@
       </w:tr>
       <w:tr>
         <w:trPr>
-          <w:trHeight w:val="430" w:hRule="atLeast"/>
+          <w:trHeight w:val="266" w:hRule="atLeast"/>
         </w:trPr>
         <w:tc>
           <w:tcPr>
@@ -5502,19 +5348,19 @@
           </w:tcPr>
           <w:p>
             <w:pPr>
-              <w:spacing w:after="0" w:line="270"/>
-              <w:jc w:val="center"/>
-            </w:pPr>
-            <w:r>
-              <w:rPr>
-                <w:rFonts w:ascii="Times New Roman" w:cs="Times New Roman" w:eastAsia="Times New Roman" w:hAnsi="Times New Roman"/>
-                <w:b w:val="false"/>
-                <w:bCs w:val="false"/>
-                <w:i w:val="false"/>
-                <w:iCs w:val="false"/>
-                <w:color w:val="111111"/>
-                <w:sz w:val="19"/>
-                <w:szCs w:val="19"/>
+              <w:spacing w:after="0" w:line="208"/>
+              <w:jc w:val="center"/>
+            </w:pPr>
+            <w:r>
+              <w:rPr>
+                <w:rFonts w:ascii="Times New Roman" w:cs="Times New Roman" w:eastAsia="Times New Roman" w:hAnsi="Times New Roman"/>
+                <w:b w:val="false"/>
+                <w:bCs w:val="false"/>
+                <w:i w:val="false"/>
+                <w:iCs w:val="false"/>
+                <w:color w:val="111111"/>
+                <w:sz w:val="16"/>
+                <w:szCs w:val="16"/>
               </w:rPr>
               <w:t xml:space="preserve">1</w:t>
             </w:r>
@@ -5534,7 +5380,7 @@
           <w:p>
             <w:pPr>
               <w:bidi/>
-              <w:spacing w:after="0" w:line="320"/>
+              <w:spacing w:after="0" w:line="208"/>
               <w:jc w:val="center"/>
             </w:pPr>
             <w:r>
@@ -5543,8 +5389,8 @@
                 <w:b w:val="false"/>
                 <w:bCs w:val="false"/>
                 <w:color w:val="111111"/>
-                <w:sz w:val="30"/>
-                <w:szCs w:val="30"/>
+                <w:sz w:val="26"/>
+                <w:szCs w:val="26"/>
                 <w:rtl/>
               </w:rPr>
               <w:t xml:space="preserve">سَاعَدُوا</w:t>
@@ -5564,18 +5410,18 @@
           </w:tcPr>
           <w:p>
             <w:pPr>
-              <w:spacing w:after="0" w:line="270"/>
-            </w:pPr>
-            <w:r>
-              <w:rPr>
-                <w:rFonts w:ascii="Times New Roman" w:cs="Times New Roman" w:eastAsia="Times New Roman" w:hAnsi="Times New Roman"/>
-                <w:b w:val="false"/>
-                <w:bCs w:val="false"/>
-                <w:i w:val="false"/>
-                <w:iCs w:val="false"/>
-                <w:color w:val="111111"/>
-                <w:sz w:val="20"/>
-                <w:szCs w:val="20"/>
+              <w:spacing w:after="0" w:line="208"/>
+            </w:pPr>
+            <w:r>
+              <w:rPr>
+                <w:rFonts w:ascii="Times New Roman" w:cs="Times New Roman" w:eastAsia="Times New Roman" w:hAnsi="Times New Roman"/>
+                <w:b w:val="false"/>
+                <w:bCs w:val="false"/>
+                <w:i w:val="false"/>
+                <w:iCs w:val="false"/>
+                <w:color w:val="111111"/>
+                <w:sz w:val="17"/>
+                <w:szCs w:val="17"/>
               </w:rPr>
               <w:t xml:space="preserve"/>
             </w:r>
@@ -5584,7 +5430,7 @@
       </w:tr>
       <w:tr>
         <w:trPr>
-          <w:trHeight w:val="430" w:hRule="atLeast"/>
+          <w:trHeight w:val="266" w:hRule="atLeast"/>
         </w:trPr>
         <w:tc>
           <w:tcPr>
@@ -5599,19 +5445,19 @@
           </w:tcPr>
           <w:p>
             <w:pPr>
-              <w:spacing w:after="0" w:line="270"/>
-              <w:jc w:val="center"/>
-            </w:pPr>
-            <w:r>
-              <w:rPr>
-                <w:rFonts w:ascii="Times New Roman" w:cs="Times New Roman" w:eastAsia="Times New Roman" w:hAnsi="Times New Roman"/>
-                <w:b w:val="false"/>
-                <w:bCs w:val="false"/>
-                <w:i w:val="false"/>
-                <w:iCs w:val="false"/>
-                <w:color w:val="111111"/>
-                <w:sz w:val="19"/>
-                <w:szCs w:val="19"/>
+              <w:spacing w:after="0" w:line="208"/>
+              <w:jc w:val="center"/>
+            </w:pPr>
+            <w:r>
+              <w:rPr>
+                <w:rFonts w:ascii="Times New Roman" w:cs="Times New Roman" w:eastAsia="Times New Roman" w:hAnsi="Times New Roman"/>
+                <w:b w:val="false"/>
+                <w:bCs w:val="false"/>
+                <w:i w:val="false"/>
+                <w:iCs w:val="false"/>
+                <w:color w:val="111111"/>
+                <w:sz w:val="16"/>
+                <w:szCs w:val="16"/>
               </w:rPr>
               <w:t xml:space="preserve">2</w:t>
             </w:r>
@@ -5631,7 +5477,7 @@
           <w:p>
             <w:pPr>
               <w:bidi/>
-              <w:spacing w:after="0" w:line="320"/>
+              <w:spacing w:after="0" w:line="208"/>
               <w:jc w:val="center"/>
             </w:pPr>
             <w:r>
@@ -5640,8 +5486,8 @@
                 <w:b w:val="false"/>
                 <w:bCs w:val="false"/>
                 <w:color w:val="111111"/>
-                <w:sz w:val="30"/>
-                <w:szCs w:val="30"/>
+                <w:sz w:val="26"/>
+                <w:szCs w:val="26"/>
                 <w:rtl/>
               </w:rPr>
               <w:t xml:space="preserve">يَحْفَظُونَ</w:t>
@@ -5661,18 +5507,18 @@
           </w:tcPr>
           <w:p>
             <w:pPr>
-              <w:spacing w:after="0" w:line="270"/>
-            </w:pPr>
-            <w:r>
-              <w:rPr>
-                <w:rFonts w:ascii="Times New Roman" w:cs="Times New Roman" w:eastAsia="Times New Roman" w:hAnsi="Times New Roman"/>
-                <w:b w:val="false"/>
-                <w:bCs w:val="false"/>
-                <w:i w:val="false"/>
-                <w:iCs w:val="false"/>
-                <w:color w:val="111111"/>
-                <w:sz w:val="20"/>
-                <w:szCs w:val="20"/>
+              <w:spacing w:after="0" w:line="208"/>
+            </w:pPr>
+            <w:r>
+              <w:rPr>
+                <w:rFonts w:ascii="Times New Roman" w:cs="Times New Roman" w:eastAsia="Times New Roman" w:hAnsi="Times New Roman"/>
+                <w:b w:val="false"/>
+                <w:bCs w:val="false"/>
+                <w:i w:val="false"/>
+                <w:iCs w:val="false"/>
+                <w:color w:val="111111"/>
+                <w:sz w:val="17"/>
+                <w:szCs w:val="17"/>
               </w:rPr>
               <w:t xml:space="preserve"/>
             </w:r>
@@ -5681,7 +5527,7 @@
       </w:tr>
       <w:tr>
         <w:trPr>
-          <w:trHeight w:val="430" w:hRule="atLeast"/>
+          <w:trHeight w:val="266" w:hRule="atLeast"/>
         </w:trPr>
         <w:tc>
           <w:tcPr>
@@ -5696,19 +5542,19 @@
           </w:tcPr>
           <w:p>
             <w:pPr>
-              <w:spacing w:after="0" w:line="270"/>
-              <w:jc w:val="center"/>
-            </w:pPr>
-            <w:r>
-              <w:rPr>
-                <w:rFonts w:ascii="Times New Roman" w:cs="Times New Roman" w:eastAsia="Times New Roman" w:hAnsi="Times New Roman"/>
-                <w:b w:val="false"/>
-                <w:bCs w:val="false"/>
-                <w:i w:val="false"/>
-                <w:iCs w:val="false"/>
-                <w:color w:val="111111"/>
-                <w:sz w:val="19"/>
-                <w:szCs w:val="19"/>
+              <w:spacing w:after="0" w:line="208"/>
+              <w:jc w:val="center"/>
+            </w:pPr>
+            <w:r>
+              <w:rPr>
+                <w:rFonts w:ascii="Times New Roman" w:cs="Times New Roman" w:eastAsia="Times New Roman" w:hAnsi="Times New Roman"/>
+                <w:b w:val="false"/>
+                <w:bCs w:val="false"/>
+                <w:i w:val="false"/>
+                <w:iCs w:val="false"/>
+                <w:color w:val="111111"/>
+                <w:sz w:val="16"/>
+                <w:szCs w:val="16"/>
               </w:rPr>
               <w:t xml:space="preserve">3</w:t>
             </w:r>
@@ -5728,7 +5574,7 @@
           <w:p>
             <w:pPr>
               <w:bidi/>
-              <w:spacing w:after="0" w:line="320"/>
+              <w:spacing w:after="0" w:line="208"/>
               <w:jc w:val="center"/>
             </w:pPr>
             <w:r>
@@ -5737,8 +5583,8 @@
                 <w:b w:val="false"/>
                 <w:bCs w:val="false"/>
                 <w:color w:val="111111"/>
-                <w:sz w:val="30"/>
-                <w:szCs w:val="30"/>
+                <w:sz w:val="26"/>
+                <w:szCs w:val="26"/>
                 <w:rtl/>
               </w:rPr>
               <w:t xml:space="preserve">اُكْتُبْ</w:t>
@@ -5758,18 +5604,18 @@
           </w:tcPr>
           <w:p>
             <w:pPr>
-              <w:spacing w:after="0" w:line="270"/>
-            </w:pPr>
-            <w:r>
-              <w:rPr>
-                <w:rFonts w:ascii="Times New Roman" w:cs="Times New Roman" w:eastAsia="Times New Roman" w:hAnsi="Times New Roman"/>
-                <w:b w:val="false"/>
-                <w:bCs w:val="false"/>
-                <w:i w:val="false"/>
-                <w:iCs w:val="false"/>
-                <w:color w:val="111111"/>
-                <w:sz w:val="20"/>
-                <w:szCs w:val="20"/>
+              <w:spacing w:after="0" w:line="208"/>
+            </w:pPr>
+            <w:r>
+              <w:rPr>
+                <w:rFonts w:ascii="Times New Roman" w:cs="Times New Roman" w:eastAsia="Times New Roman" w:hAnsi="Times New Roman"/>
+                <w:b w:val="false"/>
+                <w:bCs w:val="false"/>
+                <w:i w:val="false"/>
+                <w:iCs w:val="false"/>
+                <w:color w:val="111111"/>
+                <w:sz w:val="17"/>
+                <w:szCs w:val="17"/>
               </w:rPr>
               <w:t xml:space="preserve"/>
             </w:r>
@@ -5778,7 +5624,7 @@
       </w:tr>
       <w:tr>
         <w:trPr>
-          <w:trHeight w:val="430" w:hRule="atLeast"/>
+          <w:trHeight w:val="266" w:hRule="atLeast"/>
         </w:trPr>
         <w:tc>
           <w:tcPr>
@@ -5793,19 +5639,19 @@
           </w:tcPr>
           <w:p>
             <w:pPr>
-              <w:spacing w:after="0" w:line="270"/>
-              <w:jc w:val="center"/>
-            </w:pPr>
-            <w:r>
-              <w:rPr>
-                <w:rFonts w:ascii="Times New Roman" w:cs="Times New Roman" w:eastAsia="Times New Roman" w:hAnsi="Times New Roman"/>
-                <w:b w:val="false"/>
-                <w:bCs w:val="false"/>
-                <w:i w:val="false"/>
-                <w:iCs w:val="false"/>
-                <w:color w:val="111111"/>
-                <w:sz w:val="19"/>
-                <w:szCs w:val="19"/>
+              <w:spacing w:after="0" w:line="208"/>
+              <w:jc w:val="center"/>
+            </w:pPr>
+            <w:r>
+              <w:rPr>
+                <w:rFonts w:ascii="Times New Roman" w:cs="Times New Roman" w:eastAsia="Times New Roman" w:hAnsi="Times New Roman"/>
+                <w:b w:val="false"/>
+                <w:bCs w:val="false"/>
+                <w:i w:val="false"/>
+                <w:iCs w:val="false"/>
+                <w:color w:val="111111"/>
+                <w:sz w:val="16"/>
+                <w:szCs w:val="16"/>
               </w:rPr>
               <w:t xml:space="preserve">4</w:t>
             </w:r>
@@ -5825,7 +5671,7 @@
           <w:p>
             <w:pPr>
               <w:bidi/>
-              <w:spacing w:after="0" w:line="320"/>
+              <w:spacing w:after="0" w:line="208"/>
               <w:jc w:val="center"/>
             </w:pPr>
             <w:r>
@@ -5834,8 +5680,8 @@
                 <w:b w:val="false"/>
                 <w:bCs w:val="false"/>
                 <w:color w:val="111111"/>
-                <w:sz w:val="30"/>
-                <w:szCs w:val="30"/>
+                <w:sz w:val="26"/>
+                <w:szCs w:val="26"/>
                 <w:rtl/>
               </w:rPr>
               <w:t xml:space="preserve">نَسِيَتْ</w:t>
@@ -5855,18 +5701,18 @@
           </w:tcPr>
           <w:p>
             <w:pPr>
-              <w:spacing w:after="0" w:line="270"/>
-            </w:pPr>
-            <w:r>
-              <w:rPr>
-                <w:rFonts w:ascii="Times New Roman" w:cs="Times New Roman" w:eastAsia="Times New Roman" w:hAnsi="Times New Roman"/>
-                <w:b w:val="false"/>
-                <w:bCs w:val="false"/>
-                <w:i w:val="false"/>
-                <w:iCs w:val="false"/>
-                <w:color w:val="111111"/>
-                <w:sz w:val="20"/>
-                <w:szCs w:val="20"/>
+              <w:spacing w:after="0" w:line="208"/>
+            </w:pPr>
+            <w:r>
+              <w:rPr>
+                <w:rFonts w:ascii="Times New Roman" w:cs="Times New Roman" w:eastAsia="Times New Roman" w:hAnsi="Times New Roman"/>
+                <w:b w:val="false"/>
+                <w:bCs w:val="false"/>
+                <w:i w:val="false"/>
+                <w:iCs w:val="false"/>
+                <w:color w:val="111111"/>
+                <w:sz w:val="17"/>
+                <w:szCs w:val="17"/>
               </w:rPr>
               <w:t xml:space="preserve"/>
             </w:r>
@@ -5875,7 +5721,7 @@
       </w:tr>
       <w:tr>
         <w:trPr>
-          <w:trHeight w:val="430" w:hRule="atLeast"/>
+          <w:trHeight w:val="266" w:hRule="atLeast"/>
         </w:trPr>
         <w:tc>
           <w:tcPr>
@@ -5890,19 +5736,19 @@
           </w:tcPr>
           <w:p>
             <w:pPr>
-              <w:spacing w:after="0" w:line="270"/>
-              <w:jc w:val="center"/>
-            </w:pPr>
-            <w:r>
-              <w:rPr>
-                <w:rFonts w:ascii="Times New Roman" w:cs="Times New Roman" w:eastAsia="Times New Roman" w:hAnsi="Times New Roman"/>
-                <w:b w:val="false"/>
-                <w:bCs w:val="false"/>
-                <w:i w:val="false"/>
-                <w:iCs w:val="false"/>
-                <w:color w:val="111111"/>
-                <w:sz w:val="19"/>
-                <w:szCs w:val="19"/>
+              <w:spacing w:after="0" w:line="208"/>
+              <w:jc w:val="center"/>
+            </w:pPr>
+            <w:r>
+              <w:rPr>
+                <w:rFonts w:ascii="Times New Roman" w:cs="Times New Roman" w:eastAsia="Times New Roman" w:hAnsi="Times New Roman"/>
+                <w:b w:val="false"/>
+                <w:bCs w:val="false"/>
+                <w:i w:val="false"/>
+                <w:iCs w:val="false"/>
+                <w:color w:val="111111"/>
+                <w:sz w:val="16"/>
+                <w:szCs w:val="16"/>
               </w:rPr>
               <w:t xml:space="preserve">5</w:t>
             </w:r>
@@ -5922,7 +5768,7 @@
           <w:p>
             <w:pPr>
               <w:bidi/>
-              <w:spacing w:after="0" w:line="320"/>
+              <w:spacing w:after="0" w:line="208"/>
               <w:jc w:val="center"/>
             </w:pPr>
             <w:r>
@@ -5931,8 +5777,8 @@
                 <w:b w:val="false"/>
                 <w:bCs w:val="false"/>
                 <w:color w:val="111111"/>
-                <w:sz w:val="30"/>
-                <w:szCs w:val="30"/>
+                <w:sz w:val="26"/>
+                <w:szCs w:val="26"/>
                 <w:rtl/>
               </w:rPr>
               <w:t xml:space="preserve">سَوْفَ نَذْهَبُ</w:t>
@@ -5952,18 +5798,18 @@
           </w:tcPr>
           <w:p>
             <w:pPr>
-              <w:spacing w:after="0" w:line="270"/>
-            </w:pPr>
-            <w:r>
-              <w:rPr>
-                <w:rFonts w:ascii="Times New Roman" w:cs="Times New Roman" w:eastAsia="Times New Roman" w:hAnsi="Times New Roman"/>
-                <w:b w:val="false"/>
-                <w:bCs w:val="false"/>
-                <w:i w:val="false"/>
-                <w:iCs w:val="false"/>
-                <w:color w:val="111111"/>
-                <w:sz w:val="20"/>
-                <w:szCs w:val="20"/>
+              <w:spacing w:after="0" w:line="208"/>
+            </w:pPr>
+            <w:r>
+              <w:rPr>
+                <w:rFonts w:ascii="Times New Roman" w:cs="Times New Roman" w:eastAsia="Times New Roman" w:hAnsi="Times New Roman"/>
+                <w:b w:val="false"/>
+                <w:bCs w:val="false"/>
+                <w:i w:val="false"/>
+                <w:iCs w:val="false"/>
+                <w:color w:val="111111"/>
+                <w:sz w:val="17"/>
+                <w:szCs w:val="17"/>
               </w:rPr>
               <w:t xml:space="preserve"/>
             </w:r>
@@ -5976,7 +5822,7 @@
         <w:tabs>
           <w:tab w:val="right" w:pos="9864"/>
         </w:tabs>
-        <w:spacing w:after="90" w:before="220" w:line="280"/>
+        <w:spacing w:after="27" w:before="66" w:line="208"/>
         <w:ind w:left="340" w:hanging="340"/>
       </w:pPr>
       <w:r>
@@ -5987,16 +5833,16 @@
           <w:i w:val="false"/>
           <w:iCs w:val="false"/>
           <w:color w:val="111111"/>
-          <w:sz w:val="21"/>
-          <w:szCs w:val="21"/>
+          <w:sz w:val="17"/>
+          <w:szCs w:val="17"/>
         </w:rPr>
         <w:t xml:space="preserve">7.</w:t>
       </w:r>
       <w:r>
         <w:rPr>
           <w:rFonts w:ascii="Times New Roman" w:cs="Times New Roman" w:eastAsia="Times New Roman" w:hAnsi="Times New Roman"/>
-          <w:sz w:val="21"/>
-          <w:szCs w:val="21"/>
+          <w:sz w:val="17"/>
+          <w:szCs w:val="17"/>
         </w:rPr>
         <w:tab/>
       </w:r>
@@ -6008,16 +5854,16 @@
           <w:i w:val="false"/>
           <w:iCs w:val="false"/>
           <w:color w:val="111111"/>
-          <w:sz w:val="21"/>
-          <w:szCs w:val="21"/>
+          <w:sz w:val="17"/>
+          <w:szCs w:val="17"/>
         </w:rPr>
         <w:t xml:space="preserve">Aşağıdaki soruları okuma metnine göre Arapça cevaplayınız.</w:t>
       </w:r>
       <w:r>
         <w:rPr>
           <w:rFonts w:ascii="Times New Roman" w:cs="Times New Roman" w:eastAsia="Times New Roman" w:hAnsi="Times New Roman"/>
-          <w:sz w:val="21"/>
-          <w:szCs w:val="21"/>
+          <w:sz w:val="17"/>
+          <w:szCs w:val="17"/>
         </w:rPr>
         <w:tab/>
       </w:r>
@@ -6029,8 +5875,8 @@
           <w:i w:val="false"/>
           <w:iCs w:val="false"/>
           <w:color w:val="55636F"/>
-          <w:sz w:val="18"/>
-          <w:szCs w:val="18"/>
+          <w:sz w:val="15"/>
+          <w:szCs w:val="15"/>
         </w:rPr>
         <w:t xml:space="preserve">(15 puan)</w:t>
       </w:r>
@@ -6038,7 +5884,7 @@
     <w:p>
       <w:pPr>
         <w:keepNext w:val="false"/>
-        <w:spacing w:after="90" w:before="0" w:line="280"/>
+        <w:spacing w:after="27" w:before="0" w:line="208"/>
         <w:ind w:left="340"/>
       </w:pPr>
       <w:r>
@@ -6049,8 +5895,8 @@
           <w:i/>
           <w:iCs/>
           <w:color w:val="5B6772"/>
-          <w:sz w:val="18"/>
-          <w:szCs w:val="18"/>
+          <w:sz w:val="15"/>
+          <w:szCs w:val="15"/>
         </w:rPr>
         <w:t xml:space="preserve">Her doğru cevap 3 puandır.</w:t>
       </w:r>
@@ -6090,7 +5936,7 @@
           </w:tcPr>
           <w:p>
             <w:pPr>
-              <w:spacing w:after="0" w:line="270"/>
+              <w:spacing w:after="0" w:line="208"/>
               <w:jc w:val="center"/>
             </w:pPr>
             <w:r>
@@ -6101,8 +5947,8 @@
                 <w:i w:val="false"/>
                 <w:iCs w:val="false"/>
                 <w:color w:val="111111"/>
-                <w:sz w:val="18"/>
-                <w:szCs w:val="18"/>
+                <w:sz w:val="15"/>
+                <w:szCs w:val="15"/>
               </w:rPr>
               <w:t xml:space="preserve">No</w:t>
             </w:r>
@@ -6122,7 +5968,7 @@
           </w:tcPr>
           <w:p>
             <w:pPr>
-              <w:spacing w:after="0" w:line="270"/>
+              <w:spacing w:after="0" w:line="208"/>
               <w:jc w:val="center"/>
             </w:pPr>
             <w:r>
@@ -6133,8 +5979,8 @@
                 <w:i w:val="false"/>
                 <w:iCs w:val="false"/>
                 <w:color w:val="111111"/>
-                <w:sz w:val="18"/>
-                <w:szCs w:val="18"/>
+                <w:sz w:val="15"/>
+                <w:szCs w:val="15"/>
               </w:rPr>
               <w:t xml:space="preserve">Soru</w:t>
             </w:r>
@@ -6154,7 +6000,7 @@
           </w:tcPr>
           <w:p>
             <w:pPr>
-              <w:spacing w:after="0" w:line="270"/>
+              <w:spacing w:after="0" w:line="208"/>
               <w:jc w:val="center"/>
             </w:pPr>
             <w:r>
@@ -6165,8 +6011,8 @@
                 <w:i w:val="false"/>
                 <w:iCs w:val="false"/>
                 <w:color w:val="111111"/>
-                <w:sz w:val="18"/>
-                <w:szCs w:val="18"/>
+                <w:sz w:val="15"/>
+                <w:szCs w:val="15"/>
               </w:rPr>
               <w:t xml:space="preserve">Arapça cevabın</w:t>
             </w:r>
@@ -6175,7 +6021,7 @@
       </w:tr>
       <w:tr>
         <w:trPr>
-          <w:trHeight w:val="560" w:hRule="atLeast"/>
+          <w:trHeight w:val="347" w:hRule="atLeast"/>
         </w:trPr>
         <w:tc>
           <w:tcPr>
@@ -6190,19 +6036,19 @@
           </w:tcPr>
           <w:p>
             <w:pPr>
-              <w:spacing w:after="0" w:line="270"/>
-              <w:jc w:val="center"/>
-            </w:pPr>
-            <w:r>
-              <w:rPr>
-                <w:rFonts w:ascii="Times New Roman" w:cs="Times New Roman" w:eastAsia="Times New Roman" w:hAnsi="Times New Roman"/>
-                <w:b w:val="false"/>
-                <w:bCs w:val="false"/>
-                <w:i w:val="false"/>
-                <w:iCs w:val="false"/>
-                <w:color w:val="111111"/>
-                <w:sz w:val="19"/>
-                <w:szCs w:val="19"/>
+              <w:spacing w:after="0" w:line="208"/>
+              <w:jc w:val="center"/>
+            </w:pPr>
+            <w:r>
+              <w:rPr>
+                <w:rFonts w:ascii="Times New Roman" w:cs="Times New Roman" w:eastAsia="Times New Roman" w:hAnsi="Times New Roman"/>
+                <w:b w:val="false"/>
+                <w:bCs w:val="false"/>
+                <w:i w:val="false"/>
+                <w:iCs w:val="false"/>
+                <w:color w:val="111111"/>
+                <w:sz w:val="16"/>
+                <w:szCs w:val="16"/>
               </w:rPr>
               <w:t xml:space="preserve">1</w:t>
             </w:r>
@@ -6221,18 +6067,18 @@
           </w:tcPr>
           <w:p>
             <w:pPr>
-              <w:spacing w:after="0" w:line="270"/>
-            </w:pPr>
-            <w:r>
-              <w:rPr>
-                <w:rFonts w:ascii="Times New Roman" w:cs="Times New Roman" w:eastAsia="Times New Roman" w:hAnsi="Times New Roman"/>
-                <w:b w:val="false"/>
-                <w:bCs w:val="false"/>
-                <w:i w:val="false"/>
-                <w:iCs w:val="false"/>
-                <w:color w:val="111111"/>
-                <w:sz w:val="20"/>
-                <w:szCs w:val="20"/>
+              <w:spacing w:after="0" w:line="208"/>
+            </w:pPr>
+            <w:r>
+              <w:rPr>
+                <w:rFonts w:ascii="Times New Roman" w:cs="Times New Roman" w:eastAsia="Times New Roman" w:hAnsi="Times New Roman"/>
+                <w:b w:val="false"/>
+                <w:bCs w:val="false"/>
+                <w:i w:val="false"/>
+                <w:iCs w:val="false"/>
+                <w:color w:val="111111"/>
+                <w:sz w:val="17"/>
+                <w:szCs w:val="17"/>
               </w:rPr>
               <w:t xml:space="preserve">Said hangi özellikleriyle tanınıyordu?</w:t>
             </w:r>
@@ -6252,7 +6098,7 @@
           <w:p>
             <w:pPr>
               <w:bidi/>
-              <w:spacing w:after="0" w:line="320"/>
+              <w:spacing w:after="0" w:line="208"/>
             </w:pPr>
             <w:r>
               <w:rPr>
@@ -6260,8 +6106,8 @@
                 <w:b w:val="false"/>
                 <w:bCs w:val="false"/>
                 <w:color w:val="111111"/>
-                <w:sz w:val="28"/>
-                <w:szCs w:val="28"/>
+                <w:sz w:val="25"/>
+                <w:szCs w:val="25"/>
                 <w:rtl/>
               </w:rPr>
               <w:t xml:space="preserve"/>
@@ -6271,7 +6117,7 @@
       </w:tr>
       <w:tr>
         <w:trPr>
-          <w:trHeight w:val="560" w:hRule="atLeast"/>
+          <w:trHeight w:val="347" w:hRule="atLeast"/>
         </w:trPr>
         <w:tc>
           <w:tcPr>
@@ -6286,19 +6132,19 @@
           </w:tcPr>
           <w:p>
             <w:pPr>
-              <w:spacing w:after="0" w:line="270"/>
-              <w:jc w:val="center"/>
-            </w:pPr>
-            <w:r>
-              <w:rPr>
-                <w:rFonts w:ascii="Times New Roman" w:cs="Times New Roman" w:eastAsia="Times New Roman" w:hAnsi="Times New Roman"/>
-                <w:b w:val="false"/>
-                <w:bCs w:val="false"/>
-                <w:i w:val="false"/>
-                <w:iCs w:val="false"/>
-                <w:color w:val="111111"/>
-                <w:sz w:val="19"/>
-                <w:szCs w:val="19"/>
+              <w:spacing w:after="0" w:line="208"/>
+              <w:jc w:val="center"/>
+            </w:pPr>
+            <w:r>
+              <w:rPr>
+                <w:rFonts w:ascii="Times New Roman" w:cs="Times New Roman" w:eastAsia="Times New Roman" w:hAnsi="Times New Roman"/>
+                <w:b w:val="false"/>
+                <w:bCs w:val="false"/>
+                <w:i w:val="false"/>
+                <w:iCs w:val="false"/>
+                <w:color w:val="111111"/>
+                <w:sz w:val="16"/>
+                <w:szCs w:val="16"/>
               </w:rPr>
               <w:t xml:space="preserve">2</w:t>
             </w:r>
@@ -6317,18 +6163,18 @@
           </w:tcPr>
           <w:p>
             <w:pPr>
-              <w:spacing w:after="0" w:line="270"/>
-            </w:pPr>
-            <w:r>
-              <w:rPr>
-                <w:rFonts w:ascii="Times New Roman" w:cs="Times New Roman" w:eastAsia="Times New Roman" w:hAnsi="Times New Roman"/>
-                <w:b w:val="false"/>
-                <w:bCs w:val="false"/>
-                <w:i w:val="false"/>
-                <w:iCs w:val="false"/>
-                <w:color w:val="111111"/>
-                <w:sz w:val="20"/>
-                <w:szCs w:val="20"/>
+              <w:spacing w:after="0" w:line="208"/>
+            </w:pPr>
+            <w:r>
+              <w:rPr>
+                <w:rFonts w:ascii="Times New Roman" w:cs="Times New Roman" w:eastAsia="Times New Roman" w:hAnsi="Times New Roman"/>
+                <w:b w:val="false"/>
+                <w:bCs w:val="false"/>
+                <w:i w:val="false"/>
+                <w:iCs w:val="false"/>
+                <w:color w:val="111111"/>
+                <w:sz w:val="17"/>
+                <w:szCs w:val="17"/>
               </w:rPr>
               <w:t xml:space="preserve">Fakir adam dükkândan ne satın aldı?</w:t>
             </w:r>
@@ -6348,7 +6194,7 @@
           <w:p>
             <w:pPr>
               <w:bidi/>
-              <w:spacing w:after="0" w:line="320"/>
+              <w:spacing w:after="0" w:line="208"/>
             </w:pPr>
             <w:r>
               <w:rPr>
@@ -6356,8 +6202,8 @@
                 <w:b w:val="false"/>
                 <w:bCs w:val="false"/>
                 <w:color w:val="111111"/>
-                <w:sz w:val="28"/>
-                <w:szCs w:val="28"/>
+                <w:sz w:val="25"/>
+                <w:szCs w:val="25"/>
                 <w:rtl/>
               </w:rPr>
               <w:t xml:space="preserve"/>
@@ -6367,7 +6213,7 @@
       </w:tr>
       <w:tr>
         <w:trPr>
-          <w:trHeight w:val="560" w:hRule="atLeast"/>
+          <w:trHeight w:val="347" w:hRule="atLeast"/>
         </w:trPr>
         <w:tc>
           <w:tcPr>
@@ -6382,19 +6228,19 @@
           </w:tcPr>
           <w:p>
             <w:pPr>
-              <w:spacing w:after="0" w:line="270"/>
-              <w:jc w:val="center"/>
-            </w:pPr>
-            <w:r>
-              <w:rPr>
-                <w:rFonts w:ascii="Times New Roman" w:cs="Times New Roman" w:eastAsia="Times New Roman" w:hAnsi="Times New Roman"/>
-                <w:b w:val="false"/>
-                <w:bCs w:val="false"/>
-                <w:i w:val="false"/>
-                <w:iCs w:val="false"/>
-                <w:color w:val="111111"/>
-                <w:sz w:val="19"/>
-                <w:szCs w:val="19"/>
+              <w:spacing w:after="0" w:line="208"/>
+              <w:jc w:val="center"/>
+            </w:pPr>
+            <w:r>
+              <w:rPr>
+                <w:rFonts w:ascii="Times New Roman" w:cs="Times New Roman" w:eastAsia="Times New Roman" w:hAnsi="Times New Roman"/>
+                <w:b w:val="false"/>
+                <w:bCs w:val="false"/>
+                <w:i w:val="false"/>
+                <w:iCs w:val="false"/>
+                <w:color w:val="111111"/>
+                <w:sz w:val="16"/>
+                <w:szCs w:val="16"/>
               </w:rPr>
               <w:t xml:space="preserve">3</w:t>
             </w:r>
@@ -6413,18 +6259,18 @@
           </w:tcPr>
           <w:p>
             <w:pPr>
-              <w:spacing w:after="0" w:line="270"/>
-            </w:pPr>
-            <w:r>
-              <w:rPr>
-                <w:rFonts w:ascii="Times New Roman" w:cs="Times New Roman" w:eastAsia="Times New Roman" w:hAnsi="Times New Roman"/>
-                <w:b w:val="false"/>
-                <w:bCs w:val="false"/>
-                <w:i w:val="false"/>
-                <w:iCs w:val="false"/>
-                <w:color w:val="111111"/>
-                <w:sz w:val="20"/>
-                <w:szCs w:val="20"/>
+              <w:spacing w:after="0" w:line="208"/>
+            </w:pPr>
+            <w:r>
+              <w:rPr>
+                <w:rFonts w:ascii="Times New Roman" w:cs="Times New Roman" w:eastAsia="Times New Roman" w:hAnsi="Times New Roman"/>
+                <w:b w:val="false"/>
+                <w:bCs w:val="false"/>
+                <w:i w:val="false"/>
+                <w:iCs w:val="false"/>
+                <w:color w:val="111111"/>
+                <w:sz w:val="17"/>
+                <w:szCs w:val="17"/>
               </w:rPr>
               <w:t xml:space="preserve">Said cüzdanın içinde neler buldu?</w:t>
             </w:r>
@@ -6444,7 +6290,7 @@
           <w:p>
             <w:pPr>
               <w:bidi/>
-              <w:spacing w:after="0" w:line="320"/>
+              <w:spacing w:after="0" w:line="208"/>
             </w:pPr>
             <w:r>
               <w:rPr>
@@ -6452,8 +6298,8 @@
                 <w:b w:val="false"/>
                 <w:bCs w:val="false"/>
                 <w:color w:val="111111"/>
-                <w:sz w:val="28"/>
-                <w:szCs w:val="28"/>
+                <w:sz w:val="25"/>
+                <w:szCs w:val="25"/>
                 <w:rtl/>
               </w:rPr>
               <w:t xml:space="preserve"/>
@@ -6463,7 +6309,7 @@
       </w:tr>
       <w:tr>
         <w:trPr>
-          <w:trHeight w:val="560" w:hRule="atLeast"/>
+          <w:trHeight w:val="347" w:hRule="atLeast"/>
         </w:trPr>
         <w:tc>
           <w:tcPr>
@@ -6478,19 +6324,19 @@
           </w:tcPr>
           <w:p>
             <w:pPr>
-              <w:spacing w:after="0" w:line="270"/>
-              <w:jc w:val="center"/>
-            </w:pPr>
-            <w:r>
-              <w:rPr>
-                <w:rFonts w:ascii="Times New Roman" w:cs="Times New Roman" w:eastAsia="Times New Roman" w:hAnsi="Times New Roman"/>
-                <w:b w:val="false"/>
-                <w:bCs w:val="false"/>
-                <w:i w:val="false"/>
-                <w:iCs w:val="false"/>
-                <w:color w:val="111111"/>
-                <w:sz w:val="19"/>
-                <w:szCs w:val="19"/>
+              <w:spacing w:after="0" w:line="208"/>
+              <w:jc w:val="center"/>
+            </w:pPr>
+            <w:r>
+              <w:rPr>
+                <w:rFonts w:ascii="Times New Roman" w:cs="Times New Roman" w:eastAsia="Times New Roman" w:hAnsi="Times New Roman"/>
+                <w:b w:val="false"/>
+                <w:bCs w:val="false"/>
+                <w:i w:val="false"/>
+                <w:iCs w:val="false"/>
+                <w:color w:val="111111"/>
+                <w:sz w:val="16"/>
+                <w:szCs w:val="16"/>
               </w:rPr>
               <w:t xml:space="preserve">4</w:t>
             </w:r>
@@ -6509,18 +6355,18 @@
           </w:tcPr>
           <w:p>
             <w:pPr>
-              <w:spacing w:after="0" w:line="270"/>
-            </w:pPr>
-            <w:r>
-              <w:rPr>
-                <w:rFonts w:ascii="Times New Roman" w:cs="Times New Roman" w:eastAsia="Times New Roman" w:hAnsi="Times New Roman"/>
-                <w:b w:val="false"/>
-                <w:bCs w:val="false"/>
-                <w:i w:val="false"/>
-                <w:iCs w:val="false"/>
-                <w:color w:val="111111"/>
-                <w:sz w:val="20"/>
-                <w:szCs w:val="20"/>
+              <w:spacing w:after="0" w:line="208"/>
+            </w:pPr>
+            <w:r>
+              <w:rPr>
+                <w:rFonts w:ascii="Times New Roman" w:cs="Times New Roman" w:eastAsia="Times New Roman" w:hAnsi="Times New Roman"/>
+                <w:b w:val="false"/>
+                <w:bCs w:val="false"/>
+                <w:i w:val="false"/>
+                <w:iCs w:val="false"/>
+                <w:color w:val="111111"/>
+                <w:sz w:val="17"/>
+                <w:szCs w:val="17"/>
               </w:rPr>
               <w:t xml:space="preserve">Said cüzdanı sahibine verirken ne söyledi?</w:t>
             </w:r>
@@ -6540,7 +6386,7 @@
           <w:p>
             <w:pPr>
               <w:bidi/>
-              <w:spacing w:after="0" w:line="320"/>
+              <w:spacing w:after="0" w:line="208"/>
             </w:pPr>
             <w:r>
               <w:rPr>
@@ -6548,8 +6394,8 @@
                 <w:b w:val="false"/>
                 <w:bCs w:val="false"/>
                 <w:color w:val="111111"/>
-                <w:sz w:val="28"/>
-                <w:szCs w:val="28"/>
+                <w:sz w:val="25"/>
+                <w:szCs w:val="25"/>
                 <w:rtl/>
               </w:rPr>
               <w:t xml:space="preserve"/>
@@ -6559,7 +6405,7 @@
       </w:tr>
       <w:tr>
         <w:trPr>
-          <w:trHeight w:val="560" w:hRule="atLeast"/>
+          <w:trHeight w:val="347" w:hRule="atLeast"/>
         </w:trPr>
         <w:tc>
           <w:tcPr>
@@ -6574,19 +6420,19 @@
           </w:tcPr>
           <w:p>
             <w:pPr>
-              <w:spacing w:after="0" w:line="270"/>
-              <w:jc w:val="center"/>
-            </w:pPr>
-            <w:r>
-              <w:rPr>
-                <w:rFonts w:ascii="Times New Roman" w:cs="Times New Roman" w:eastAsia="Times New Roman" w:hAnsi="Times New Roman"/>
-                <w:b w:val="false"/>
-                <w:bCs w:val="false"/>
-                <w:i w:val="false"/>
-                <w:iCs w:val="false"/>
-                <w:color w:val="111111"/>
-                <w:sz w:val="19"/>
-                <w:szCs w:val="19"/>
+              <w:spacing w:after="0" w:line="208"/>
+              <w:jc w:val="center"/>
+            </w:pPr>
+            <w:r>
+              <w:rPr>
+                <w:rFonts w:ascii="Times New Roman" w:cs="Times New Roman" w:eastAsia="Times New Roman" w:hAnsi="Times New Roman"/>
+                <w:b w:val="false"/>
+                <w:bCs w:val="false"/>
+                <w:i w:val="false"/>
+                <w:iCs w:val="false"/>
+                <w:color w:val="111111"/>
+                <w:sz w:val="16"/>
+                <w:szCs w:val="16"/>
               </w:rPr>
               <w:t xml:space="preserve">5</w:t>
             </w:r>
@@ -6605,18 +6451,18 @@
           </w:tcPr>
           <w:p>
             <w:pPr>
-              <w:spacing w:after="0" w:line="270"/>
-            </w:pPr>
-            <w:r>
-              <w:rPr>
-                <w:rFonts w:ascii="Times New Roman" w:cs="Times New Roman" w:eastAsia="Times New Roman" w:hAnsi="Times New Roman"/>
-                <w:b w:val="false"/>
-                <w:bCs w:val="false"/>
-                <w:i w:val="false"/>
-                <w:iCs w:val="false"/>
-                <w:color w:val="111111"/>
-                <w:sz w:val="20"/>
-                <w:szCs w:val="20"/>
+              <w:spacing w:after="0" w:line="208"/>
+            </w:pPr>
+            <w:r>
+              <w:rPr>
+                <w:rFonts w:ascii="Times New Roman" w:cs="Times New Roman" w:eastAsia="Times New Roman" w:hAnsi="Times New Roman"/>
+                <w:b w:val="false"/>
+                <w:bCs w:val="false"/>
+                <w:i w:val="false"/>
+                <w:iCs w:val="false"/>
+                <w:color w:val="111111"/>
+                <w:sz w:val="17"/>
+                <w:szCs w:val="17"/>
               </w:rPr>
               <w:t xml:space="preserve">Olaydan sonra dükkânın durumu ne oldu?</w:t>
             </w:r>
@@ -6636,7 +6482,7 @@
           <w:p>
             <w:pPr>
               <w:bidi/>
-              <w:spacing w:after="0" w:line="320"/>
+              <w:spacing w:after="0" w:line="208"/>
             </w:pPr>
             <w:r>
               <w:rPr>
@@ -6644,8 +6490,8 @@
                 <w:b w:val="false"/>
                 <w:bCs w:val="false"/>
                 <w:color w:val="111111"/>
-                <w:sz w:val="28"/>
-                <w:szCs w:val="28"/>
+                <w:sz w:val="25"/>
+                <w:szCs w:val="25"/>
                 <w:rtl/>
               </w:rPr>
               <w:t xml:space="preserve"/>
@@ -6659,7 +6505,7 @@
         <w:tabs>
           <w:tab w:val="right" w:pos="9864"/>
         </w:tabs>
-        <w:spacing w:after="90" w:before="220" w:line="280"/>
+        <w:spacing w:after="27" w:before="66" w:line="208"/>
         <w:ind w:left="340" w:hanging="340"/>
       </w:pPr>
       <w:r>
@@ -6670,16 +6516,16 @@
           <w:i w:val="false"/>
           <w:iCs w:val="false"/>
           <w:color w:val="111111"/>
-          <w:sz w:val="21"/>
-          <w:szCs w:val="21"/>
+          <w:sz w:val="17"/>
+          <w:szCs w:val="17"/>
         </w:rPr>
         <w:t xml:space="preserve">8.</w:t>
       </w:r>
       <w:r>
         <w:rPr>
           <w:rFonts w:ascii="Times New Roman" w:cs="Times New Roman" w:eastAsia="Times New Roman" w:hAnsi="Times New Roman"/>
-          <w:sz w:val="21"/>
-          <w:szCs w:val="21"/>
+          <w:sz w:val="17"/>
+          <w:szCs w:val="17"/>
         </w:rPr>
         <w:tab/>
       </w:r>
@@ -6691,16 +6537,16 @@
           <w:i w:val="false"/>
           <w:iCs w:val="false"/>
           <w:color w:val="111111"/>
-          <w:sz w:val="21"/>
-          <w:szCs w:val="21"/>
+          <w:sz w:val="17"/>
+          <w:szCs w:val="17"/>
         </w:rPr>
         <w:t xml:space="preserve">Çevrenizde şahit olduğunuz bir yardımlaşma veya dürüstlük örneğini anlatan bir metin yazınız.</w:t>
       </w:r>
       <w:r>
         <w:rPr>
           <w:rFonts w:ascii="Times New Roman" w:cs="Times New Roman" w:eastAsia="Times New Roman" w:hAnsi="Times New Roman"/>
-          <w:sz w:val="21"/>
-          <w:szCs w:val="21"/>
+          <w:sz w:val="17"/>
+          <w:szCs w:val="17"/>
         </w:rPr>
         <w:tab/>
       </w:r>
@@ -6712,8 +6558,8 @@
           <w:i w:val="false"/>
           <w:iCs w:val="false"/>
           <w:color w:val="55636F"/>
-          <w:sz w:val="18"/>
-          <w:szCs w:val="18"/>
+          <w:sz w:val="15"/>
+          <w:szCs w:val="15"/>
         </w:rPr>
         <w:t xml:space="preserve">(15 puan)</w:t>
       </w:r>
@@ -6721,7 +6567,7 @@
     <w:p>
       <w:pPr>
         <w:keepNext w:val="false"/>
-        <w:spacing w:after="90" w:before="0" w:line="280"/>
+        <w:spacing w:after="27" w:before="0" w:line="208"/>
         <w:ind w:left="340"/>
       </w:pPr>
       <w:r>
@@ -6732,8 +6578,8 @@
           <w:i/>
           <w:iCs/>
           <w:color w:val="5B6772"/>
-          <w:sz w:val="18"/>
-          <w:szCs w:val="18"/>
+          <w:sz w:val="15"/>
+          <w:szCs w:val="15"/>
         </w:rPr>
         <w:t xml:space="preserve">En az sekiz cümle yazınız. Olayı mazi fiille anlatınız, sonunda çıkardığınız dersi belirtiniz.</w:t>
       </w:r>
@@ -6768,7 +6614,7 @@
           </w:tcPr>
           <w:p>
             <w:pPr>
-              <w:spacing w:after="50"/>
+              <w:spacing w:after="15"/>
             </w:pPr>
             <w:r>
               <w:rPr>
@@ -6778,8 +6624,8 @@
                 <w:i w:val="false"/>
                 <w:iCs w:val="false"/>
                 <w:color w:val="39454F"/>
-                <w:sz w:val="17"/>
-                <w:szCs w:val="17"/>
+                <w:sz w:val="14"/>
+                <w:szCs w:val="14"/>
               </w:rPr>
               <w:t xml:space="preserve">KELİME HAVUZU</w:t>
             </w:r>
@@ -6787,7 +6633,7 @@
           <w:p>
             <w:pPr>
               <w:bidi/>
-              <w:spacing w:after="0" w:line="360"/>
+              <w:spacing w:after="0" w:line="208"/>
               <w:jc w:val="center"/>
             </w:pPr>
             <w:r>
@@ -6796,8 +6642,8 @@
                 <w:b w:val="false"/>
                 <w:bCs w:val="false"/>
                 <w:color w:val="111111"/>
-                <w:sz w:val="30"/>
-                <w:szCs w:val="30"/>
+                <w:sz w:val="26"/>
+                <w:szCs w:val="26"/>
                 <w:rtl/>
               </w:rPr>
               <w:t xml:space="preserve">فِي أَحَدِ الْأَيَّامِ   —   سَاعَدَ   —   شَكَرَ   —   اَلتَّعَاوُنُ   —   اَلْأَمَانَةُ   —   وَفِي النِّهَايَةِ   —   تَعَلَّمْتُ أَنَّ</w:t>
@@ -6808,7 +6654,7 @@
     </w:tbl>
     <w:p>
       <w:pPr>
-        <w:spacing w:after="80"/>
+        <w:spacing w:after="24"/>
       </w:pPr>
       <w:r>
         <w:rPr>
@@ -6818,8 +6664,30 @@
           <w:i w:val="false"/>
           <w:iCs w:val="false"/>
           <w:color w:val="111111"/>
-          <w:sz w:val="21"/>
-          <w:szCs w:val="21"/>
+          <w:sz w:val="17"/>
+          <w:szCs w:val="17"/>
+        </w:rPr>
+        <w:t xml:space="preserve"/>
+      </w:r>
+    </w:p>
+    <w:p>
+      <w:pPr>
+        <w:pBdr>
+          <w:bottom w:val="dotted" w:color="96A3B0" w:sz="6"/>
+        </w:pBdr>
+        <w:bidi/>
+        <w:spacing w:after="63" w:line="208"/>
+      </w:pPr>
+      <w:r>
+        <w:rPr>
+          <w:rFonts w:ascii="Times New Roman" w:cs="Times New Roman" w:eastAsia="Times New Roman" w:hAnsi="Times New Roman"/>
+          <w:b w:val="false"/>
+          <w:bCs w:val="false"/>
+          <w:i w:val="false"/>
+          <w:iCs w:val="false"/>
+          <w:color w:val="111111"/>
+          <w:sz w:val="17"/>
+          <w:szCs w:val="17"/>
         </w:rPr>
         <w:t xml:space="preserve"/>
       </w:r>
@@ -6830,7 +6698,7 @@
           <w:bottom w:val="dotted" w:color="97A4B1" w:sz="6"/>
         </w:pBdr>
         <w:bidi/>
-        <w:spacing w:after="210" w:line="300"/>
+        <w:spacing w:after="63" w:line="208"/>
       </w:pPr>
       <w:r>
         <w:rPr>
@@ -6840,8 +6708,8 @@
           <w:i w:val="false"/>
           <w:iCs w:val="false"/>
           <w:color w:val="111111"/>
-          <w:sz w:val="21"/>
-          <w:szCs w:val="21"/>
+          <w:sz w:val="17"/>
+          <w:szCs w:val="17"/>
         </w:rPr>
         <w:t xml:space="preserve"/>
       </w:r>
@@ -6852,7 +6720,7 @@
           <w:bottom w:val="dotted" w:color="96A3B0" w:sz="6"/>
         </w:pBdr>
         <w:bidi/>
-        <w:spacing w:after="210" w:line="300"/>
+        <w:spacing w:after="63" w:line="208"/>
       </w:pPr>
       <w:r>
         <w:rPr>
@@ -6862,19 +6730,15 @@
           <w:i w:val="false"/>
           <w:iCs w:val="false"/>
           <w:color w:val="111111"/>
-          <w:sz w:val="21"/>
-          <w:szCs w:val="21"/>
+          <w:sz w:val="17"/>
+          <w:szCs w:val="17"/>
         </w:rPr>
         <w:t xml:space="preserve"/>
       </w:r>
     </w:p>
     <w:p>
       <w:pPr>
-        <w:pBdr>
-          <w:bottom w:val="dotted" w:color="97A4B1" w:sz="6"/>
-        </w:pBdr>
-        <w:bidi/>
-        <w:spacing w:after="210" w:line="300"/>
+        <w:spacing w:after="54"/>
       </w:pPr>
       <w:r>
         <w:rPr>
@@ -6884,136 +6748,8 @@
           <w:i w:val="false"/>
           <w:iCs w:val="false"/>
           <w:color w:val="111111"/>
-          <w:sz w:val="21"/>
-          <w:szCs w:val="21"/>
-        </w:rPr>
-        <w:t xml:space="preserve"/>
-      </w:r>
-    </w:p>
-    <w:p>
-      <w:pPr>
-        <w:pBdr>
-          <w:bottom w:val="dotted" w:color="96A3B0" w:sz="6"/>
-        </w:pBdr>
-        <w:bidi/>
-        <w:spacing w:after="210" w:line="300"/>
-      </w:pPr>
-      <w:r>
-        <w:rPr>
-          <w:rFonts w:ascii="Times New Roman" w:cs="Times New Roman" w:eastAsia="Times New Roman" w:hAnsi="Times New Roman"/>
-          <w:b w:val="false"/>
-          <w:bCs w:val="false"/>
-          <w:i w:val="false"/>
-          <w:iCs w:val="false"/>
-          <w:color w:val="111111"/>
-          <w:sz w:val="21"/>
-          <w:szCs w:val="21"/>
-        </w:rPr>
-        <w:t xml:space="preserve"/>
-      </w:r>
-    </w:p>
-    <w:p>
-      <w:pPr>
-        <w:pBdr>
-          <w:bottom w:val="dotted" w:color="97A4B1" w:sz="6"/>
-        </w:pBdr>
-        <w:bidi/>
-        <w:spacing w:after="210" w:line="300"/>
-      </w:pPr>
-      <w:r>
-        <w:rPr>
-          <w:rFonts w:ascii="Times New Roman" w:cs="Times New Roman" w:eastAsia="Times New Roman" w:hAnsi="Times New Roman"/>
-          <w:b w:val="false"/>
-          <w:bCs w:val="false"/>
-          <w:i w:val="false"/>
-          <w:iCs w:val="false"/>
-          <w:color w:val="111111"/>
-          <w:sz w:val="21"/>
-          <w:szCs w:val="21"/>
-        </w:rPr>
-        <w:t xml:space="preserve"/>
-      </w:r>
-    </w:p>
-    <w:p>
-      <w:pPr>
-        <w:pBdr>
-          <w:bottom w:val="dotted" w:color="96A3B0" w:sz="6"/>
-        </w:pBdr>
-        <w:bidi/>
-        <w:spacing w:after="210" w:line="300"/>
-      </w:pPr>
-      <w:r>
-        <w:rPr>
-          <w:rFonts w:ascii="Times New Roman" w:cs="Times New Roman" w:eastAsia="Times New Roman" w:hAnsi="Times New Roman"/>
-          <w:b w:val="false"/>
-          <w:bCs w:val="false"/>
-          <w:i w:val="false"/>
-          <w:iCs w:val="false"/>
-          <w:color w:val="111111"/>
-          <w:sz w:val="21"/>
-          <w:szCs w:val="21"/>
-        </w:rPr>
-        <w:t xml:space="preserve"/>
-      </w:r>
-    </w:p>
-    <w:p>
-      <w:pPr>
-        <w:pBdr>
-          <w:bottom w:val="dotted" w:color="97A4B1" w:sz="6"/>
-        </w:pBdr>
-        <w:bidi/>
-        <w:spacing w:after="210" w:line="300"/>
-      </w:pPr>
-      <w:r>
-        <w:rPr>
-          <w:rFonts w:ascii="Times New Roman" w:cs="Times New Roman" w:eastAsia="Times New Roman" w:hAnsi="Times New Roman"/>
-          <w:b w:val="false"/>
-          <w:bCs w:val="false"/>
-          <w:i w:val="false"/>
-          <w:iCs w:val="false"/>
-          <w:color w:val="111111"/>
-          <w:sz w:val="21"/>
-          <w:szCs w:val="21"/>
-        </w:rPr>
-        <w:t xml:space="preserve"/>
-      </w:r>
-    </w:p>
-    <w:p>
-      <w:pPr>
-        <w:pBdr>
-          <w:bottom w:val="dotted" w:color="96A3B0" w:sz="6"/>
-        </w:pBdr>
-        <w:bidi/>
-        <w:spacing w:after="210" w:line="300"/>
-      </w:pPr>
-      <w:r>
-        <w:rPr>
-          <w:rFonts w:ascii="Times New Roman" w:cs="Times New Roman" w:eastAsia="Times New Roman" w:hAnsi="Times New Roman"/>
-          <w:b w:val="false"/>
-          <w:bCs w:val="false"/>
-          <w:i w:val="false"/>
-          <w:iCs w:val="false"/>
-          <w:color w:val="111111"/>
-          <w:sz w:val="21"/>
-          <w:szCs w:val="21"/>
-        </w:rPr>
-        <w:t xml:space="preserve"/>
-      </w:r>
-    </w:p>
-    <w:p>
-      <w:pPr>
-        <w:spacing w:after="180"/>
-      </w:pPr>
-      <w:r>
-        <w:rPr>
-          <w:rFonts w:ascii="Times New Roman" w:cs="Times New Roman" w:eastAsia="Times New Roman" w:hAnsi="Times New Roman"/>
-          <w:b w:val="false"/>
-          <w:bCs w:val="false"/>
-          <w:i w:val="false"/>
-          <w:iCs w:val="false"/>
-          <w:color w:val="111111"/>
-          <w:sz w:val="21"/>
-          <w:szCs w:val="21"/>
+          <w:sz w:val="17"/>
+          <w:szCs w:val="17"/>
         </w:rPr>
         <w:t xml:space="preserve"/>
       </w:r>
@@ -7021,7 +6757,7 @@
     <w:p>
       <w:pPr>
         <w:keepNext w:val="false"/>
-        <w:spacing w:after="70" w:before="0" w:line="280"/>
+        <w:spacing w:after="21" w:before="0" w:line="208"/>
         <w:jc w:val="center"/>
       </w:pPr>
       <w:r>
@@ -7032,8 +6768,8 @@
           <w:i/>
           <w:iCs/>
           <w:color w:val="5B6772"/>
-          <w:sz w:val="19"/>
-          <w:szCs w:val="19"/>
+          <w:sz w:val="16"/>
+          <w:szCs w:val="16"/>
         </w:rPr>
         <w:t xml:space="preserve">Başarılar dilerim.</w:t>
       </w:r>
@@ -7041,7 +6777,7 @@
     <w:p>
       <w:pPr>
         <w:keepNext w:val="false"/>
-        <w:spacing w:after="70" w:before="0" w:line="280"/>
+        <w:spacing w:after="21" w:before="0" w:line="208"/>
         <w:jc w:val="center"/>
       </w:pPr>
       <w:r>
@@ -7052,8 +6788,8 @@
           <w:i w:val="false"/>
           <w:iCs w:val="false"/>
           <w:color w:val="5B6772"/>
-          <w:sz w:val="18"/>
-          <w:szCs w:val="18"/>
+          <w:sz w:val="15"/>
+          <w:szCs w:val="15"/>
         </w:rPr>
         <w:t xml:space="preserve">Arapça Öğretmeni</w:t>
       </w:r>
@@ -7068,7 +6804,7 @@
         <w:pBdr>
           <w:bottom w:val="single" w:color="3F4C58" w:sz="8"/>
         </w:pBdr>
-        <w:spacing w:after="40"/>
+        <w:spacing w:after="12"/>
         <w:jc w:val="center"/>
       </w:pPr>
       <w:r>
@@ -7079,8 +6815,8 @@
           <w:i w:val="false"/>
           <w:iCs w:val="false"/>
           <w:color w:val="15222E"/>
-          <w:sz w:val="24"/>
-          <w:szCs w:val="24"/>
+          <w:sz w:val="20"/>
+          <w:szCs w:val="20"/>
         </w:rPr>
         <w:t xml:space="preserve">CEVAP ANAHTARI VE PUANLAMA</w:t>
       </w:r>
@@ -7088,7 +6824,7 @@
     <w:p>
       <w:pPr>
         <w:keepNext w:val="false"/>
-        <w:spacing w:after="160" w:before="0" w:line="280"/>
+        <w:spacing w:after="48" w:before="0" w:line="208"/>
         <w:jc w:val="center"/>
       </w:pPr>
       <w:r>
@@ -7099,8 +6835,8 @@
           <w:i/>
           <w:iCs/>
           <w:color w:val="5B6772"/>
-          <w:sz w:val="18"/>
-          <w:szCs w:val="18"/>
+          <w:sz w:val="15"/>
+          <w:szCs w:val="15"/>
         </w:rPr>
         <w:t xml:space="preserve">10. Sınıf · 1. Dönem 1. Yazılı · Beceri temelli · 1. Tema (DEĞERLERİM)</w:t>
       </w:r>
@@ -7108,7 +6844,7 @@
     <w:p>
       <w:pPr>
         <w:keepNext w:val="false"/>
-        <w:spacing w:after="180" w:before="0" w:line="280"/>
+        <w:spacing w:after="54" w:before="0" w:line="208"/>
         <w:jc w:val="center"/>
       </w:pPr>
       <w:r>
@@ -7119,8 +6855,8 @@
           <w:i/>
           <w:iCs/>
           <w:color w:val="8A97A3"/>
-          <w:sz w:val="16"/>
-          <w:szCs w:val="16"/>
+          <w:sz w:val="13"/>
+          <w:szCs w:val="13"/>
         </w:rPr>
         <w:t xml:space="preserve">Bu sayfa öğrenciye verilmez.</w:t>
       </w:r>
@@ -7160,7 +6896,7 @@
           </w:tcPr>
           <w:p>
             <w:pPr>
-              <w:spacing w:after="0" w:line="270"/>
+              <w:spacing w:after="0" w:line="208"/>
               <w:jc w:val="center"/>
             </w:pPr>
             <w:r>
@@ -7171,8 +6907,8 @@
                 <w:i w:val="false"/>
                 <w:iCs w:val="false"/>
                 <w:color w:val="111111"/>
-                <w:sz w:val="18"/>
-                <w:szCs w:val="18"/>
+                <w:sz w:val="15"/>
+                <w:szCs w:val="15"/>
               </w:rPr>
               <w:t xml:space="preserve">Soru</w:t>
             </w:r>
@@ -7192,7 +6928,7 @@
           </w:tcPr>
           <w:p>
             <w:pPr>
-              <w:spacing w:after="0" w:line="270"/>
+              <w:spacing w:after="0" w:line="208"/>
               <w:jc w:val="center"/>
             </w:pPr>
             <w:r>
@@ -7203,8 +6939,8 @@
                 <w:i w:val="false"/>
                 <w:iCs w:val="false"/>
                 <w:color w:val="111111"/>
-                <w:sz w:val="18"/>
-                <w:szCs w:val="18"/>
+                <w:sz w:val="15"/>
+                <w:szCs w:val="15"/>
               </w:rPr>
               <w:t xml:space="preserve">Puan</w:t>
             </w:r>
@@ -7224,7 +6960,7 @@
           </w:tcPr>
           <w:p>
             <w:pPr>
-              <w:spacing w:after="0" w:line="270"/>
+              <w:spacing w:after="0" w:line="208"/>
               <w:jc w:val="center"/>
             </w:pPr>
             <w:r>
@@ -7235,8 +6971,8 @@
                 <w:i w:val="false"/>
                 <w:iCs w:val="false"/>
                 <w:color w:val="111111"/>
-                <w:sz w:val="18"/>
-                <w:szCs w:val="18"/>
+                <w:sz w:val="15"/>
+                <w:szCs w:val="15"/>
               </w:rPr>
               <w:t xml:space="preserve">Cevap</w:t>
             </w:r>
@@ -7257,7 +6993,7 @@
           </w:tcPr>
           <w:p>
             <w:pPr>
-              <w:spacing w:after="0" w:line="270"/>
+              <w:spacing w:after="0" w:line="208"/>
               <w:jc w:val="center"/>
             </w:pPr>
             <w:r>
@@ -7268,8 +7004,8 @@
                 <w:i w:val="false"/>
                 <w:iCs w:val="false"/>
                 <w:color w:val="111111"/>
-                <w:sz w:val="19"/>
-                <w:szCs w:val="19"/>
+                <w:sz w:val="16"/>
+                <w:szCs w:val="16"/>
               </w:rPr>
               <w:t xml:space="preserve">1</w:t>
             </w:r>
@@ -7288,19 +7024,19 @@
           </w:tcPr>
           <w:p>
             <w:pPr>
-              <w:spacing w:after="0" w:line="270"/>
-              <w:jc w:val="center"/>
-            </w:pPr>
-            <w:r>
-              <w:rPr>
-                <w:rFonts w:ascii="Times New Roman" w:cs="Times New Roman" w:eastAsia="Times New Roman" w:hAnsi="Times New Roman"/>
-                <w:b w:val="false"/>
-                <w:bCs w:val="false"/>
-                <w:i w:val="false"/>
-                <w:iCs w:val="false"/>
-                <w:color w:val="111111"/>
-                <w:sz w:val="19"/>
-                <w:szCs w:val="19"/>
+              <w:spacing w:after="0" w:line="208"/>
+              <w:jc w:val="center"/>
+            </w:pPr>
+            <w:r>
+              <w:rPr>
+                <w:rFonts w:ascii="Times New Roman" w:cs="Times New Roman" w:eastAsia="Times New Roman" w:hAnsi="Times New Roman"/>
+                <w:b w:val="false"/>
+                <w:bCs w:val="false"/>
+                <w:i w:val="false"/>
+                <w:iCs w:val="false"/>
+                <w:color w:val="111111"/>
+                <w:sz w:val="16"/>
+                <w:szCs w:val="16"/>
               </w:rPr>
               <w:t xml:space="preserve">15</w:t>
             </w:r>
@@ -7319,36 +7055,36 @@
           </w:tcPr>
           <w:p>
             <w:pPr>
-              <w:spacing w:after="0" w:line="270"/>
-            </w:pPr>
-            <w:r>
-              <w:rPr>
-                <w:rFonts w:ascii="Times New Roman" w:cs="Times New Roman" w:eastAsia="Times New Roman" w:hAnsi="Times New Roman"/>
-                <w:b w:val="false"/>
-                <w:bCs w:val="false"/>
-                <w:i w:val="false"/>
-                <w:iCs w:val="false"/>
-                <w:color w:val="111111"/>
-                <w:sz w:val="19"/>
-                <w:szCs w:val="19"/>
+              <w:spacing w:after="0" w:line="208"/>
+            </w:pPr>
+            <w:r>
+              <w:rPr>
+                <w:rFonts w:ascii="Times New Roman" w:cs="Times New Roman" w:eastAsia="Times New Roman" w:hAnsi="Times New Roman"/>
+                <w:b w:val="false"/>
+                <w:bCs w:val="false"/>
+                <w:i w:val="false"/>
+                <w:iCs w:val="false"/>
+                <w:color w:val="111111"/>
+                <w:sz w:val="16"/>
+                <w:szCs w:val="16"/>
               </w:rPr>
               <w:t xml:space="preserve">a) A   ·   b) B   ·   c) A   (her biri 4 puan)</w:t>
             </w:r>
           </w:p>
           <w:p>
             <w:pPr>
-              <w:spacing w:after="0" w:line="270"/>
-            </w:pPr>
-            <w:r>
-              <w:rPr>
-                <w:rFonts w:ascii="Times New Roman" w:cs="Times New Roman" w:eastAsia="Times New Roman" w:hAnsi="Times New Roman"/>
-                <w:b w:val="false"/>
-                <w:bCs w:val="false"/>
-                <w:i w:val="false"/>
-                <w:iCs w:val="false"/>
-                <w:color w:val="111111"/>
-                <w:sz w:val="19"/>
-                <w:szCs w:val="19"/>
+              <w:spacing w:after="0" w:line="208"/>
+            </w:pPr>
+            <w:r>
+              <w:rPr>
+                <w:rFonts w:ascii="Times New Roman" w:cs="Times New Roman" w:eastAsia="Times New Roman" w:hAnsi="Times New Roman"/>
+                <w:b w:val="false"/>
+                <w:bCs w:val="false"/>
+                <w:i w:val="false"/>
+                <w:iCs w:val="false"/>
+                <w:color w:val="111111"/>
+                <w:sz w:val="16"/>
+                <w:szCs w:val="16"/>
               </w:rPr>
               <w:t xml:space="preserve">d) Örnek: اَلْأَمَانَةُ خُلُقٌ عَظِيمٌ يَرْفَعُ صَاحِبَهُ (3 puan)</w:t>
             </w:r>
@@ -7369,7 +7105,7 @@
           </w:tcPr>
           <w:p>
             <w:pPr>
-              <w:spacing w:after="0" w:line="270"/>
+              <w:spacing w:after="0" w:line="208"/>
               <w:jc w:val="center"/>
             </w:pPr>
             <w:r>
@@ -7380,8 +7116,8 @@
                 <w:i w:val="false"/>
                 <w:iCs w:val="false"/>
                 <w:color w:val="111111"/>
-                <w:sz w:val="19"/>
-                <w:szCs w:val="19"/>
+                <w:sz w:val="16"/>
+                <w:szCs w:val="16"/>
               </w:rPr>
               <w:t xml:space="preserve">2</w:t>
             </w:r>
@@ -7400,19 +7136,19 @@
           </w:tcPr>
           <w:p>
             <w:pPr>
-              <w:spacing w:after="0" w:line="270"/>
-              <w:jc w:val="center"/>
-            </w:pPr>
-            <w:r>
-              <w:rPr>
-                <w:rFonts w:ascii="Times New Roman" w:cs="Times New Roman" w:eastAsia="Times New Roman" w:hAnsi="Times New Roman"/>
-                <w:b w:val="false"/>
-                <w:bCs w:val="false"/>
-                <w:i w:val="false"/>
-                <w:iCs w:val="false"/>
-                <w:color w:val="111111"/>
-                <w:sz w:val="19"/>
-                <w:szCs w:val="19"/>
+              <w:spacing w:after="0" w:line="208"/>
+              <w:jc w:val="center"/>
+            </w:pPr>
+            <w:r>
+              <w:rPr>
+                <w:rFonts w:ascii="Times New Roman" w:cs="Times New Roman" w:eastAsia="Times New Roman" w:hAnsi="Times New Roman"/>
+                <w:b w:val="false"/>
+                <w:bCs w:val="false"/>
+                <w:i w:val="false"/>
+                <w:iCs w:val="false"/>
+                <w:color w:val="111111"/>
+                <w:sz w:val="16"/>
+                <w:szCs w:val="16"/>
               </w:rPr>
               <w:t xml:space="preserve">10</w:t>
             </w:r>
@@ -7431,54 +7167,54 @@
           </w:tcPr>
           <w:p>
             <w:pPr>
-              <w:spacing w:after="0" w:line="270"/>
-            </w:pPr>
-            <w:r>
-              <w:rPr>
-                <w:rFonts w:ascii="Times New Roman" w:cs="Times New Roman" w:eastAsia="Times New Roman" w:hAnsi="Times New Roman"/>
-                <w:b w:val="false"/>
-                <w:bCs w:val="false"/>
-                <w:i w:val="false"/>
-                <w:iCs w:val="false"/>
-                <w:color w:val="111111"/>
-                <w:sz w:val="19"/>
-                <w:szCs w:val="19"/>
+              <w:spacing w:after="0" w:line="208"/>
+            </w:pPr>
+            <w:r>
+              <w:rPr>
+                <w:rFonts w:ascii="Times New Roman" w:cs="Times New Roman" w:eastAsia="Times New Roman" w:hAnsi="Times New Roman"/>
+                <w:b w:val="false"/>
+                <w:bCs w:val="false"/>
+                <w:i w:val="false"/>
+                <w:iCs w:val="false"/>
+                <w:color w:val="111111"/>
+                <w:sz w:val="16"/>
+                <w:szCs w:val="16"/>
               </w:rPr>
               <w:t xml:space="preserve">DİNLEME METNİ (iki kez okunur):</w:t>
             </w:r>
           </w:p>
           <w:p>
             <w:pPr>
-              <w:spacing w:after="0" w:line="270"/>
-            </w:pPr>
-            <w:r>
-              <w:rPr>
-                <w:rFonts w:ascii="Times New Roman" w:cs="Times New Roman" w:eastAsia="Times New Roman" w:hAnsi="Times New Roman"/>
-                <w:b w:val="false"/>
-                <w:bCs w:val="false"/>
-                <w:i w:val="false"/>
-                <w:iCs w:val="false"/>
-                <w:color w:val="111111"/>
-                <w:sz w:val="19"/>
-                <w:szCs w:val="19"/>
+              <w:spacing w:after="0" w:line="208"/>
+            </w:pPr>
+            <w:r>
+              <w:rPr>
+                <w:rFonts w:ascii="Times New Roman" w:cs="Times New Roman" w:eastAsia="Times New Roman" w:hAnsi="Times New Roman"/>
+                <w:b w:val="false"/>
+                <w:bCs w:val="false"/>
+                <w:i w:val="false"/>
+                <w:iCs w:val="false"/>
+                <w:color w:val="111111"/>
+                <w:sz w:val="16"/>
+                <w:szCs w:val="16"/>
               </w:rPr>
               <w:t xml:space="preserve">اَلْأُسْبُوعَ الْمَاضِيَ نَظَّفَ طُلَّابُ صَفِّنَا حَدِيقَةَ الْمَدْرَسَةِ. بَدَأْنَا فِي السَّاعَةِ التَّاسِعَةِ صَبَاحًا. زَرَعَ الْأَوْلَادُ الْأَشْجَارَ وَجَمَعَتِ الْبَنَاتُ الْأَوْرَاقَ. وَسَاعَدَنَا الْمُدِيرُ أَيْضًا. وَفِي النِّهَايَةِ شَكَرَنَا الْمُعَلِّمُ وَقَالَ: إِنَّ التَّعَاوُنَ قُوَّةٌ.</w:t>
             </w:r>
           </w:p>
           <w:p>
             <w:pPr>
-              <w:spacing w:after="0" w:line="270"/>
-            </w:pPr>
-            <w:r>
-              <w:rPr>
-                <w:rFonts w:ascii="Times New Roman" w:cs="Times New Roman" w:eastAsia="Times New Roman" w:hAnsi="Times New Roman"/>
-                <w:b w:val="false"/>
-                <w:bCs w:val="false"/>
-                <w:i w:val="false"/>
-                <w:iCs w:val="false"/>
-                <w:color w:val="111111"/>
-                <w:sz w:val="19"/>
-                <w:szCs w:val="19"/>
+              <w:spacing w:after="0" w:line="208"/>
+            </w:pPr>
+            <w:r>
+              <w:rPr>
+                <w:rFonts w:ascii="Times New Roman" w:cs="Times New Roman" w:eastAsia="Times New Roman" w:hAnsi="Times New Roman"/>
+                <w:b w:val="false"/>
+                <w:bCs w:val="false"/>
+                <w:i w:val="false"/>
+                <w:iCs w:val="false"/>
+                <w:color w:val="111111"/>
+                <w:sz w:val="16"/>
+                <w:szCs w:val="16"/>
               </w:rPr>
               <w:t xml:space="preserve">Cevaplar:  1 - D  ·  2 - Y  ·  3 - D  ·  4 - Y  ·  5 - D</w:t>
             </w:r>
@@ -7499,7 +7235,7 @@
           </w:tcPr>
           <w:p>
             <w:pPr>
-              <w:spacing w:after="0" w:line="270"/>
+              <w:spacing w:after="0" w:line="208"/>
               <w:jc w:val="center"/>
             </w:pPr>
             <w:r>
@@ -7510,8 +7246,8 @@
                 <w:i w:val="false"/>
                 <w:iCs w:val="false"/>
                 <w:color w:val="111111"/>
-                <w:sz w:val="19"/>
-                <w:szCs w:val="19"/>
+                <w:sz w:val="16"/>
+                <w:szCs w:val="16"/>
               </w:rPr>
               <w:t xml:space="preserve">3</w:t>
             </w:r>
@@ -7530,19 +7266,19 @@
           </w:tcPr>
           <w:p>
             <w:pPr>
-              <w:spacing w:after="0" w:line="270"/>
-              <w:jc w:val="center"/>
-            </w:pPr>
-            <w:r>
-              <w:rPr>
-                <w:rFonts w:ascii="Times New Roman" w:cs="Times New Roman" w:eastAsia="Times New Roman" w:hAnsi="Times New Roman"/>
-                <w:b w:val="false"/>
-                <w:bCs w:val="false"/>
-                <w:i w:val="false"/>
-                <w:iCs w:val="false"/>
-                <w:color w:val="111111"/>
-                <w:sz w:val="19"/>
-                <w:szCs w:val="19"/>
+              <w:spacing w:after="0" w:line="208"/>
+              <w:jc w:val="center"/>
+            </w:pPr>
+            <w:r>
+              <w:rPr>
+                <w:rFonts w:ascii="Times New Roman" w:cs="Times New Roman" w:eastAsia="Times New Roman" w:hAnsi="Times New Roman"/>
+                <w:b w:val="false"/>
+                <w:bCs w:val="false"/>
+                <w:i w:val="false"/>
+                <w:iCs w:val="false"/>
+                <w:color w:val="111111"/>
+                <w:sz w:val="16"/>
+                <w:szCs w:val="16"/>
               </w:rPr>
               <w:t xml:space="preserve">15</w:t>
             </w:r>
@@ -7561,18 +7297,18 @@
           </w:tcPr>
           <w:p>
             <w:pPr>
-              <w:spacing w:after="0" w:line="270"/>
-            </w:pPr>
-            <w:r>
-              <w:rPr>
-                <w:rFonts w:ascii="Times New Roman" w:cs="Times New Roman" w:eastAsia="Times New Roman" w:hAnsi="Times New Roman"/>
-                <w:b w:val="false"/>
-                <w:bCs w:val="false"/>
-                <w:i w:val="false"/>
-                <w:iCs w:val="false"/>
-                <w:color w:val="111111"/>
-                <w:sz w:val="19"/>
-                <w:szCs w:val="19"/>
+              <w:spacing w:after="0" w:line="208"/>
+            </w:pPr>
+            <w:r>
+              <w:rPr>
+                <w:rFonts w:ascii="Times New Roman" w:cs="Times New Roman" w:eastAsia="Times New Roman" w:hAnsi="Times New Roman"/>
+                <w:b w:val="false"/>
+                <w:bCs w:val="false"/>
+                <w:i w:val="false"/>
+                <w:iCs w:val="false"/>
+                <w:color w:val="111111"/>
+                <w:sz w:val="16"/>
+                <w:szCs w:val="16"/>
               </w:rPr>
               <w:t xml:space="preserve">1 - C  ·  2 - B  ·  3 - D  ·  4 - A  ·  5 - B</w:t>
             </w:r>
@@ -7593,7 +7329,7 @@
           </w:tcPr>
           <w:p>
             <w:pPr>
-              <w:spacing w:after="0" w:line="270"/>
+              <w:spacing w:after="0" w:line="208"/>
               <w:jc w:val="center"/>
             </w:pPr>
             <w:r>
@@ -7604,8 +7340,8 @@
                 <w:i w:val="false"/>
                 <w:iCs w:val="false"/>
                 <w:color w:val="111111"/>
-                <w:sz w:val="19"/>
-                <w:szCs w:val="19"/>
+                <w:sz w:val="16"/>
+                <w:szCs w:val="16"/>
               </w:rPr>
               <w:t xml:space="preserve">4</w:t>
             </w:r>
@@ -7624,19 +7360,19 @@
           </w:tcPr>
           <w:p>
             <w:pPr>
-              <w:spacing w:after="0" w:line="270"/>
-              <w:jc w:val="center"/>
-            </w:pPr>
-            <w:r>
-              <w:rPr>
-                <w:rFonts w:ascii="Times New Roman" w:cs="Times New Roman" w:eastAsia="Times New Roman" w:hAnsi="Times New Roman"/>
-                <w:b w:val="false"/>
-                <w:bCs w:val="false"/>
-                <w:i w:val="false"/>
-                <w:iCs w:val="false"/>
-                <w:color w:val="111111"/>
-                <w:sz w:val="19"/>
-                <w:szCs w:val="19"/>
+              <w:spacing w:after="0" w:line="208"/>
+              <w:jc w:val="center"/>
+            </w:pPr>
+            <w:r>
+              <w:rPr>
+                <w:rFonts w:ascii="Times New Roman" w:cs="Times New Roman" w:eastAsia="Times New Roman" w:hAnsi="Times New Roman"/>
+                <w:b w:val="false"/>
+                <w:bCs w:val="false"/>
+                <w:i w:val="false"/>
+                <w:iCs w:val="false"/>
+                <w:color w:val="111111"/>
+                <w:sz w:val="16"/>
+                <w:szCs w:val="16"/>
               </w:rPr>
               <w:t xml:space="preserve">10</w:t>
             </w:r>
@@ -7655,18 +7391,18 @@
           </w:tcPr>
           <w:p>
             <w:pPr>
-              <w:spacing w:after="0" w:line="270"/>
-            </w:pPr>
-            <w:r>
-              <w:rPr>
-                <w:rFonts w:ascii="Times New Roman" w:cs="Times New Roman" w:eastAsia="Times New Roman" w:hAnsi="Times New Roman"/>
-                <w:b w:val="false"/>
-                <w:bCs w:val="false"/>
-                <w:i w:val="false"/>
-                <w:iCs w:val="false"/>
-                <w:color w:val="111111"/>
-                <w:sz w:val="19"/>
-                <w:szCs w:val="19"/>
+              <w:spacing w:after="0" w:line="208"/>
+            </w:pPr>
+            <w:r>
+              <w:rPr>
+                <w:rFonts w:ascii="Times New Roman" w:cs="Times New Roman" w:eastAsia="Times New Roman" w:hAnsi="Times New Roman"/>
+                <w:b w:val="false"/>
+                <w:bCs w:val="false"/>
+                <w:i w:val="false"/>
+                <w:iCs w:val="false"/>
+                <w:color w:val="111111"/>
+                <w:sz w:val="16"/>
+                <w:szCs w:val="16"/>
               </w:rPr>
               <w:t xml:space="preserve">1 - c  ·  2 - a  ·  3 - e  ·  4 - d  ·  5 - b</w:t>
             </w:r>
@@ -7687,7 +7423,7 @@
           </w:tcPr>
           <w:p>
             <w:pPr>
-              <w:spacing w:after="0" w:line="270"/>
+              <w:spacing w:after="0" w:line="208"/>
               <w:jc w:val="center"/>
             </w:pPr>
             <w:r>
@@ -7698,8 +7434,8 @@
                 <w:i w:val="false"/>
                 <w:iCs w:val="false"/>
                 <w:color w:val="111111"/>
-                <w:sz w:val="19"/>
-                <w:szCs w:val="19"/>
+                <w:sz w:val="16"/>
+                <w:szCs w:val="16"/>
               </w:rPr>
               <w:t xml:space="preserve">5</w:t>
             </w:r>
@@ -7718,19 +7454,19 @@
           </w:tcPr>
           <w:p>
             <w:pPr>
-              <w:spacing w:after="0" w:line="270"/>
-              <w:jc w:val="center"/>
-            </w:pPr>
-            <w:r>
-              <w:rPr>
-                <w:rFonts w:ascii="Times New Roman" w:cs="Times New Roman" w:eastAsia="Times New Roman" w:hAnsi="Times New Roman"/>
-                <w:b w:val="false"/>
-                <w:bCs w:val="false"/>
-                <w:i w:val="false"/>
-                <w:iCs w:val="false"/>
-                <w:color w:val="111111"/>
-                <w:sz w:val="19"/>
-                <w:szCs w:val="19"/>
+              <w:spacing w:after="0" w:line="208"/>
+              <w:jc w:val="center"/>
+            </w:pPr>
+            <w:r>
+              <w:rPr>
+                <w:rFonts w:ascii="Times New Roman" w:cs="Times New Roman" w:eastAsia="Times New Roman" w:hAnsi="Times New Roman"/>
+                <w:b w:val="false"/>
+                <w:bCs w:val="false"/>
+                <w:i w:val="false"/>
+                <w:iCs w:val="false"/>
+                <w:color w:val="111111"/>
+                <w:sz w:val="16"/>
+                <w:szCs w:val="16"/>
               </w:rPr>
               <w:t xml:space="preserve">10</w:t>
             </w:r>
@@ -7750,7 +7486,7 @@
           <w:p>
             <w:pPr>
               <w:bidi/>
-              <w:spacing w:after="0" w:line="320"/>
+              <w:spacing w:after="0" w:line="208"/>
             </w:pPr>
             <w:r>
               <w:rPr>
@@ -7758,8 +7494,8 @@
                 <w:b w:val="false"/>
                 <w:bCs w:val="false"/>
                 <w:color w:val="111111"/>
-                <w:sz w:val="27"/>
-                <w:szCs w:val="27"/>
+                <w:sz w:val="24"/>
+                <w:szCs w:val="24"/>
                 <w:rtl/>
               </w:rPr>
               <w:t xml:space="preserve">الْأَمَانَةِ ، مَحْفَظَتَهُ ، الْعُنْوَانِ ، حَزِينًا ، أَشْهَرَ</w:t>
@@ -7781,7 +7517,7 @@
           </w:tcPr>
           <w:p>
             <w:pPr>
-              <w:spacing w:after="0" w:line="270"/>
+              <w:spacing w:after="0" w:line="208"/>
               <w:jc w:val="center"/>
             </w:pPr>
             <w:r>
@@ -7792,8 +7528,8 @@
                 <w:i w:val="false"/>
                 <w:iCs w:val="false"/>
                 <w:color w:val="111111"/>
-                <w:sz w:val="19"/>
-                <w:szCs w:val="19"/>
+                <w:sz w:val="16"/>
+                <w:szCs w:val="16"/>
               </w:rPr>
               <w:t xml:space="preserve">6</w:t>
             </w:r>
@@ -7812,19 +7548,19 @@
           </w:tcPr>
           <w:p>
             <w:pPr>
-              <w:spacing w:after="0" w:line="270"/>
-              <w:jc w:val="center"/>
-            </w:pPr>
-            <w:r>
-              <w:rPr>
-                <w:rFonts w:ascii="Times New Roman" w:cs="Times New Roman" w:eastAsia="Times New Roman" w:hAnsi="Times New Roman"/>
-                <w:b w:val="false"/>
-                <w:bCs w:val="false"/>
-                <w:i w:val="false"/>
-                <w:iCs w:val="false"/>
-                <w:color w:val="111111"/>
-                <w:sz w:val="19"/>
-                <w:szCs w:val="19"/>
+              <w:spacing w:after="0" w:line="208"/>
+              <w:jc w:val="center"/>
+            </w:pPr>
+            <w:r>
+              <w:rPr>
+                <w:rFonts w:ascii="Times New Roman" w:cs="Times New Roman" w:eastAsia="Times New Roman" w:hAnsi="Times New Roman"/>
+                <w:b w:val="false"/>
+                <w:bCs w:val="false"/>
+                <w:i w:val="false"/>
+                <w:iCs w:val="false"/>
+                <w:color w:val="111111"/>
+                <w:sz w:val="16"/>
+                <w:szCs w:val="16"/>
               </w:rPr>
               <w:t xml:space="preserve">10</w:t>
             </w:r>
@@ -7843,18 +7579,18 @@
           </w:tcPr>
           <w:p>
             <w:pPr>
-              <w:spacing w:after="0" w:line="270"/>
-            </w:pPr>
-            <w:r>
-              <w:rPr>
-                <w:rFonts w:ascii="Times New Roman" w:cs="Times New Roman" w:eastAsia="Times New Roman" w:hAnsi="Times New Roman"/>
-                <w:b w:val="false"/>
-                <w:bCs w:val="false"/>
-                <w:i w:val="false"/>
-                <w:iCs w:val="false"/>
-                <w:color w:val="111111"/>
-                <w:sz w:val="19"/>
-                <w:szCs w:val="19"/>
+              <w:spacing w:after="0" w:line="208"/>
+            </w:pPr>
+            <w:r>
+              <w:rPr>
+                <w:rFonts w:ascii="Times New Roman" w:cs="Times New Roman" w:eastAsia="Times New Roman" w:hAnsi="Times New Roman"/>
+                <w:b w:val="false"/>
+                <w:bCs w:val="false"/>
+                <w:i w:val="false"/>
+                <w:iCs w:val="false"/>
+                <w:color w:val="111111"/>
+                <w:sz w:val="16"/>
+                <w:szCs w:val="16"/>
               </w:rPr>
               <w:t xml:space="preserve">mazi/onlar (erkek) · muzari/onlar (erkek) · emir/sen (erkek) · mazi/o (kadın) · gelecek/biz</w:t>
             </w:r>
@@ -7875,7 +7611,7 @@
           </w:tcPr>
           <w:p>
             <w:pPr>
-              <w:spacing w:after="0" w:line="270"/>
+              <w:spacing w:after="0" w:line="208"/>
               <w:jc w:val="center"/>
             </w:pPr>
             <w:r>
@@ -7886,8 +7622,8 @@
                 <w:i w:val="false"/>
                 <w:iCs w:val="false"/>
                 <w:color w:val="111111"/>
-                <w:sz w:val="19"/>
-                <w:szCs w:val="19"/>
+                <w:sz w:val="16"/>
+                <w:szCs w:val="16"/>
               </w:rPr>
               <w:t xml:space="preserve">7</w:t>
             </w:r>
@@ -7906,19 +7642,19 @@
           </w:tcPr>
           <w:p>
             <w:pPr>
-              <w:spacing w:after="0" w:line="270"/>
-              <w:jc w:val="center"/>
-            </w:pPr>
-            <w:r>
-              <w:rPr>
-                <w:rFonts w:ascii="Times New Roman" w:cs="Times New Roman" w:eastAsia="Times New Roman" w:hAnsi="Times New Roman"/>
-                <w:b w:val="false"/>
-                <w:bCs w:val="false"/>
-                <w:i w:val="false"/>
-                <w:iCs w:val="false"/>
-                <w:color w:val="111111"/>
-                <w:sz w:val="19"/>
-                <w:szCs w:val="19"/>
+              <w:spacing w:after="0" w:line="208"/>
+              <w:jc w:val="center"/>
+            </w:pPr>
+            <w:r>
+              <w:rPr>
+                <w:rFonts w:ascii="Times New Roman" w:cs="Times New Roman" w:eastAsia="Times New Roman" w:hAnsi="Times New Roman"/>
+                <w:b w:val="false"/>
+                <w:bCs w:val="false"/>
+                <w:i w:val="false"/>
+                <w:iCs w:val="false"/>
+                <w:color w:val="111111"/>
+                <w:sz w:val="16"/>
+                <w:szCs w:val="16"/>
               </w:rPr>
               <w:t xml:space="preserve">15</w:t>
             </w:r>
@@ -7938,7 +7674,7 @@
           <w:p>
             <w:pPr>
               <w:bidi/>
-              <w:spacing w:after="0" w:line="320"/>
+              <w:spacing w:after="0" w:line="208"/>
             </w:pPr>
             <w:r>
               <w:rPr>
@@ -7946,8 +7682,8 @@
                 <w:b w:val="false"/>
                 <w:bCs w:val="false"/>
                 <w:color w:val="111111"/>
-                <w:sz w:val="27"/>
-                <w:szCs w:val="27"/>
+                <w:sz w:val="24"/>
+                <w:szCs w:val="24"/>
                 <w:rtl/>
               </w:rPr>
               <w:t xml:space="preserve">كَانَ مَعْرُوفًا بِالصِّدْقِ وَالْأَمَانَةِ. · اِشْتَرَى قَمِيصًا رَخِيصًا.</w:t>
@@ -7956,7 +7692,7 @@
           <w:p>
             <w:pPr>
               <w:bidi/>
-              <w:spacing w:after="0" w:line="320"/>
+              <w:spacing w:after="0" w:line="208"/>
             </w:pPr>
             <w:r>
               <w:rPr>
@@ -7964,8 +7700,8 @@
                 <w:b w:val="false"/>
                 <w:bCs w:val="false"/>
                 <w:color w:val="111111"/>
-                <w:sz w:val="27"/>
-                <w:szCs w:val="27"/>
+                <w:sz w:val="24"/>
+                <w:szCs w:val="24"/>
                 <w:rtl/>
               </w:rPr>
               <w:t xml:space="preserve">وَجَدَ نُقُودًا وَبِطَاقَةً. · قَالَ: هَذِهِ أَمَانَتُكَ. · صَارَ أَشْهَرَ دُكَّانٍ.</w:t>
@@ -7987,7 +7723,7 @@
           </w:tcPr>
           <w:p>
             <w:pPr>
-              <w:spacing w:after="0" w:line="270"/>
+              <w:spacing w:after="0" w:line="208"/>
               <w:jc w:val="center"/>
             </w:pPr>
             <w:r>
@@ -7998,8 +7734,8 @@
                 <w:i w:val="false"/>
                 <w:iCs w:val="false"/>
                 <w:color w:val="111111"/>
-                <w:sz w:val="19"/>
-                <w:szCs w:val="19"/>
+                <w:sz w:val="16"/>
+                <w:szCs w:val="16"/>
               </w:rPr>
               <w:t xml:space="preserve">8</w:t>
             </w:r>
@@ -8018,19 +7754,19 @@
           </w:tcPr>
           <w:p>
             <w:pPr>
-              <w:spacing w:after="0" w:line="270"/>
-              <w:jc w:val="center"/>
-            </w:pPr>
-            <w:r>
-              <w:rPr>
-                <w:rFonts w:ascii="Times New Roman" w:cs="Times New Roman" w:eastAsia="Times New Roman" w:hAnsi="Times New Roman"/>
-                <w:b w:val="false"/>
-                <w:bCs w:val="false"/>
-                <w:i w:val="false"/>
-                <w:iCs w:val="false"/>
-                <w:color w:val="111111"/>
-                <w:sz w:val="19"/>
-                <w:szCs w:val="19"/>
+              <w:spacing w:after="0" w:line="208"/>
+              <w:jc w:val="center"/>
+            </w:pPr>
+            <w:r>
+              <w:rPr>
+                <w:rFonts w:ascii="Times New Roman" w:cs="Times New Roman" w:eastAsia="Times New Roman" w:hAnsi="Times New Roman"/>
+                <w:b w:val="false"/>
+                <w:bCs w:val="false"/>
+                <w:i w:val="false"/>
+                <w:iCs w:val="false"/>
+                <w:color w:val="111111"/>
+                <w:sz w:val="16"/>
+                <w:szCs w:val="16"/>
               </w:rPr>
               <w:t xml:space="preserve">15</w:t>
             </w:r>
@@ -8049,18 +7785,18 @@
           </w:tcPr>
           <w:p>
             <w:pPr>
-              <w:spacing w:after="0" w:line="270"/>
-            </w:pPr>
-            <w:r>
-              <w:rPr>
-                <w:rFonts w:ascii="Times New Roman" w:cs="Times New Roman" w:eastAsia="Times New Roman" w:hAnsi="Times New Roman"/>
-                <w:b w:val="false"/>
-                <w:bCs w:val="false"/>
-                <w:i w:val="false"/>
-                <w:iCs w:val="false"/>
-                <w:color w:val="111111"/>
-                <w:sz w:val="19"/>
-                <w:szCs w:val="19"/>
+              <w:spacing w:after="0" w:line="208"/>
+            </w:pPr>
+            <w:r>
+              <w:rPr>
+                <w:rFonts w:ascii="Times New Roman" w:cs="Times New Roman" w:eastAsia="Times New Roman" w:hAnsi="Times New Roman"/>
+                <w:b w:val="false"/>
+                <w:bCs w:val="false"/>
+                <w:i w:val="false"/>
+                <w:iCs w:val="false"/>
+                <w:color w:val="111111"/>
+                <w:sz w:val="16"/>
+                <w:szCs w:val="16"/>
               </w:rPr>
               <w:t xml:space="preserve">Dereceli puanlama anahtarına göre değerlendirilir.</w:t>
             </w:r>
@@ -8070,7 +7806,7 @@
     </w:tbl>
     <w:p>
       <w:pPr>
-        <w:spacing w:after="110"/>
+        <w:spacing w:after="33"/>
       </w:pPr>
       <w:r>
         <w:rPr>
@@ -8080,8 +7816,8 @@
           <w:i w:val="false"/>
           <w:iCs w:val="false"/>
           <w:color w:val="111111"/>
-          <w:sz w:val="21"/>
-          <w:szCs w:val="21"/>
+          <w:sz w:val="17"/>
+          <w:szCs w:val="17"/>
         </w:rPr>
         <w:t xml:space="preserve"/>
       </w:r>
@@ -8089,7 +7825,7 @@
     <w:p>
       <w:pPr>
         <w:keepNext w:val="false"/>
-        <w:spacing w:after="90" w:before="0" w:line="280"/>
+        <w:spacing w:after="27" w:before="0" w:line="208"/>
       </w:pPr>
       <w:r>
         <w:rPr>
@@ -8099,8 +7835,8 @@
           <w:i w:val="false"/>
           <w:iCs w:val="false"/>
           <w:color w:val="111111"/>
-          <w:sz w:val="20"/>
-          <w:szCs w:val="20"/>
+          <w:sz w:val="17"/>
+          <w:szCs w:val="17"/>
         </w:rPr>
         <w:t xml:space="preserve">8. soru (yazma görevi) için dereceli puanlama anahtarı</w:t>
       </w:r>
@@ -8140,7 +7876,7 @@
           </w:tcPr>
           <w:p>
             <w:pPr>
-              <w:spacing w:after="0" w:line="270"/>
+              <w:spacing w:after="0" w:line="208"/>
               <w:jc w:val="center"/>
             </w:pPr>
             <w:r>
@@ -8151,8 +7887,8 @@
                 <w:i w:val="false"/>
                 <w:iCs w:val="false"/>
                 <w:color w:val="111111"/>
-                <w:sz w:val="18"/>
-                <w:szCs w:val="18"/>
+                <w:sz w:val="15"/>
+                <w:szCs w:val="15"/>
               </w:rPr>
               <w:t xml:space="preserve">Ölçüt</w:t>
             </w:r>
@@ -8172,7 +7908,7 @@
           </w:tcPr>
           <w:p>
             <w:pPr>
-              <w:spacing w:after="0" w:line="270"/>
+              <w:spacing w:after="0" w:line="208"/>
               <w:jc w:val="center"/>
             </w:pPr>
             <w:r>
@@ -8183,8 +7919,8 @@
                 <w:i w:val="false"/>
                 <w:iCs w:val="false"/>
                 <w:color w:val="111111"/>
-                <w:sz w:val="18"/>
-                <w:szCs w:val="18"/>
+                <w:sz w:val="15"/>
+                <w:szCs w:val="15"/>
               </w:rPr>
               <w:t xml:space="preserve">Beklenen davranış</w:t>
             </w:r>
@@ -8204,7 +7940,7 @@
           </w:tcPr>
           <w:p>
             <w:pPr>
-              <w:spacing w:after="0" w:line="270"/>
+              <w:spacing w:after="0" w:line="208"/>
               <w:jc w:val="center"/>
             </w:pPr>
             <w:r>
@@ -8215,8 +7951,8 @@
                 <w:i w:val="false"/>
                 <w:iCs w:val="false"/>
                 <w:color w:val="111111"/>
-                <w:sz w:val="18"/>
-                <w:szCs w:val="18"/>
+                <w:sz w:val="15"/>
+                <w:szCs w:val="15"/>
               </w:rPr>
               <w:t xml:space="preserve">Puan</w:t>
             </w:r>
@@ -8237,7 +7973,7 @@
           </w:tcPr>
           <w:p>
             <w:pPr>
-              <w:spacing w:after="0" w:line="270"/>
+              <w:spacing w:after="0" w:line="208"/>
             </w:pPr>
             <w:r>
               <w:rPr>
@@ -8247,8 +7983,8 @@
                 <w:i w:val="false"/>
                 <w:iCs w:val="false"/>
                 <w:color w:val="111111"/>
-                <w:sz w:val="19"/>
-                <w:szCs w:val="19"/>
+                <w:sz w:val="16"/>
+                <w:szCs w:val="16"/>
               </w:rPr>
               <w:t xml:space="preserve">Görevin yerine getirilmesi</w:t>
             </w:r>
@@ -8267,18 +8003,18 @@
           </w:tcPr>
           <w:p>
             <w:pPr>
-              <w:spacing w:after="0" w:line="270"/>
-            </w:pPr>
-            <w:r>
-              <w:rPr>
-                <w:rFonts w:ascii="Times New Roman" w:cs="Times New Roman" w:eastAsia="Times New Roman" w:hAnsi="Times New Roman"/>
-                <w:b w:val="false"/>
-                <w:bCs w:val="false"/>
-                <w:i w:val="false"/>
-                <w:iCs w:val="false"/>
-                <w:color w:val="111111"/>
-                <w:sz w:val="19"/>
-                <w:szCs w:val="19"/>
+              <w:spacing w:after="0" w:line="208"/>
+            </w:pPr>
+            <w:r>
+              <w:rPr>
+                <w:rFonts w:ascii="Times New Roman" w:cs="Times New Roman" w:eastAsia="Times New Roman" w:hAnsi="Times New Roman"/>
+                <w:b w:val="false"/>
+                <w:bCs w:val="false"/>
+                <w:i w:val="false"/>
+                <w:iCs w:val="false"/>
+                <w:color w:val="111111"/>
+                <w:sz w:val="16"/>
+                <w:szCs w:val="16"/>
               </w:rPr>
               <w:t xml:space="preserve">Bir olayı en az sekiz cümleyle anlatır ve ders çıkarır.</w:t>
             </w:r>
@@ -8297,19 +8033,19 @@
           </w:tcPr>
           <w:p>
             <w:pPr>
-              <w:spacing w:after="0" w:line="270"/>
-              <w:jc w:val="center"/>
-            </w:pPr>
-            <w:r>
-              <w:rPr>
-                <w:rFonts w:ascii="Times New Roman" w:cs="Times New Roman" w:eastAsia="Times New Roman" w:hAnsi="Times New Roman"/>
-                <w:b w:val="false"/>
-                <w:bCs w:val="false"/>
-                <w:i w:val="false"/>
-                <w:iCs w:val="false"/>
-                <w:color w:val="111111"/>
-                <w:sz w:val="19"/>
-                <w:szCs w:val="19"/>
+              <w:spacing w:after="0" w:line="208"/>
+              <w:jc w:val="center"/>
+            </w:pPr>
+            <w:r>
+              <w:rPr>
+                <w:rFonts w:ascii="Times New Roman" w:cs="Times New Roman" w:eastAsia="Times New Roman" w:hAnsi="Times New Roman"/>
+                <w:b w:val="false"/>
+                <w:bCs w:val="false"/>
+                <w:i w:val="false"/>
+                <w:iCs w:val="false"/>
+                <w:color w:val="111111"/>
+                <w:sz w:val="16"/>
+                <w:szCs w:val="16"/>
               </w:rPr>
               <w:t xml:space="preserve">4</w:t>
             </w:r>
@@ -8330,7 +8066,7 @@
           </w:tcPr>
           <w:p>
             <w:pPr>
-              <w:spacing w:after="0" w:line="270"/>
+              <w:spacing w:after="0" w:line="208"/>
             </w:pPr>
             <w:r>
               <w:rPr>
@@ -8340,8 +8076,8 @@
                 <w:i w:val="false"/>
                 <w:iCs w:val="false"/>
                 <w:color w:val="111111"/>
-                <w:sz w:val="19"/>
-                <w:szCs w:val="19"/>
+                <w:sz w:val="16"/>
+                <w:szCs w:val="16"/>
               </w:rPr>
               <w:t xml:space="preserve">Metnin kurgusu</w:t>
             </w:r>
@@ -8360,18 +8096,18 @@
           </w:tcPr>
           <w:p>
             <w:pPr>
-              <w:spacing w:after="0" w:line="270"/>
-            </w:pPr>
-            <w:r>
-              <w:rPr>
-                <w:rFonts w:ascii="Times New Roman" w:cs="Times New Roman" w:eastAsia="Times New Roman" w:hAnsi="Times New Roman"/>
-                <w:b w:val="false"/>
-                <w:bCs w:val="false"/>
-                <w:i w:val="false"/>
-                <w:iCs w:val="false"/>
-                <w:color w:val="111111"/>
-                <w:sz w:val="19"/>
-                <w:szCs w:val="19"/>
+              <w:spacing w:after="0" w:line="208"/>
+            </w:pPr>
+            <w:r>
+              <w:rPr>
+                <w:rFonts w:ascii="Times New Roman" w:cs="Times New Roman" w:eastAsia="Times New Roman" w:hAnsi="Times New Roman"/>
+                <w:b w:val="false"/>
+                <w:bCs w:val="false"/>
+                <w:i w:val="false"/>
+                <w:iCs w:val="false"/>
+                <w:color w:val="111111"/>
+                <w:sz w:val="16"/>
+                <w:szCs w:val="16"/>
               </w:rPr>
               <w:t xml:space="preserve">Olayı giriş-gelişme-sonuç sırasıyla ve bağlaçlarla düzenler.</w:t>
             </w:r>
@@ -8390,19 +8126,19 @@
           </w:tcPr>
           <w:p>
             <w:pPr>
-              <w:spacing w:after="0" w:line="270"/>
-              <w:jc w:val="center"/>
-            </w:pPr>
-            <w:r>
-              <w:rPr>
-                <w:rFonts w:ascii="Times New Roman" w:cs="Times New Roman" w:eastAsia="Times New Roman" w:hAnsi="Times New Roman"/>
-                <w:b w:val="false"/>
-                <w:bCs w:val="false"/>
-                <w:i w:val="false"/>
-                <w:iCs w:val="false"/>
-                <w:color w:val="111111"/>
-                <w:sz w:val="19"/>
-                <w:szCs w:val="19"/>
+              <w:spacing w:after="0" w:line="208"/>
+              <w:jc w:val="center"/>
+            </w:pPr>
+            <w:r>
+              <w:rPr>
+                <w:rFonts w:ascii="Times New Roman" w:cs="Times New Roman" w:eastAsia="Times New Roman" w:hAnsi="Times New Roman"/>
+                <w:b w:val="false"/>
+                <w:bCs w:val="false"/>
+                <w:i w:val="false"/>
+                <w:iCs w:val="false"/>
+                <w:color w:val="111111"/>
+                <w:sz w:val="16"/>
+                <w:szCs w:val="16"/>
               </w:rPr>
               <w:t xml:space="preserve">4</w:t>
             </w:r>
@@ -8423,7 +8159,7 @@
           </w:tcPr>
           <w:p>
             <w:pPr>
-              <w:spacing w:after="0" w:line="270"/>
+              <w:spacing w:after="0" w:line="208"/>
             </w:pPr>
             <w:r>
               <w:rPr>
@@ -8433,8 +8169,8 @@
                 <w:i w:val="false"/>
                 <w:iCs w:val="false"/>
                 <w:color w:val="111111"/>
-                <w:sz w:val="19"/>
-                <w:szCs w:val="19"/>
+                <w:sz w:val="16"/>
+                <w:szCs w:val="16"/>
               </w:rPr>
               <w:t xml:space="preserve">Söz varlığı</w:t>
             </w:r>
@@ -8453,18 +8189,18 @@
           </w:tcPr>
           <w:p>
             <w:pPr>
-              <w:spacing w:after="0" w:line="270"/>
-            </w:pPr>
-            <w:r>
-              <w:rPr>
-                <w:rFonts w:ascii="Times New Roman" w:cs="Times New Roman" w:eastAsia="Times New Roman" w:hAnsi="Times New Roman"/>
-                <w:b w:val="false"/>
-                <w:bCs w:val="false"/>
-                <w:i w:val="false"/>
-                <w:iCs w:val="false"/>
-                <w:color w:val="111111"/>
-                <w:sz w:val="19"/>
-                <w:szCs w:val="19"/>
+              <w:spacing w:after="0" w:line="208"/>
+            </w:pPr>
+            <w:r>
+              <w:rPr>
+                <w:rFonts w:ascii="Times New Roman" w:cs="Times New Roman" w:eastAsia="Times New Roman" w:hAnsi="Times New Roman"/>
+                <w:b w:val="false"/>
+                <w:bCs w:val="false"/>
+                <w:i w:val="false"/>
+                <w:iCs w:val="false"/>
+                <w:color w:val="111111"/>
+                <w:sz w:val="16"/>
+                <w:szCs w:val="16"/>
               </w:rPr>
               <w:t xml:space="preserve">Temaya ait değer sözcüklerini bağlama uygun kullanır.</w:t>
             </w:r>
@@ -8483,19 +8219,19 @@
           </w:tcPr>
           <w:p>
             <w:pPr>
-              <w:spacing w:after="0" w:line="270"/>
-              <w:jc w:val="center"/>
-            </w:pPr>
-            <w:r>
-              <w:rPr>
-                <w:rFonts w:ascii="Times New Roman" w:cs="Times New Roman" w:eastAsia="Times New Roman" w:hAnsi="Times New Roman"/>
-                <w:b w:val="false"/>
-                <w:bCs w:val="false"/>
-                <w:i w:val="false"/>
-                <w:iCs w:val="false"/>
-                <w:color w:val="111111"/>
-                <w:sz w:val="19"/>
-                <w:szCs w:val="19"/>
+              <w:spacing w:after="0" w:line="208"/>
+              <w:jc w:val="center"/>
+            </w:pPr>
+            <w:r>
+              <w:rPr>
+                <w:rFonts w:ascii="Times New Roman" w:cs="Times New Roman" w:eastAsia="Times New Roman" w:hAnsi="Times New Roman"/>
+                <w:b w:val="false"/>
+                <w:bCs w:val="false"/>
+                <w:i w:val="false"/>
+                <w:iCs w:val="false"/>
+                <w:color w:val="111111"/>
+                <w:sz w:val="16"/>
+                <w:szCs w:val="16"/>
               </w:rPr>
               <w:t xml:space="preserve">3</w:t>
             </w:r>
@@ -8516,7 +8252,7 @@
           </w:tcPr>
           <w:p>
             <w:pPr>
-              <w:spacing w:after="0" w:line="270"/>
+              <w:spacing w:after="0" w:line="208"/>
             </w:pPr>
             <w:r>
               <w:rPr>
@@ -8526,8 +8262,8 @@
                 <w:i w:val="false"/>
                 <w:iCs w:val="false"/>
                 <w:color w:val="111111"/>
-                <w:sz w:val="19"/>
-                <w:szCs w:val="19"/>
+                <w:sz w:val="16"/>
+                <w:szCs w:val="16"/>
               </w:rPr>
               <w:t xml:space="preserve">Dil bilgisi</w:t>
             </w:r>
@@ -8546,18 +8282,18 @@
           </w:tcPr>
           <w:p>
             <w:pPr>
-              <w:spacing w:after="0" w:line="270"/>
-            </w:pPr>
-            <w:r>
-              <w:rPr>
-                <w:rFonts w:ascii="Times New Roman" w:cs="Times New Roman" w:eastAsia="Times New Roman" w:hAnsi="Times New Roman"/>
-                <w:b w:val="false"/>
-                <w:bCs w:val="false"/>
-                <w:i w:val="false"/>
-                <w:iCs w:val="false"/>
-                <w:color w:val="111111"/>
-                <w:sz w:val="19"/>
-                <w:szCs w:val="19"/>
+              <w:spacing w:after="0" w:line="208"/>
+            </w:pPr>
+            <w:r>
+              <w:rPr>
+                <w:rFonts w:ascii="Times New Roman" w:cs="Times New Roman" w:eastAsia="Times New Roman" w:hAnsi="Times New Roman"/>
+                <w:b w:val="false"/>
+                <w:bCs w:val="false"/>
+                <w:i w:val="false"/>
+                <w:iCs w:val="false"/>
+                <w:color w:val="111111"/>
+                <w:sz w:val="16"/>
+                <w:szCs w:val="16"/>
               </w:rPr>
               <w:t xml:space="preserve">Mazi fiil çekimlerini ve mef’ûlü doğru kullanır.</w:t>
             </w:r>
@@ -8576,19 +8312,19 @@
           </w:tcPr>
           <w:p>
             <w:pPr>
-              <w:spacing w:after="0" w:line="270"/>
-              <w:jc w:val="center"/>
-            </w:pPr>
-            <w:r>
-              <w:rPr>
-                <w:rFonts w:ascii="Times New Roman" w:cs="Times New Roman" w:eastAsia="Times New Roman" w:hAnsi="Times New Roman"/>
-                <w:b w:val="false"/>
-                <w:bCs w:val="false"/>
-                <w:i w:val="false"/>
-                <w:iCs w:val="false"/>
-                <w:color w:val="111111"/>
-                <w:sz w:val="19"/>
-                <w:szCs w:val="19"/>
+              <w:spacing w:after="0" w:line="208"/>
+              <w:jc w:val="center"/>
+            </w:pPr>
+            <w:r>
+              <w:rPr>
+                <w:rFonts w:ascii="Times New Roman" w:cs="Times New Roman" w:eastAsia="Times New Roman" w:hAnsi="Times New Roman"/>
+                <w:b w:val="false"/>
+                <w:bCs w:val="false"/>
+                <w:i w:val="false"/>
+                <w:iCs w:val="false"/>
+                <w:color w:val="111111"/>
+                <w:sz w:val="16"/>
+                <w:szCs w:val="16"/>
               </w:rPr>
               <w:t xml:space="preserve">2</w:t>
             </w:r>
@@ -8609,7 +8345,7 @@
           </w:tcPr>
           <w:p>
             <w:pPr>
-              <w:spacing w:after="0" w:line="270"/>
+              <w:spacing w:after="0" w:line="208"/>
             </w:pPr>
             <w:r>
               <w:rPr>
@@ -8619,8 +8355,8 @@
                 <w:i w:val="false"/>
                 <w:iCs w:val="false"/>
                 <w:color w:val="111111"/>
-                <w:sz w:val="19"/>
-                <w:szCs w:val="19"/>
+                <w:sz w:val="16"/>
+                <w:szCs w:val="16"/>
               </w:rPr>
               <w:t xml:space="preserve">Yazım ve hareke</w:t>
             </w:r>
@@ -8639,18 +8375,18 @@
           </w:tcPr>
           <w:p>
             <w:pPr>
-              <w:spacing w:after="0" w:line="270"/>
-            </w:pPr>
-            <w:r>
-              <w:rPr>
-                <w:rFonts w:ascii="Times New Roman" w:cs="Times New Roman" w:eastAsia="Times New Roman" w:hAnsi="Times New Roman"/>
-                <w:b w:val="false"/>
-                <w:bCs w:val="false"/>
-                <w:i w:val="false"/>
-                <w:iCs w:val="false"/>
-                <w:color w:val="111111"/>
-                <w:sz w:val="19"/>
-                <w:szCs w:val="19"/>
+              <w:spacing w:after="0" w:line="208"/>
+            </w:pPr>
+            <w:r>
+              <w:rPr>
+                <w:rFonts w:ascii="Times New Roman" w:cs="Times New Roman" w:eastAsia="Times New Roman" w:hAnsi="Times New Roman"/>
+                <w:b w:val="false"/>
+                <w:bCs w:val="false"/>
+                <w:i w:val="false"/>
+                <w:iCs w:val="false"/>
+                <w:color w:val="111111"/>
+                <w:sz w:val="16"/>
+                <w:szCs w:val="16"/>
               </w:rPr>
               <w:t xml:space="preserve">Harf bitişimlerini ve harekeleri doğru yazar.</w:t>
             </w:r>
@@ -8669,19 +8405,19 @@
           </w:tcPr>
           <w:p>
             <w:pPr>
-              <w:spacing w:after="0" w:line="270"/>
-              <w:jc w:val="center"/>
-            </w:pPr>
-            <w:r>
-              <w:rPr>
-                <w:rFonts w:ascii="Times New Roman" w:cs="Times New Roman" w:eastAsia="Times New Roman" w:hAnsi="Times New Roman"/>
-                <w:b w:val="false"/>
-                <w:bCs w:val="false"/>
-                <w:i w:val="false"/>
-                <w:iCs w:val="false"/>
-                <w:color w:val="111111"/>
-                <w:sz w:val="19"/>
-                <w:szCs w:val="19"/>
+              <w:spacing w:after="0" w:line="208"/>
+              <w:jc w:val="center"/>
+            </w:pPr>
+            <w:r>
+              <w:rPr>
+                <w:rFonts w:ascii="Times New Roman" w:cs="Times New Roman" w:eastAsia="Times New Roman" w:hAnsi="Times New Roman"/>
+                <w:b w:val="false"/>
+                <w:bCs w:val="false"/>
+                <w:i w:val="false"/>
+                <w:iCs w:val="false"/>
+                <w:color w:val="111111"/>
+                <w:sz w:val="16"/>
+                <w:szCs w:val="16"/>
               </w:rPr>
               <w:t xml:space="preserve">2</w:t>
             </w:r>
@@ -8703,7 +8439,7 @@
           </w:tcPr>
           <w:p>
             <w:pPr>
-              <w:spacing w:after="0" w:line="270"/>
+              <w:spacing w:after="0" w:line="208"/>
             </w:pPr>
             <w:r>
               <w:rPr>
@@ -8713,8 +8449,8 @@
                 <w:i w:val="false"/>
                 <w:iCs w:val="false"/>
                 <w:color w:val="111111"/>
-                <w:sz w:val="19"/>
-                <w:szCs w:val="19"/>
+                <w:sz w:val="16"/>
+                <w:szCs w:val="16"/>
               </w:rPr>
               <w:t xml:space="preserve">TOPLAM</w:t>
             </w:r>
@@ -8734,18 +8470,18 @@
           </w:tcPr>
           <w:p>
             <w:pPr>
-              <w:spacing w:after="0" w:line="270"/>
-            </w:pPr>
-            <w:r>
-              <w:rPr>
-                <w:rFonts w:ascii="Times New Roman" w:cs="Times New Roman" w:eastAsia="Times New Roman" w:hAnsi="Times New Roman"/>
-                <w:b w:val="false"/>
-                <w:bCs w:val="false"/>
-                <w:i w:val="false"/>
-                <w:iCs w:val="false"/>
-                <w:color w:val="111111"/>
-                <w:sz w:val="21"/>
-                <w:szCs w:val="21"/>
+              <w:spacing w:after="0" w:line="208"/>
+            </w:pPr>
+            <w:r>
+              <w:rPr>
+                <w:rFonts w:ascii="Times New Roman" w:cs="Times New Roman" w:eastAsia="Times New Roman" w:hAnsi="Times New Roman"/>
+                <w:b w:val="false"/>
+                <w:bCs w:val="false"/>
+                <w:i w:val="false"/>
+                <w:iCs w:val="false"/>
+                <w:color w:val="111111"/>
+                <w:sz w:val="17"/>
+                <w:szCs w:val="17"/>
               </w:rPr>
               <w:t xml:space="preserve"/>
             </w:r>
@@ -8765,7 +8501,7 @@
           </w:tcPr>
           <w:p>
             <w:pPr>
-              <w:spacing w:after="0" w:line="270"/>
+              <w:spacing w:after="0" w:line="208"/>
               <w:jc w:val="center"/>
             </w:pPr>
             <w:r>
@@ -8776,8 +8512,8 @@
                 <w:i w:val="false"/>
                 <w:iCs w:val="false"/>
                 <w:color w:val="111111"/>
-                <w:sz w:val="19"/>
-                <w:szCs w:val="19"/>
+                <w:sz w:val="16"/>
+                <w:szCs w:val="16"/>
               </w:rPr>
               <w:t xml:space="preserve">15</w:t>
             </w:r>
@@ -8787,7 +8523,7 @@
     </w:tbl>
     <w:p>
       <w:pPr>
-        <w:spacing w:after="110"/>
+        <w:spacing w:after="33"/>
       </w:pPr>
       <w:r>
         <w:rPr>
@@ -8797,8 +8533,8 @@
           <w:i w:val="false"/>
           <w:iCs w:val="false"/>
           <w:color w:val="111111"/>
-          <w:sz w:val="21"/>
-          <w:szCs w:val="21"/>
+          <w:sz w:val="17"/>
+          <w:szCs w:val="17"/>
         </w:rPr>
         <w:t xml:space="preserve"/>
       </w:r>
@@ -8806,7 +8542,7 @@
     <w:p>
       <w:pPr>
         <w:keepNext w:val="false"/>
-        <w:spacing w:after="90" w:before="0" w:line="280"/>
+        <w:spacing w:after="27" w:before="0" w:line="208"/>
       </w:pPr>
       <w:r>
         <w:rPr>
@@ -8816,8 +8552,8 @@
           <w:i w:val="false"/>
           <w:iCs w:val="false"/>
           <w:color w:val="111111"/>
-          <w:sz w:val="20"/>
-          <w:szCs w:val="20"/>
+          <w:sz w:val="17"/>
+          <w:szCs w:val="17"/>
         </w:rPr>
         <w:t xml:space="preserve">Öğrenme çıktısı / kazanım dağılımı</w:t>
       </w:r>
@@ -8858,7 +8594,7 @@
           </w:tcPr>
           <w:p>
             <w:pPr>
-              <w:spacing w:after="0" w:line="270"/>
+              <w:spacing w:after="0" w:line="208"/>
               <w:jc w:val="center"/>
             </w:pPr>
             <w:r>
@@ -8869,8 +8605,8 @@
                 <w:i w:val="false"/>
                 <w:iCs w:val="false"/>
                 <w:color w:val="111111"/>
-                <w:sz w:val="18"/>
-                <w:szCs w:val="18"/>
+                <w:sz w:val="15"/>
+                <w:szCs w:val="15"/>
               </w:rPr>
               <w:t xml:space="preserve">Soru</w:t>
             </w:r>
@@ -8890,7 +8626,7 @@
           </w:tcPr>
           <w:p>
             <w:pPr>
-              <w:spacing w:after="0" w:line="270"/>
+              <w:spacing w:after="0" w:line="208"/>
               <w:jc w:val="center"/>
             </w:pPr>
             <w:r>
@@ -8901,8 +8637,8 @@
                 <w:i w:val="false"/>
                 <w:iCs w:val="false"/>
                 <w:color w:val="111111"/>
-                <w:sz w:val="18"/>
-                <w:szCs w:val="18"/>
+                <w:sz w:val="15"/>
+                <w:szCs w:val="15"/>
               </w:rPr>
               <w:t xml:space="preserve">Öğrenme çıktısı</w:t>
             </w:r>
@@ -8922,7 +8658,7 @@
           </w:tcPr>
           <w:p>
             <w:pPr>
-              <w:spacing w:after="0" w:line="270"/>
+              <w:spacing w:after="0" w:line="208"/>
               <w:jc w:val="center"/>
             </w:pPr>
             <w:r>
@@ -8933,8 +8669,8 @@
                 <w:i w:val="false"/>
                 <w:iCs w:val="false"/>
                 <w:color w:val="111111"/>
-                <w:sz w:val="18"/>
-                <w:szCs w:val="18"/>
+                <w:sz w:val="15"/>
+                <w:szCs w:val="15"/>
               </w:rPr>
               <w:t xml:space="preserve">Beceri alanı</w:t>
             </w:r>
@@ -8954,7 +8690,7 @@
           </w:tcPr>
           <w:p>
             <w:pPr>
-              <w:spacing w:after="0" w:line="270"/>
+              <w:spacing w:after="0" w:line="208"/>
               <w:jc w:val="center"/>
             </w:pPr>
             <w:r>
@@ -8965,8 +8701,8 @@
                 <w:i w:val="false"/>
                 <w:iCs w:val="false"/>
                 <w:color w:val="111111"/>
-                <w:sz w:val="18"/>
-                <w:szCs w:val="18"/>
+                <w:sz w:val="15"/>
+                <w:szCs w:val="15"/>
               </w:rPr>
               <w:t xml:space="preserve">Puan</w:t>
             </w:r>
@@ -8987,7 +8723,7 @@
           </w:tcPr>
           <w:p>
             <w:pPr>
-              <w:spacing w:after="0" w:line="270"/>
+              <w:spacing w:after="0" w:line="208"/>
               <w:jc w:val="center"/>
             </w:pPr>
             <w:r>
@@ -8998,8 +8734,8 @@
                 <w:i w:val="false"/>
                 <w:iCs w:val="false"/>
                 <w:color w:val="111111"/>
-                <w:sz w:val="18"/>
-                <w:szCs w:val="18"/>
+                <w:sz w:val="15"/>
+                <w:szCs w:val="15"/>
               </w:rPr>
               <w:t xml:space="preserve">1</w:t>
             </w:r>
@@ -9018,18 +8754,18 @@
           </w:tcPr>
           <w:p>
             <w:pPr>
-              <w:spacing w:after="0" w:line="270"/>
-            </w:pPr>
-            <w:r>
-              <w:rPr>
-                <w:rFonts w:ascii="Times New Roman" w:cs="Times New Roman" w:eastAsia="Times New Roman" w:hAnsi="Times New Roman"/>
-                <w:b w:val="false"/>
-                <w:bCs w:val="false"/>
-                <w:i w:val="false"/>
-                <w:iCs w:val="false"/>
-                <w:color w:val="111111"/>
-                <w:sz w:val="17"/>
-                <w:szCs w:val="17"/>
+              <w:spacing w:after="0" w:line="208"/>
+            </w:pPr>
+            <w:r>
+              <w:rPr>
+                <w:rFonts w:ascii="Times New Roman" w:cs="Times New Roman" w:eastAsia="Times New Roman" w:hAnsi="Times New Roman"/>
+                <w:b w:val="false"/>
+                <w:bCs w:val="false"/>
+                <w:i w:val="false"/>
+                <w:iCs w:val="false"/>
+                <w:color w:val="111111"/>
+                <w:sz w:val="14"/>
+                <w:szCs w:val="14"/>
               </w:rPr>
               <w:t xml:space="preserve">ARP.10.1.2.3 — Değerlerle ilgili okuduğu içeriği anlamlandırır.</w:t>
             </w:r>
@@ -9048,19 +8784,19 @@
           </w:tcPr>
           <w:p>
             <w:pPr>
-              <w:spacing w:after="0" w:line="270"/>
-              <w:jc w:val="center"/>
-            </w:pPr>
-            <w:r>
-              <w:rPr>
-                <w:rFonts w:ascii="Times New Roman" w:cs="Times New Roman" w:eastAsia="Times New Roman" w:hAnsi="Times New Roman"/>
-                <w:b w:val="false"/>
-                <w:bCs w:val="false"/>
-                <w:i w:val="false"/>
-                <w:iCs w:val="false"/>
-                <w:color w:val="111111"/>
-                <w:sz w:val="17"/>
-                <w:szCs w:val="17"/>
+              <w:spacing w:after="0" w:line="208"/>
+              <w:jc w:val="center"/>
+            </w:pPr>
+            <w:r>
+              <w:rPr>
+                <w:rFonts w:ascii="Times New Roman" w:cs="Times New Roman" w:eastAsia="Times New Roman" w:hAnsi="Times New Roman"/>
+                <w:b w:val="false"/>
+                <w:bCs w:val="false"/>
+                <w:i w:val="false"/>
+                <w:iCs w:val="false"/>
+                <w:color w:val="111111"/>
+                <w:sz w:val="14"/>
+                <w:szCs w:val="14"/>
               </w:rPr>
               <w:t xml:space="preserve">Okuma</w:t>
             </w:r>
@@ -9079,19 +8815,19 @@
           </w:tcPr>
           <w:p>
             <w:pPr>
-              <w:spacing w:after="0" w:line="270"/>
-              <w:jc w:val="center"/>
-            </w:pPr>
-            <w:r>
-              <w:rPr>
-                <w:rFonts w:ascii="Times New Roman" w:cs="Times New Roman" w:eastAsia="Times New Roman" w:hAnsi="Times New Roman"/>
-                <w:b w:val="false"/>
-                <w:bCs w:val="false"/>
-                <w:i w:val="false"/>
-                <w:iCs w:val="false"/>
-                <w:color w:val="111111"/>
-                <w:sz w:val="18"/>
-                <w:szCs w:val="18"/>
+              <w:spacing w:after="0" w:line="208"/>
+              <w:jc w:val="center"/>
+            </w:pPr>
+            <w:r>
+              <w:rPr>
+                <w:rFonts w:ascii="Times New Roman" w:cs="Times New Roman" w:eastAsia="Times New Roman" w:hAnsi="Times New Roman"/>
+                <w:b w:val="false"/>
+                <w:bCs w:val="false"/>
+                <w:i w:val="false"/>
+                <w:iCs w:val="false"/>
+                <w:color w:val="111111"/>
+                <w:sz w:val="15"/>
+                <w:szCs w:val="15"/>
               </w:rPr>
               <w:t xml:space="preserve">15</w:t>
             </w:r>
@@ -9112,7 +8848,7 @@
           </w:tcPr>
           <w:p>
             <w:pPr>
-              <w:spacing w:after="0" w:line="270"/>
+              <w:spacing w:after="0" w:line="208"/>
               <w:jc w:val="center"/>
             </w:pPr>
             <w:r>
@@ -9123,8 +8859,8 @@
                 <w:i w:val="false"/>
                 <w:iCs w:val="false"/>
                 <w:color w:val="111111"/>
-                <w:sz w:val="18"/>
-                <w:szCs w:val="18"/>
+                <w:sz w:val="15"/>
+                <w:szCs w:val="15"/>
               </w:rPr>
               <w:t xml:space="preserve">2</w:t>
             </w:r>
@@ -9143,18 +8879,18 @@
           </w:tcPr>
           <w:p>
             <w:pPr>
-              <w:spacing w:after="0" w:line="270"/>
-            </w:pPr>
-            <w:r>
-              <w:rPr>
-                <w:rFonts w:ascii="Times New Roman" w:cs="Times New Roman" w:eastAsia="Times New Roman" w:hAnsi="Times New Roman"/>
-                <w:b w:val="false"/>
-                <w:bCs w:val="false"/>
-                <w:i w:val="false"/>
-                <w:iCs w:val="false"/>
-                <w:color w:val="111111"/>
-                <w:sz w:val="17"/>
-                <w:szCs w:val="17"/>
+              <w:spacing w:after="0" w:line="208"/>
+            </w:pPr>
+            <w:r>
+              <w:rPr>
+                <w:rFonts w:ascii="Times New Roman" w:cs="Times New Roman" w:eastAsia="Times New Roman" w:hAnsi="Times New Roman"/>
+                <w:b w:val="false"/>
+                <w:bCs w:val="false"/>
+                <w:i w:val="false"/>
+                <w:iCs w:val="false"/>
+                <w:color w:val="111111"/>
+                <w:sz w:val="14"/>
+                <w:szCs w:val="14"/>
               </w:rPr>
               <w:t xml:space="preserve">ARP.10.1.1.2 — Dinlediği içerikteki bilgileri bir araya getirir.</w:t>
             </w:r>
@@ -9173,19 +8909,19 @@
           </w:tcPr>
           <w:p>
             <w:pPr>
-              <w:spacing w:after="0" w:line="270"/>
-              <w:jc w:val="center"/>
-            </w:pPr>
-            <w:r>
-              <w:rPr>
-                <w:rFonts w:ascii="Times New Roman" w:cs="Times New Roman" w:eastAsia="Times New Roman" w:hAnsi="Times New Roman"/>
-                <w:b w:val="false"/>
-                <w:bCs w:val="false"/>
-                <w:i w:val="false"/>
-                <w:iCs w:val="false"/>
-                <w:color w:val="111111"/>
-                <w:sz w:val="17"/>
-                <w:szCs w:val="17"/>
+              <w:spacing w:after="0" w:line="208"/>
+              <w:jc w:val="center"/>
+            </w:pPr>
+            <w:r>
+              <w:rPr>
+                <w:rFonts w:ascii="Times New Roman" w:cs="Times New Roman" w:eastAsia="Times New Roman" w:hAnsi="Times New Roman"/>
+                <w:b w:val="false"/>
+                <w:bCs w:val="false"/>
+                <w:i w:val="false"/>
+                <w:iCs w:val="false"/>
+                <w:color w:val="111111"/>
+                <w:sz w:val="14"/>
+                <w:szCs w:val="14"/>
               </w:rPr>
               <w:t xml:space="preserve">Dinleme</w:t>
             </w:r>
@@ -9204,19 +8940,19 @@
           </w:tcPr>
           <w:p>
             <w:pPr>
-              <w:spacing w:after="0" w:line="270"/>
-              <w:jc w:val="center"/>
-            </w:pPr>
-            <w:r>
-              <w:rPr>
-                <w:rFonts w:ascii="Times New Roman" w:cs="Times New Roman" w:eastAsia="Times New Roman" w:hAnsi="Times New Roman"/>
-                <w:b w:val="false"/>
-                <w:bCs w:val="false"/>
-                <w:i w:val="false"/>
-                <w:iCs w:val="false"/>
-                <w:color w:val="111111"/>
-                <w:sz w:val="18"/>
-                <w:szCs w:val="18"/>
+              <w:spacing w:after="0" w:line="208"/>
+              <w:jc w:val="center"/>
+            </w:pPr>
+            <w:r>
+              <w:rPr>
+                <w:rFonts w:ascii="Times New Roman" w:cs="Times New Roman" w:eastAsia="Times New Roman" w:hAnsi="Times New Roman"/>
+                <w:b w:val="false"/>
+                <w:bCs w:val="false"/>
+                <w:i w:val="false"/>
+                <w:iCs w:val="false"/>
+                <w:color w:val="111111"/>
+                <w:sz w:val="15"/>
+                <w:szCs w:val="15"/>
               </w:rPr>
               <w:t xml:space="preserve">10</w:t>
             </w:r>
@@ -9237,7 +8973,7 @@
           </w:tcPr>
           <w:p>
             <w:pPr>
-              <w:spacing w:after="0" w:line="270"/>
+              <w:spacing w:after="0" w:line="208"/>
               <w:jc w:val="center"/>
             </w:pPr>
             <w:r>
@@ -9248,8 +8984,8 @@
                 <w:i w:val="false"/>
                 <w:iCs w:val="false"/>
                 <w:color w:val="111111"/>
-                <w:sz w:val="18"/>
-                <w:szCs w:val="18"/>
+                <w:sz w:val="15"/>
+                <w:szCs w:val="15"/>
               </w:rPr>
               <w:t xml:space="preserve">3</w:t>
             </w:r>
@@ -9268,18 +9004,18 @@
           </w:tcPr>
           <w:p>
             <w:pPr>
-              <w:spacing w:after="0" w:line="270"/>
-            </w:pPr>
-            <w:r>
-              <w:rPr>
-                <w:rFonts w:ascii="Times New Roman" w:cs="Times New Roman" w:eastAsia="Times New Roman" w:hAnsi="Times New Roman"/>
-                <w:b w:val="false"/>
-                <w:bCs w:val="false"/>
-                <w:i w:val="false"/>
-                <w:iCs w:val="false"/>
-                <w:color w:val="111111"/>
-                <w:sz w:val="17"/>
-                <w:szCs w:val="17"/>
+              <w:spacing w:after="0" w:line="208"/>
+            </w:pPr>
+            <w:r>
+              <w:rPr>
+                <w:rFonts w:ascii="Times New Roman" w:cs="Times New Roman" w:eastAsia="Times New Roman" w:hAnsi="Times New Roman"/>
+                <w:b w:val="false"/>
+                <w:bCs w:val="false"/>
+                <w:i w:val="false"/>
+                <w:iCs w:val="false"/>
+                <w:color w:val="111111"/>
+                <w:sz w:val="14"/>
+                <w:szCs w:val="14"/>
               </w:rPr>
               <w:t xml:space="preserve">ARP.10.1.5.5 — Günlük durumlara uygun Arapça ifadeyi belirler.</w:t>
             </w:r>
@@ -9298,19 +9034,19 @@
           </w:tcPr>
           <w:p>
             <w:pPr>
-              <w:spacing w:after="0" w:line="270"/>
-              <w:jc w:val="center"/>
-            </w:pPr>
-            <w:r>
-              <w:rPr>
-                <w:rFonts w:ascii="Times New Roman" w:cs="Times New Roman" w:eastAsia="Times New Roman" w:hAnsi="Times New Roman"/>
-                <w:b w:val="false"/>
-                <w:bCs w:val="false"/>
-                <w:i w:val="false"/>
-                <w:iCs w:val="false"/>
-                <w:color w:val="111111"/>
-                <w:sz w:val="17"/>
-                <w:szCs w:val="17"/>
+              <w:spacing w:after="0" w:line="208"/>
+              <w:jc w:val="center"/>
+            </w:pPr>
+            <w:r>
+              <w:rPr>
+                <w:rFonts w:ascii="Times New Roman" w:cs="Times New Roman" w:eastAsia="Times New Roman" w:hAnsi="Times New Roman"/>
+                <w:b w:val="false"/>
+                <w:bCs w:val="false"/>
+                <w:i w:val="false"/>
+                <w:iCs w:val="false"/>
+                <w:color w:val="111111"/>
+                <w:sz w:val="14"/>
+                <w:szCs w:val="14"/>
               </w:rPr>
               <w:t xml:space="preserve">Konuşma</w:t>
             </w:r>
@@ -9329,19 +9065,19 @@
           </w:tcPr>
           <w:p>
             <w:pPr>
-              <w:spacing w:after="0" w:line="270"/>
-              <w:jc w:val="center"/>
-            </w:pPr>
-            <w:r>
-              <w:rPr>
-                <w:rFonts w:ascii="Times New Roman" w:cs="Times New Roman" w:eastAsia="Times New Roman" w:hAnsi="Times New Roman"/>
-                <w:b w:val="false"/>
-                <w:bCs w:val="false"/>
-                <w:i w:val="false"/>
-                <w:iCs w:val="false"/>
-                <w:color w:val="111111"/>
-                <w:sz w:val="18"/>
-                <w:szCs w:val="18"/>
+              <w:spacing w:after="0" w:line="208"/>
+              <w:jc w:val="center"/>
+            </w:pPr>
+            <w:r>
+              <w:rPr>
+                <w:rFonts w:ascii="Times New Roman" w:cs="Times New Roman" w:eastAsia="Times New Roman" w:hAnsi="Times New Roman"/>
+                <w:b w:val="false"/>
+                <w:bCs w:val="false"/>
+                <w:i w:val="false"/>
+                <w:iCs w:val="false"/>
+                <w:color w:val="111111"/>
+                <w:sz w:val="15"/>
+                <w:szCs w:val="15"/>
               </w:rPr>
               <w:t xml:space="preserve">15</w:t>
             </w:r>
@@ -9362,7 +9098,7 @@
           </w:tcPr>
           <w:p>
             <w:pPr>
-              <w:spacing w:after="0" w:line="270"/>
+              <w:spacing w:after="0" w:line="208"/>
               <w:jc w:val="center"/>
             </w:pPr>
             <w:r>
@@ -9373,8 +9109,8 @@
                 <w:i w:val="false"/>
                 <w:iCs w:val="false"/>
                 <w:color w:val="111111"/>
-                <w:sz w:val="18"/>
-                <w:szCs w:val="18"/>
+                <w:sz w:val="15"/>
+                <w:szCs w:val="15"/>
               </w:rPr>
               <w:t xml:space="preserve">4</w:t>
             </w:r>
@@ -9393,18 +9129,18 @@
           </w:tcPr>
           <w:p>
             <w:pPr>
-              <w:spacing w:after="0" w:line="270"/>
-            </w:pPr>
-            <w:r>
-              <w:rPr>
-                <w:rFonts w:ascii="Times New Roman" w:cs="Times New Roman" w:eastAsia="Times New Roman" w:hAnsi="Times New Roman"/>
-                <w:b w:val="false"/>
-                <w:bCs w:val="false"/>
-                <w:i w:val="false"/>
-                <w:iCs w:val="false"/>
-                <w:color w:val="111111"/>
-                <w:sz w:val="17"/>
-                <w:szCs w:val="17"/>
+              <w:spacing w:after="0" w:line="208"/>
+            </w:pPr>
+            <w:r>
+              <w:rPr>
+                <w:rFonts w:ascii="Times New Roman" w:cs="Times New Roman" w:eastAsia="Times New Roman" w:hAnsi="Times New Roman"/>
+                <w:b w:val="false"/>
+                <w:bCs w:val="false"/>
+                <w:i w:val="false"/>
+                <w:iCs w:val="false"/>
+                <w:color w:val="111111"/>
+                <w:sz w:val="14"/>
+                <w:szCs w:val="14"/>
               </w:rPr>
               <w:t xml:space="preserve">ARP.10.1.5.1 — Durum ile uygun kalıp ifadeyi eşleştirir.</w:t>
             </w:r>
@@ -9423,19 +9159,19 @@
           </w:tcPr>
           <w:p>
             <w:pPr>
-              <w:spacing w:after="0" w:line="270"/>
-              <w:jc w:val="center"/>
-            </w:pPr>
-            <w:r>
-              <w:rPr>
-                <w:rFonts w:ascii="Times New Roman" w:cs="Times New Roman" w:eastAsia="Times New Roman" w:hAnsi="Times New Roman"/>
-                <w:b w:val="false"/>
-                <w:bCs w:val="false"/>
-                <w:i w:val="false"/>
-                <w:iCs w:val="false"/>
-                <w:color w:val="111111"/>
-                <w:sz w:val="17"/>
-                <w:szCs w:val="17"/>
+              <w:spacing w:after="0" w:line="208"/>
+              <w:jc w:val="center"/>
+            </w:pPr>
+            <w:r>
+              <w:rPr>
+                <w:rFonts w:ascii="Times New Roman" w:cs="Times New Roman" w:eastAsia="Times New Roman" w:hAnsi="Times New Roman"/>
+                <w:b w:val="false"/>
+                <w:bCs w:val="false"/>
+                <w:i w:val="false"/>
+                <w:iCs w:val="false"/>
+                <w:color w:val="111111"/>
+                <w:sz w:val="14"/>
+                <w:szCs w:val="14"/>
               </w:rPr>
               <w:t xml:space="preserve">Konuşma</w:t>
             </w:r>
@@ -9454,19 +9190,19 @@
           </w:tcPr>
           <w:p>
             <w:pPr>
-              <w:spacing w:after="0" w:line="270"/>
-              <w:jc w:val="center"/>
-            </w:pPr>
-            <w:r>
-              <w:rPr>
-                <w:rFonts w:ascii="Times New Roman" w:cs="Times New Roman" w:eastAsia="Times New Roman" w:hAnsi="Times New Roman"/>
-                <w:b w:val="false"/>
-                <w:bCs w:val="false"/>
-                <w:i w:val="false"/>
-                <w:iCs w:val="false"/>
-                <w:color w:val="111111"/>
-                <w:sz w:val="18"/>
-                <w:szCs w:val="18"/>
+              <w:spacing w:after="0" w:line="208"/>
+              <w:jc w:val="center"/>
+            </w:pPr>
+            <w:r>
+              <w:rPr>
+                <w:rFonts w:ascii="Times New Roman" w:cs="Times New Roman" w:eastAsia="Times New Roman" w:hAnsi="Times New Roman"/>
+                <w:b w:val="false"/>
+                <w:bCs w:val="false"/>
+                <w:i w:val="false"/>
+                <w:iCs w:val="false"/>
+                <w:color w:val="111111"/>
+                <w:sz w:val="15"/>
+                <w:szCs w:val="15"/>
               </w:rPr>
               <w:t xml:space="preserve">10</w:t>
             </w:r>
@@ -9487,7 +9223,7 @@
           </w:tcPr>
           <w:p>
             <w:pPr>
-              <w:spacing w:after="0" w:line="270"/>
+              <w:spacing w:after="0" w:line="208"/>
               <w:jc w:val="center"/>
             </w:pPr>
             <w:r>
@@ -9498,8 +9234,8 @@
                 <w:i w:val="false"/>
                 <w:iCs w:val="false"/>
                 <w:color w:val="111111"/>
-                <w:sz w:val="18"/>
-                <w:szCs w:val="18"/>
+                <w:sz w:val="15"/>
+                <w:szCs w:val="15"/>
               </w:rPr>
               <w:t xml:space="preserve">5</w:t>
             </w:r>
@@ -9518,18 +9254,18 @@
           </w:tcPr>
           <w:p>
             <w:pPr>
-              <w:spacing w:after="0" w:line="270"/>
-            </w:pPr>
-            <w:r>
-              <w:rPr>
-                <w:rFonts w:ascii="Times New Roman" w:cs="Times New Roman" w:eastAsia="Times New Roman" w:hAnsi="Times New Roman"/>
-                <w:b w:val="false"/>
-                <w:bCs w:val="false"/>
-                <w:i w:val="false"/>
-                <w:iCs w:val="false"/>
-                <w:color w:val="111111"/>
-                <w:sz w:val="17"/>
-                <w:szCs w:val="17"/>
+              <w:spacing w:after="0" w:line="208"/>
+            </w:pPr>
+            <w:r>
+              <w:rPr>
+                <w:rFonts w:ascii="Times New Roman" w:cs="Times New Roman" w:eastAsia="Times New Roman" w:hAnsi="Times New Roman"/>
+                <w:b w:val="false"/>
+                <w:bCs w:val="false"/>
+                <w:i w:val="false"/>
+                <w:iCs w:val="false"/>
+                <w:color w:val="111111"/>
+                <w:sz w:val="14"/>
+                <w:szCs w:val="14"/>
               </w:rPr>
               <w:t xml:space="preserve">ARP.10.1.4.1 — Metinden hareketle hedef sözcükleri yerinde kullanır.</w:t>
             </w:r>
@@ -9548,19 +9284,19 @@
           </w:tcPr>
           <w:p>
             <w:pPr>
-              <w:spacing w:after="0" w:line="270"/>
-              <w:jc w:val="center"/>
-            </w:pPr>
-            <w:r>
-              <w:rPr>
-                <w:rFonts w:ascii="Times New Roman" w:cs="Times New Roman" w:eastAsia="Times New Roman" w:hAnsi="Times New Roman"/>
-                <w:b w:val="false"/>
-                <w:bCs w:val="false"/>
-                <w:i w:val="false"/>
-                <w:iCs w:val="false"/>
-                <w:color w:val="111111"/>
-                <w:sz w:val="17"/>
-                <w:szCs w:val="17"/>
+              <w:spacing w:after="0" w:line="208"/>
+              <w:jc w:val="center"/>
+            </w:pPr>
+            <w:r>
+              <w:rPr>
+                <w:rFonts w:ascii="Times New Roman" w:cs="Times New Roman" w:eastAsia="Times New Roman" w:hAnsi="Times New Roman"/>
+                <w:b w:val="false"/>
+                <w:bCs w:val="false"/>
+                <w:i w:val="false"/>
+                <w:iCs w:val="false"/>
+                <w:color w:val="111111"/>
+                <w:sz w:val="14"/>
+                <w:szCs w:val="14"/>
               </w:rPr>
               <w:t xml:space="preserve">Sözcük</w:t>
             </w:r>
@@ -9579,19 +9315,19 @@
           </w:tcPr>
           <w:p>
             <w:pPr>
-              <w:spacing w:after="0" w:line="270"/>
-              <w:jc w:val="center"/>
-            </w:pPr>
-            <w:r>
-              <w:rPr>
-                <w:rFonts w:ascii="Times New Roman" w:cs="Times New Roman" w:eastAsia="Times New Roman" w:hAnsi="Times New Roman"/>
-                <w:b w:val="false"/>
-                <w:bCs w:val="false"/>
-                <w:i w:val="false"/>
-                <w:iCs w:val="false"/>
-                <w:color w:val="111111"/>
-                <w:sz w:val="18"/>
-                <w:szCs w:val="18"/>
+              <w:spacing w:after="0" w:line="208"/>
+              <w:jc w:val="center"/>
+            </w:pPr>
+            <w:r>
+              <w:rPr>
+                <w:rFonts w:ascii="Times New Roman" w:cs="Times New Roman" w:eastAsia="Times New Roman" w:hAnsi="Times New Roman"/>
+                <w:b w:val="false"/>
+                <w:bCs w:val="false"/>
+                <w:i w:val="false"/>
+                <w:iCs w:val="false"/>
+                <w:color w:val="111111"/>
+                <w:sz w:val="15"/>
+                <w:szCs w:val="15"/>
               </w:rPr>
               <w:t xml:space="preserve">10</w:t>
             </w:r>
@@ -9612,7 +9348,7 @@
           </w:tcPr>
           <w:p>
             <w:pPr>
-              <w:spacing w:after="0" w:line="270"/>
+              <w:spacing w:after="0" w:line="208"/>
               <w:jc w:val="center"/>
             </w:pPr>
             <w:r>
@@ -9623,8 +9359,8 @@
                 <w:i w:val="false"/>
                 <w:iCs w:val="false"/>
                 <w:color w:val="111111"/>
-                <w:sz w:val="18"/>
-                <w:szCs w:val="18"/>
+                <w:sz w:val="15"/>
+                <w:szCs w:val="15"/>
               </w:rPr>
               <w:t xml:space="preserve">6</w:t>
             </w:r>
@@ -9643,18 +9379,18 @@
           </w:tcPr>
           <w:p>
             <w:pPr>
-              <w:spacing w:after="0" w:line="270"/>
-            </w:pPr>
-            <w:r>
-              <w:rPr>
-                <w:rFonts w:ascii="Times New Roman" w:cs="Times New Roman" w:eastAsia="Times New Roman" w:hAnsi="Times New Roman"/>
-                <w:b w:val="false"/>
-                <w:bCs w:val="false"/>
-                <w:i w:val="false"/>
-                <w:iCs w:val="false"/>
-                <w:color w:val="111111"/>
-                <w:sz w:val="17"/>
-                <w:szCs w:val="17"/>
+              <w:spacing w:after="0" w:line="208"/>
+            </w:pPr>
+            <w:r>
+              <w:rPr>
+                <w:rFonts w:ascii="Times New Roman" w:cs="Times New Roman" w:eastAsia="Times New Roman" w:hAnsi="Times New Roman"/>
+                <w:b w:val="false"/>
+                <w:bCs w:val="false"/>
+                <w:i w:val="false"/>
+                <w:iCs w:val="false"/>
+                <w:color w:val="111111"/>
+                <w:sz w:val="14"/>
+                <w:szCs w:val="14"/>
               </w:rPr>
               <w:t xml:space="preserve">ARP.10.1.3.1 — Fiil kiplerini ve şahıs çekimlerini ayırt eder.</w:t>
             </w:r>
@@ -9673,19 +9409,19 @@
           </w:tcPr>
           <w:p>
             <w:pPr>
-              <w:spacing w:after="0" w:line="270"/>
-              <w:jc w:val="center"/>
-            </w:pPr>
-            <w:r>
-              <w:rPr>
-                <w:rFonts w:ascii="Times New Roman" w:cs="Times New Roman" w:eastAsia="Times New Roman" w:hAnsi="Times New Roman"/>
-                <w:b w:val="false"/>
-                <w:bCs w:val="false"/>
-                <w:i w:val="false"/>
-                <w:iCs w:val="false"/>
-                <w:color w:val="111111"/>
-                <w:sz w:val="17"/>
-                <w:szCs w:val="17"/>
+              <w:spacing w:after="0" w:line="208"/>
+              <w:jc w:val="center"/>
+            </w:pPr>
+            <w:r>
+              <w:rPr>
+                <w:rFonts w:ascii="Times New Roman" w:cs="Times New Roman" w:eastAsia="Times New Roman" w:hAnsi="Times New Roman"/>
+                <w:b w:val="false"/>
+                <w:bCs w:val="false"/>
+                <w:i w:val="false"/>
+                <w:iCs w:val="false"/>
+                <w:color w:val="111111"/>
+                <w:sz w:val="14"/>
+                <w:szCs w:val="14"/>
               </w:rPr>
               <w:t xml:space="preserve">Dil Bilgisi</w:t>
             </w:r>
@@ -9704,19 +9440,19 @@
           </w:tcPr>
           <w:p>
             <w:pPr>
-              <w:spacing w:after="0" w:line="270"/>
-              <w:jc w:val="center"/>
-            </w:pPr>
-            <w:r>
-              <w:rPr>
-                <w:rFonts w:ascii="Times New Roman" w:cs="Times New Roman" w:eastAsia="Times New Roman" w:hAnsi="Times New Roman"/>
-                <w:b w:val="false"/>
-                <w:bCs w:val="false"/>
-                <w:i w:val="false"/>
-                <w:iCs w:val="false"/>
-                <w:color w:val="111111"/>
-                <w:sz w:val="18"/>
-                <w:szCs w:val="18"/>
+              <w:spacing w:after="0" w:line="208"/>
+              <w:jc w:val="center"/>
+            </w:pPr>
+            <w:r>
+              <w:rPr>
+                <w:rFonts w:ascii="Times New Roman" w:cs="Times New Roman" w:eastAsia="Times New Roman" w:hAnsi="Times New Roman"/>
+                <w:b w:val="false"/>
+                <w:bCs w:val="false"/>
+                <w:i w:val="false"/>
+                <w:iCs w:val="false"/>
+                <w:color w:val="111111"/>
+                <w:sz w:val="15"/>
+                <w:szCs w:val="15"/>
               </w:rPr>
               <w:t xml:space="preserve">10</w:t>
             </w:r>
@@ -9737,7 +9473,7 @@
           </w:tcPr>
           <w:p>
             <w:pPr>
-              <w:spacing w:after="0" w:line="270"/>
+              <w:spacing w:after="0" w:line="208"/>
               <w:jc w:val="center"/>
             </w:pPr>
             <w:r>
@@ -9748,8 +9484,8 @@
                 <w:i w:val="false"/>
                 <w:iCs w:val="false"/>
                 <w:color w:val="111111"/>
-                <w:sz w:val="18"/>
-                <w:szCs w:val="18"/>
+                <w:sz w:val="15"/>
+                <w:szCs w:val="15"/>
               </w:rPr>
               <w:t xml:space="preserve">7</w:t>
             </w:r>
@@ -9768,18 +9504,18 @@
           </w:tcPr>
           <w:p>
             <w:pPr>
-              <w:spacing w:after="0" w:line="270"/>
-            </w:pPr>
-            <w:r>
-              <w:rPr>
-                <w:rFonts w:ascii="Times New Roman" w:cs="Times New Roman" w:eastAsia="Times New Roman" w:hAnsi="Times New Roman"/>
-                <w:b w:val="false"/>
-                <w:bCs w:val="false"/>
-                <w:i w:val="false"/>
-                <w:iCs w:val="false"/>
-                <w:color w:val="111111"/>
-                <w:sz w:val="17"/>
-                <w:szCs w:val="17"/>
+              <w:spacing w:after="0" w:line="208"/>
+            </w:pPr>
+            <w:r>
+              <w:rPr>
+                <w:rFonts w:ascii="Times New Roman" w:cs="Times New Roman" w:eastAsia="Times New Roman" w:hAnsi="Times New Roman"/>
+                <w:b w:val="false"/>
+                <w:bCs w:val="false"/>
+                <w:i w:val="false"/>
+                <w:iCs w:val="false"/>
+                <w:color w:val="111111"/>
+                <w:sz w:val="14"/>
+                <w:szCs w:val="14"/>
               </w:rPr>
               <w:t xml:space="preserve">ARP.10.1.2.2 — Okuduğu içerikteki bilgileri bir araya getirir.</w:t>
             </w:r>
@@ -9798,19 +9534,19 @@
           </w:tcPr>
           <w:p>
             <w:pPr>
-              <w:spacing w:after="0" w:line="270"/>
-              <w:jc w:val="center"/>
-            </w:pPr>
-            <w:r>
-              <w:rPr>
-                <w:rFonts w:ascii="Times New Roman" w:cs="Times New Roman" w:eastAsia="Times New Roman" w:hAnsi="Times New Roman"/>
-                <w:b w:val="false"/>
-                <w:bCs w:val="false"/>
-                <w:i w:val="false"/>
-                <w:iCs w:val="false"/>
-                <w:color w:val="111111"/>
-                <w:sz w:val="17"/>
-                <w:szCs w:val="17"/>
+              <w:spacing w:after="0" w:line="208"/>
+              <w:jc w:val="center"/>
+            </w:pPr>
+            <w:r>
+              <w:rPr>
+                <w:rFonts w:ascii="Times New Roman" w:cs="Times New Roman" w:eastAsia="Times New Roman" w:hAnsi="Times New Roman"/>
+                <w:b w:val="false"/>
+                <w:bCs w:val="false"/>
+                <w:i w:val="false"/>
+                <w:iCs w:val="false"/>
+                <w:color w:val="111111"/>
+                <w:sz w:val="14"/>
+                <w:szCs w:val="14"/>
               </w:rPr>
               <w:t xml:space="preserve">Okuma</w:t>
             </w:r>
@@ -9829,19 +9565,19 @@
           </w:tcPr>
           <w:p>
             <w:pPr>
-              <w:spacing w:after="0" w:line="270"/>
-              <w:jc w:val="center"/>
-            </w:pPr>
-            <w:r>
-              <w:rPr>
-                <w:rFonts w:ascii="Times New Roman" w:cs="Times New Roman" w:eastAsia="Times New Roman" w:hAnsi="Times New Roman"/>
-                <w:b w:val="false"/>
-                <w:bCs w:val="false"/>
-                <w:i w:val="false"/>
-                <w:iCs w:val="false"/>
-                <w:color w:val="111111"/>
-                <w:sz w:val="18"/>
-                <w:szCs w:val="18"/>
+              <w:spacing w:after="0" w:line="208"/>
+              <w:jc w:val="center"/>
+            </w:pPr>
+            <w:r>
+              <w:rPr>
+                <w:rFonts w:ascii="Times New Roman" w:cs="Times New Roman" w:eastAsia="Times New Roman" w:hAnsi="Times New Roman"/>
+                <w:b w:val="false"/>
+                <w:bCs w:val="false"/>
+                <w:i w:val="false"/>
+                <w:iCs w:val="false"/>
+                <w:color w:val="111111"/>
+                <w:sz w:val="15"/>
+                <w:szCs w:val="15"/>
               </w:rPr>
               <w:t xml:space="preserve">15</w:t>
             </w:r>
@@ -9862,7 +9598,7 @@
           </w:tcPr>
           <w:p>
             <w:pPr>
-              <w:spacing w:after="0" w:line="270"/>
+              <w:spacing w:after="0" w:line="208"/>
               <w:jc w:val="center"/>
             </w:pPr>
             <w:r>
@@ -9873,8 +9609,8 @@
                 <w:i w:val="false"/>
                 <w:iCs w:val="false"/>
                 <w:color w:val="111111"/>
-                <w:sz w:val="18"/>
-                <w:szCs w:val="18"/>
+                <w:sz w:val="15"/>
+                <w:szCs w:val="15"/>
               </w:rPr>
               <w:t xml:space="preserve">8</w:t>
             </w:r>
@@ -9893,18 +9629,18 @@
           </w:tcPr>
           <w:p>
             <w:pPr>
-              <w:spacing w:after="0" w:line="270"/>
-            </w:pPr>
-            <w:r>
-              <w:rPr>
-                <w:rFonts w:ascii="Times New Roman" w:cs="Times New Roman" w:eastAsia="Times New Roman" w:hAnsi="Times New Roman"/>
-                <w:b w:val="false"/>
-                <w:bCs w:val="false"/>
-                <w:i w:val="false"/>
-                <w:iCs w:val="false"/>
-                <w:color w:val="111111"/>
-                <w:sz w:val="17"/>
-                <w:szCs w:val="17"/>
+              <w:spacing w:after="0" w:line="208"/>
+            </w:pPr>
+            <w:r>
+              <w:rPr>
+                <w:rFonts w:ascii="Times New Roman" w:cs="Times New Roman" w:eastAsia="Times New Roman" w:hAnsi="Times New Roman"/>
+                <w:b w:val="false"/>
+                <w:bCs w:val="false"/>
+                <w:i w:val="false"/>
+                <w:iCs w:val="false"/>
+                <w:color w:val="111111"/>
+                <w:sz w:val="14"/>
+                <w:szCs w:val="14"/>
               </w:rPr>
               <w:t xml:space="preserve">ARP.10.1.6.5 — Bilgilerini kullanarak yazılı iletişim kurar.</w:t>
             </w:r>
@@ -9923,19 +9659,19 @@
           </w:tcPr>
           <w:p>
             <w:pPr>
-              <w:spacing w:after="0" w:line="270"/>
-              <w:jc w:val="center"/>
-            </w:pPr>
-            <w:r>
-              <w:rPr>
-                <w:rFonts w:ascii="Times New Roman" w:cs="Times New Roman" w:eastAsia="Times New Roman" w:hAnsi="Times New Roman"/>
-                <w:b w:val="false"/>
-                <w:bCs w:val="false"/>
-                <w:i w:val="false"/>
-                <w:iCs w:val="false"/>
-                <w:color w:val="111111"/>
-                <w:sz w:val="17"/>
-                <w:szCs w:val="17"/>
+              <w:spacing w:after="0" w:line="208"/>
+              <w:jc w:val="center"/>
+            </w:pPr>
+            <w:r>
+              <w:rPr>
+                <w:rFonts w:ascii="Times New Roman" w:cs="Times New Roman" w:eastAsia="Times New Roman" w:hAnsi="Times New Roman"/>
+                <w:b w:val="false"/>
+                <w:bCs w:val="false"/>
+                <w:i w:val="false"/>
+                <w:iCs w:val="false"/>
+                <w:color w:val="111111"/>
+                <w:sz w:val="14"/>
+                <w:szCs w:val="14"/>
               </w:rPr>
               <w:t xml:space="preserve">Yazma</w:t>
             </w:r>
@@ -9954,19 +9690,19 @@
           </w:tcPr>
           <w:p>
             <w:pPr>
-              <w:spacing w:after="0" w:line="270"/>
-              <w:jc w:val="center"/>
-            </w:pPr>
-            <w:r>
-              <w:rPr>
-                <w:rFonts w:ascii="Times New Roman" w:cs="Times New Roman" w:eastAsia="Times New Roman" w:hAnsi="Times New Roman"/>
-                <w:b w:val="false"/>
-                <w:bCs w:val="false"/>
-                <w:i w:val="false"/>
-                <w:iCs w:val="false"/>
-                <w:color w:val="111111"/>
-                <w:sz w:val="18"/>
-                <w:szCs w:val="18"/>
+              <w:spacing w:after="0" w:line="208"/>
+              <w:jc w:val="center"/>
+            </w:pPr>
+            <w:r>
+              <w:rPr>
+                <w:rFonts w:ascii="Times New Roman" w:cs="Times New Roman" w:eastAsia="Times New Roman" w:hAnsi="Times New Roman"/>
+                <w:b w:val="false"/>
+                <w:bCs w:val="false"/>
+                <w:i w:val="false"/>
+                <w:iCs w:val="false"/>
+                <w:color w:val="111111"/>
+                <w:sz w:val="15"/>
+                <w:szCs w:val="15"/>
               </w:rPr>
               <w:t xml:space="preserve">15</w:t>
             </w:r>
@@ -9976,7 +9712,7 @@
     </w:tbl>
     <w:p>
       <w:pPr>
-        <w:spacing w:after="60"/>
+        <w:spacing w:after="18"/>
       </w:pPr>
       <w:r>
         <w:rPr>
@@ -9986,8 +9722,8 @@
           <w:i w:val="false"/>
           <w:iCs w:val="false"/>
           <w:color w:val="111111"/>
-          <w:sz w:val="21"/>
-          <w:szCs w:val="21"/>
+          <w:sz w:val="17"/>
+          <w:szCs w:val="17"/>
         </w:rPr>
         <w:t xml:space="preserve"/>
       </w:r>
@@ -10031,44 +9767,26 @@
           </w:tcPr>
           <w:p>
             <w:pPr>
-              <w:spacing w:after="0" w:line="120"/>
-            </w:pPr>
-            <w:r>
-              <w:rPr>
-                <w:rFonts w:ascii="Times New Roman" w:cs="Times New Roman" w:eastAsia="Times New Roman" w:hAnsi="Times New Roman"/>
-                <w:b w:val="false"/>
-                <w:bCs w:val="false"/>
-                <w:i w:val="false"/>
-                <w:iCs w:val="false"/>
-                <w:color w:val="111111"/>
-                <w:sz w:val="6"/>
-                <w:szCs w:val="6"/>
-              </w:rPr>
-              <w:t xml:space="preserve"/>
-            </w:r>
-          </w:p>
-          <w:p>
-            <w:pPr>
-              <w:spacing w:after="25"/>
-              <w:jc w:val="center"/>
-            </w:pPr>
-            <w:r>
-              <w:rPr>
-                <w:rFonts w:ascii="Times New Roman" w:cs="Times New Roman" w:eastAsia="Times New Roman" w:hAnsi="Times New Roman"/>
-                <w:b w:val="false"/>
-                <w:bCs w:val="false"/>
-                <w:i w:val="false"/>
-                <w:iCs w:val="false"/>
-                <w:color w:val="111111"/>
-                <w:sz w:val="19"/>
-                <w:szCs w:val="19"/>
+              <w:spacing w:after="8"/>
+              <w:jc w:val="center"/>
+            </w:pPr>
+            <w:r>
+              <w:rPr>
+                <w:rFonts w:ascii="Times New Roman" w:cs="Times New Roman" w:eastAsia="Times New Roman" w:hAnsi="Times New Roman"/>
+                <w:b w:val="false"/>
+                <w:bCs w:val="false"/>
+                <w:i w:val="false"/>
+                <w:iCs w:val="false"/>
+                <w:color w:val="111111"/>
+                <w:sz w:val="16"/>
+                <w:szCs w:val="16"/>
               </w:rPr>
               <w:t xml:space="preserve">……………………………………</w:t>
             </w:r>
           </w:p>
           <w:p>
             <w:pPr>
-              <w:spacing w:after="8"/>
+              <w:spacing w:after="2"/>
               <w:jc w:val="center"/>
             </w:pPr>
             <w:r>
@@ -10079,8 +9797,8 @@
                 <w:i w:val="false"/>
                 <w:iCs w:val="false"/>
                 <w:color w:val="111111"/>
-                <w:sz w:val="19"/>
-                <w:szCs w:val="19"/>
+                <w:sz w:val="16"/>
+                <w:szCs w:val="16"/>
               </w:rPr>
               <w:t xml:space="preserve">Ders Öğretmeni</w:t>
             </w:r>
@@ -10098,8 +9816,8 @@
                 <w:i w:val="false"/>
                 <w:iCs w:val="false"/>
                 <w:color w:val="55636F"/>
-                <w:sz w:val="17"/>
-                <w:szCs w:val="17"/>
+                <w:sz w:val="14"/>
+                <w:szCs w:val="14"/>
               </w:rPr>
               <w:t xml:space="preserve">Arapça</w:t>
             </w:r>
@@ -10134,34 +9852,34 @@
                 <w:i w:val="false"/>
                 <w:iCs w:val="false"/>
                 <w:color w:val="111111"/>
-                <w:sz w:val="6"/>
-                <w:szCs w:val="6"/>
+                <w:sz w:val="12"/>
+                <w:szCs w:val="12"/>
               </w:rPr>
               <w:t xml:space="preserve"/>
             </w:r>
           </w:p>
           <w:p>
             <w:pPr>
-              <w:spacing w:after="25"/>
-              <w:jc w:val="center"/>
-            </w:pPr>
-            <w:r>
-              <w:rPr>
-                <w:rFonts w:ascii="Times New Roman" w:cs="Times New Roman" w:eastAsia="Times New Roman" w:hAnsi="Times New Roman"/>
-                <w:b w:val="false"/>
-                <w:bCs w:val="false"/>
-                <w:i w:val="false"/>
-                <w:iCs w:val="false"/>
-                <w:color w:val="111111"/>
-                <w:sz w:val="19"/>
-                <w:szCs w:val="19"/>
+              <w:spacing w:after="8"/>
+              <w:jc w:val="center"/>
+            </w:pPr>
+            <w:r>
+              <w:rPr>
+                <w:rFonts w:ascii="Times New Roman" w:cs="Times New Roman" w:eastAsia="Times New Roman" w:hAnsi="Times New Roman"/>
+                <w:b w:val="false"/>
+                <w:bCs w:val="false"/>
+                <w:i w:val="false"/>
+                <w:iCs w:val="false"/>
+                <w:color w:val="111111"/>
+                <w:sz w:val="16"/>
+                <w:szCs w:val="16"/>
               </w:rPr>
               <w:t xml:space="preserve">……………………………………</w:t>
             </w:r>
           </w:p>
           <w:p>
             <w:pPr>
-              <w:spacing w:after="8"/>
+              <w:spacing w:after="2"/>
               <w:jc w:val="center"/>
             </w:pPr>
             <w:r>
@@ -10172,8 +9890,8 @@
                 <w:i w:val="false"/>
                 <w:iCs w:val="false"/>
                 <w:color w:val="111111"/>
-                <w:sz w:val="19"/>
-                <w:szCs w:val="19"/>
+                <w:sz w:val="16"/>
+                <w:szCs w:val="16"/>
               </w:rPr>
               <w:t xml:space="preserve">Okul Müdürü</w:t>
             </w:r>
@@ -10191,8 +9909,8 @@
                 <w:i w:val="false"/>
                 <w:iCs w:val="false"/>
                 <w:color w:val="55636F"/>
-                <w:sz w:val="17"/>
-                <w:szCs w:val="17"/>
+                <w:sz w:val="14"/>
+                <w:szCs w:val="14"/>
               </w:rPr>
               <w:t xml:space="preserve"/>
             </w:r>
@@ -10203,7 +9921,7 @@
     <w:sectPr>
       <w:footerReference w:type="default" r:id="rId7"/>
       <w:pgSz w:w="11906" w:h="16838" w:orient="portrait"/>
-      <w:pgMar w:top="1021" w:right="1021" w:bottom="1021" w:left="1021" w:header="708" w:footer="708" w:gutter="0"/>
+      <w:pgMar w:top="430" w:right="430" w:bottom="430" w:left="430" w:header="454" w:footer="400" w:gutter="0"/>
       <w:pgNumType/>
       <w:docGrid w:linePitch="360"/>
     </w:sectPr>

--- a/dosyalar/sinavlar/10-sinif/arapca-10-1d1y-beceri.docx
+++ b/dosyalar/sinavlar/10-sinif/arapca-10-1d1y-beceri.docx
@@ -504,7 +504,7 @@
                 <w:szCs w:val="27"/>
                 <w:rtl/>
               </w:rPr>
-              <w:t xml:space="preserve">اَلتَّاجِرُ الْأَمِينُ</w:t>
+              <w:t xml:space="preserve">اَلتَّاجِرُ الأَمِينُ</w:t>
             </w:r>
           </w:p>
           <w:p>
@@ -522,7 +522,7 @@
                 <w:szCs w:val="26"/>
                 <w:rtl/>
               </w:rPr>
-              <w:t xml:space="preserve">كَانَ فِي مَدِينَتِنَا تَاجِرٌ اسْمُهُ سَعِيدٌ، وَكَانَ مَعْرُوفًا بِالصِّدْقِ وَالْأَمَانَةِ.</w:t>
+              <w:t xml:space="preserve">كَانَ فِي مَدِينَتِنَا تَاجِرٌ اسْمُهُ سَعِيدٌ، وَكَانَ مَعْرُوفًا بِالصِّدْقِ وَالْأَمَانَةِ.</w:t>
             </w:r>
           </w:p>
           <w:p>
@@ -540,7 +540,7 @@
                 <w:szCs w:val="26"/>
                 <w:rtl/>
               </w:rPr>
-              <w:t xml:space="preserve">فِي أَحَدِ الْأَيَّامِ، جَاءَ إِلَى دُكَّانِهِ رَجُلٌ فَقِيرٌ وَاشْتَرَى مِنْهُ قَمِيصًا رَخِيصًا.</w:t>
+              <w:t xml:space="preserve">فِي أَحَدِ الأَيَّامِ، جَاءَ إِلَى دُكَّانِهِ رَجُلٌ فَقِيرٌ وَاشْتَرَى مِنْهُ قَمِيصًا رَخِيصًا.</w:t>
             </w:r>
           </w:p>
           <w:p>
@@ -558,7 +558,7 @@
                 <w:szCs w:val="26"/>
                 <w:rtl/>
               </w:rPr>
-              <w:t xml:space="preserve">وَبَعْدَ سَاعَةٍ، اِكْتَشَفَ سَعِيدٌ أَنَّ الرَّجُلَ نَسِيَ مَحْفَظَتَهُ عَلَى الطَّاوِلَةِ.</w:t>
+              <w:t xml:space="preserve">وَبَعْدَ سَاعَةٍ، اِكْتَشَفَ سَعِيدٌ أَنَّ الرَّجُلَ نَسِيَ مَحْفَظَتَهُ عَلَى الطَّاوِلَةِ.</w:t>
             </w:r>
           </w:p>
           <w:p>
@@ -576,7 +576,7 @@
                 <w:szCs w:val="26"/>
                 <w:rtl/>
               </w:rPr>
-              <w:t xml:space="preserve">فَتَحَ سَعِيدٌ الْمَحْفَظَةَ فَوَجَدَ فِيهَا نُقُودًا كَثِيرَةً وَبِطَاقَةً عَلَيْهَا عُنْوَانُ صَاحِبِهَا.</w:t>
+              <w:t xml:space="preserve">فَتَحَ سَعِيدٌ المَحْفَظَةَ فَوَجَدَ فِيهَا نُقُودًا كَثِيرَةً وَبِطَاقَةً عَلَيْهَا عُنْوَانُ صَاحِبِهَا.</w:t>
             </w:r>
           </w:p>
           <w:p>
@@ -594,7 +594,7 @@
                 <w:szCs w:val="26"/>
                 <w:rtl/>
               </w:rPr>
-              <w:t xml:space="preserve">أَغْلَقَ التَّاجِرُ دُكَّانَهُ وَذَهَبَ إِلَى ذَلِكَ الْعُنْوَانِ بِسَيَّارَتِهِ.</w:t>
+              <w:t xml:space="preserve">أَغْلَقَ التَّاجِرُ دُكَّانَهُ وَذَهَبَ إِلَى ذَلِكَ العُنْوَانِ بِسَيَّارَتِهِ.</w:t>
             </w:r>
           </w:p>
           <w:p>
@@ -612,7 +612,7 @@
                 <w:szCs w:val="26"/>
                 <w:rtl/>
               </w:rPr>
-              <w:t xml:space="preserve">وَلَمَّا وَصَلَ، وَجَدَ الرَّجُلَ حَزِينًا لِأَنَّهُ فَقَدَ مَالَ عِلَاجِ ابْنِهِ الْمَرِيضِ.</w:t>
+              <w:t xml:space="preserve">وَلَمَّا وَصَلَ، وَجَدَ الرَّجُلَ حَزِينًا لِأَنَّهُ فَقَدَ مَالَ عِلَاجِ ابْنِهِ المَرِيضِ.</w:t>
             </w:r>
           </w:p>
           <w:p>
@@ -630,7 +630,7 @@
                 <w:szCs w:val="26"/>
                 <w:rtl/>
               </w:rPr>
-              <w:t xml:space="preserve">أَعْطَاهُ سَعِيدٌ الْمَحْفَظَةَ وَقَالَ لَهُ: «هَذِهِ أَمَانَتُكَ، وَالْأَمَانَةُ وَاجِبَةٌ عَلَيْنَا.»</w:t>
+              <w:t xml:space="preserve">أَعْطَاهُ سَعِيدٌ المَحْفَظَةَ وَقَالَ لَهُ: «هَذِهِ أَمَانَتُكَ، وَالْأَمَانَةُ وَاجِبَةٌ عَلَيْنَا.»</w:t>
             </w:r>
           </w:p>
           <w:p>
@@ -648,7 +648,7 @@
                 <w:szCs w:val="26"/>
                 <w:rtl/>
               </w:rPr>
-              <w:t xml:space="preserve">شَكَرَهُ الرَّجُلُ كَثِيرًا وَدَعَا لَهُ بِالْخَيْرِ وَالْبَرَكَةِ.</w:t>
+              <w:t xml:space="preserve">شَكَرَهُ الرَّجُلُ كَثِيرًا وَدَعَا لَهُ بِالْخَيْرِ وَالْبَرَكَةِ.</w:t>
             </w:r>
           </w:p>
           <w:p>
@@ -666,7 +666,7 @@
                 <w:szCs w:val="26"/>
                 <w:rtl/>
               </w:rPr>
-              <w:t xml:space="preserve">وَفِي الْيَوْمِ التَّالِي، تَحَدَّثَ النَّاسُ عَنْ أَمَانَةِ سَعِيدٍ فِي كُلِّ مَكَانٍ.</w:t>
+              <w:t xml:space="preserve">وَفِي اليَوْمِ التَّالِي، تَحَدَّثَ النَّاسُ عَنْ أَمَانَةِ سَعِيدٍ فِي كُلِّ مَكَانٍ.</w:t>
             </w:r>
           </w:p>
           <w:p>
@@ -684,7 +684,7 @@
                 <w:szCs w:val="26"/>
                 <w:rtl/>
               </w:rPr>
-              <w:t xml:space="preserve">وَهَكَذَا صَارَ دُكَّانُهُ أَشْهَرَ دُكَّانٍ فِي الْمَدِينَةِ.</w:t>
+              <w:t xml:space="preserve">وَهَكَذَا صَارَ دُكَّانُهُ أَشْهَرَ دُكَّانٍ فِي المَدِينَةِ.</w:t>
             </w:r>
           </w:p>
           <w:p>
@@ -702,7 +702,7 @@
                 <w:szCs w:val="26"/>
                 <w:rtl/>
               </w:rPr>
-              <w:t xml:space="preserve">إِنَّ الصَّادِقَ الْأَمِينَ لَا يَخْسَرُ أَبَدًا.</w:t>
+              <w:t xml:space="preserve">إِنَّ الصَّادِقَ الأَمِينَ لَا يَخْسَرُ أَبَدًا.</w:t>
             </w:r>
           </w:p>
         </w:tc>
@@ -756,7 +756,7 @@
           <w:szCs w:val="25"/>
           <w:rtl/>
         </w:rPr>
-        <w:t xml:space="preserve">لِمَاذَا كَانَ الرَّجُلُ حَزِينًا؟</w:t>
+        <w:t xml:space="preserve">لِمَاذَا كَانَ الرَّجُلُ حَزِينًا؟</w:t>
       </w:r>
     </w:p>
     <w:tbl>
@@ -824,7 +824,7 @@
                 <w:szCs w:val="25"/>
                 <w:rtl/>
               </w:rPr>
-              <w:t xml:space="preserve">لِأَنَّهُ لَمْ يَجِدْ قَمِيصًا</w:t>
+              <w:t xml:space="preserve">لِأَنَّهُ لَمْ يَجِدْ قَمِيصًا</w:t>
             </w:r>
           </w:p>
         </w:tc>
@@ -873,7 +873,7 @@
                 <w:szCs w:val="25"/>
                 <w:rtl/>
               </w:rPr>
-              <w:t xml:space="preserve">لِأَنَّهُ فَقَدَ مَالَ عِلَاجِ ابْنِهِ</w:t>
+              <w:t xml:space="preserve">لِأَنَّهُ فَقَدَ مَالَ عِلَاجِ ابْنِهِ</w:t>
             </w:r>
           </w:p>
         </w:tc>
@@ -927,7 +927,7 @@
                 <w:szCs w:val="25"/>
                 <w:rtl/>
               </w:rPr>
-              <w:t xml:space="preserve">لِأَنَّهُ نَسِيَ عُنْوَانَ بَيْتِهِ</w:t>
+              <w:t xml:space="preserve">لِأَنَّهُ نَسِيَ عُنْوَانَ بَيْتِهِ</w:t>
             </w:r>
           </w:p>
         </w:tc>
@@ -976,7 +976,7 @@
                 <w:szCs w:val="25"/>
                 <w:rtl/>
               </w:rPr>
-              <w:t xml:space="preserve">لِأَنَّ دُكَّانَ سَعِيدٍ أُغْلِقَ</w:t>
+              <w:t xml:space="preserve">لِأَنَّ دُكَّانَ سَعِيدٍ أُغْلِقَ</w:t>
             </w:r>
           </w:p>
         </w:tc>
@@ -1012,7 +1012,7 @@
           <w:szCs w:val="25"/>
           <w:rtl/>
         </w:rPr>
-        <w:t xml:space="preserve">مَا الْفِكْرَةُ الرَّئِيسَةُ لِلنَّصِّ؟</w:t>
+        <w:t xml:space="preserve">مَا الفِكْرَةُ الرَّئِيسَةُ لِلنَّصِّ؟</w:t>
       </w:r>
     </w:p>
     <w:tbl>
@@ -1080,7 +1080,7 @@
                 <w:szCs w:val="25"/>
                 <w:rtl/>
               </w:rPr>
-              <w:t xml:space="preserve">أَنَّ الْأَمَانَةَ تَرْفَعُ صَاحِبَهَا</w:t>
+              <w:t xml:space="preserve">أَنَّ الأَمَانَةَ تَرْفَعُ صَاحِبَهَا</w:t>
             </w:r>
           </w:p>
         </w:tc>
@@ -1129,7 +1129,7 @@
                 <w:szCs w:val="25"/>
                 <w:rtl/>
               </w:rPr>
-              <w:t xml:space="preserve">أَهَمِّيَّةُ التِّجَارَةِ فِي الْمَدِينَةِ</w:t>
+              <w:t xml:space="preserve">أَهَمِّيَّةُ التِّجَارَةِ فِي المَدِينَةِ</w:t>
             </w:r>
           </w:p>
         </w:tc>
@@ -1183,7 +1183,7 @@
                 <w:szCs w:val="25"/>
                 <w:rtl/>
               </w:rPr>
-              <w:t xml:space="preserve">وَصْفُ دُكَّانٍ قَدِيمٍ فِي السُّوقِ</w:t>
+              <w:t xml:space="preserve">وَصْفُ دُكَّانٍ قَدِيمٍ فِي السُّوقِ</w:t>
             </w:r>
           </w:p>
         </w:tc>
@@ -1232,7 +1232,7 @@
                 <w:szCs w:val="25"/>
                 <w:rtl/>
               </w:rPr>
-              <w:t xml:space="preserve">أَنَّ الْفَقْرَ سَبَبُ الْحُزْنِ</w:t>
+              <w:t xml:space="preserve">أَنَّ الفَقْرَ سَبَبُ الحُزْنِ</w:t>
             </w:r>
           </w:p>
         </w:tc>
@@ -1268,7 +1268,7 @@
           <w:szCs w:val="25"/>
           <w:rtl/>
         </w:rPr>
-        <w:t xml:space="preserve">مَاذَا نَفْهَمُ مِنْ جُمْلَةِ «صَارَ دُكَّانُهُ أَشْهَرَ دُكَّانٍ فِي الْمَدِينَةِ»؟</w:t>
+        <w:t xml:space="preserve">مَاذَا نَفْهَمُ مِنْ جُمْلَةِ «صَارَ دُكَّانُهُ أَشْهَرَ دُكَّانٍ فِي المَدِينَةِ»؟</w:t>
       </w:r>
     </w:p>
     <w:tbl>
@@ -1336,7 +1336,7 @@
                 <w:szCs w:val="25"/>
                 <w:rtl/>
               </w:rPr>
-              <w:t xml:space="preserve">أَنَّ الدُّكَّانَ كَبِيرٌ جِدًّا</w:t>
+              <w:t xml:space="preserve">أَنَّ الدُّكَّانَ كَبِيرٌ جِدًّا</w:t>
             </w:r>
           </w:p>
         </w:tc>
@@ -1385,7 +1385,7 @@
                 <w:szCs w:val="25"/>
                 <w:rtl/>
               </w:rPr>
-              <w:t xml:space="preserve">أَنَّ النَّاسَ وَثِقُوا بِهِ فَقَصَدُوهُ</w:t>
+              <w:t xml:space="preserve">أَنَّ النَّاسَ وَثِقُوا بِهِ فَقَصَدُوهُ</w:t>
             </w:r>
           </w:p>
         </w:tc>
@@ -1439,7 +1439,7 @@
                 <w:szCs w:val="25"/>
                 <w:rtl/>
               </w:rPr>
-              <w:t xml:space="preserve">أَنَّهُ انْتَقَلَ إِلَى مَدِينَةٍ أُخْرَى</w:t>
+              <w:t xml:space="preserve">أَنَّهُ انْتَقَلَ إِلَى مَدِينَةٍ أُخْرَى</w:t>
             </w:r>
           </w:p>
         </w:tc>
@@ -1488,7 +1488,7 @@
                 <w:szCs w:val="25"/>
                 <w:rtl/>
               </w:rPr>
-              <w:t xml:space="preserve">أَنَّهُ بَاعَ الْقُمْصَانَ الرَّخِيصَةَ</w:t>
+              <w:t xml:space="preserve">أَنَّهُ بَاعَ القُمْصَانَ الرَّخِيصَةَ</w:t>
             </w:r>
           </w:p>
         </w:tc>
@@ -1833,7 +1833,7 @@
                 <w:szCs w:val="25"/>
                 <w:rtl/>
               </w:rPr>
-              <w:t xml:space="preserve">نَظَّفَ الطُّلَّابُ حَدِيقَةَ الْمَدْرَسَةِ.</w:t>
+              <w:t xml:space="preserve">نَظَّفَ الطُّلَّابُ حَدِيقَةَ المَدْرَسَةِ.</w:t>
             </w:r>
           </w:p>
         </w:tc>
@@ -1941,7 +1941,7 @@
                 <w:szCs w:val="25"/>
                 <w:rtl/>
               </w:rPr>
-              <w:t xml:space="preserve">بَدَأَ الْعَمَلُ فِي السَّاعَةِ الْعَاشِرَةِ.</w:t>
+              <w:t xml:space="preserve">بَدَأَ العَمَلُ فِي السَّاعَةِ العَاشِرَةِ.</w:t>
             </w:r>
           </w:p>
         </w:tc>
@@ -2049,7 +2049,7 @@
                 <w:szCs w:val="25"/>
                 <w:rtl/>
               </w:rPr>
-              <w:t xml:space="preserve">زَرَعَ الْأَوْلَادُ الْأَشْجَارَ.</w:t>
+              <w:t xml:space="preserve">زَرَعَ الأَوْلَادُ الأَشْجَارَ.</w:t>
             </w:r>
           </w:p>
         </w:tc>
@@ -2157,7 +2157,7 @@
                 <w:szCs w:val="25"/>
                 <w:rtl/>
               </w:rPr>
-              <w:t xml:space="preserve">لَمْ يُسَاعِدْهُمْ مُدِيرُ الْمَدْرَسَةِ.</w:t>
+              <w:t xml:space="preserve">لَمْ يُسَاعِدْهُمْ مُدِيرُ المَدْرَسَةِ.</w:t>
             </w:r>
           </w:p>
         </w:tc>
@@ -2265,7 +2265,7 @@
                 <w:szCs w:val="25"/>
                 <w:rtl/>
               </w:rPr>
-              <w:t xml:space="preserve">قَالَ الْمُعَلِّمُ إِنَّ التَّعَاوُنَ قُوَّةٌ.</w:t>
+              <w:t xml:space="preserve">قَالَ المُعَلِّمُ إِنَّ التَّعَاوُنَ قُوَّةٌ.</w:t>
             </w:r>
           </w:p>
         </w:tc>
@@ -2483,7 +2483,7 @@
                 <w:szCs w:val="25"/>
                 <w:rtl/>
               </w:rPr>
-              <w:t xml:space="preserve">مَعَ السَّلَامَةِ يَا جَارِي</w:t>
+              <w:t xml:space="preserve">مَعَ السَّلَامَةِ يَا جَارِي</w:t>
             </w:r>
           </w:p>
         </w:tc>
@@ -2533,7 +2533,7 @@
                 <w:szCs w:val="25"/>
                 <w:rtl/>
               </w:rPr>
-              <w:t xml:space="preserve">أَيْنَ ذَهَبْتَ أَمْسِ</w:t>
+              <w:t xml:space="preserve">أَيْن ذَهَبْتَ أَمْسِ</w:t>
             </w:r>
           </w:p>
         </w:tc>
@@ -2588,7 +2588,7 @@
                 <w:szCs w:val="25"/>
                 <w:rtl/>
               </w:rPr>
-              <w:t xml:space="preserve">شَفَاكَ اللَّهُ وَعَافَاكَ</w:t>
+              <w:t xml:space="preserve">شَفَاكَ اللَّهُ وَعَافَاكَ</w:t>
             </w:r>
           </w:p>
         </w:tc>
@@ -2730,7 +2730,7 @@
                 <w:szCs w:val="25"/>
                 <w:rtl/>
               </w:rPr>
-              <w:t xml:space="preserve">لَا أَعْرِفُ هَذَا الْكِتَابَ</w:t>
+              <w:t xml:space="preserve">لَا أَعْرِفُ هَذَا الكِتَابَ</w:t>
             </w:r>
           </w:p>
         </w:tc>
@@ -2780,7 +2780,7 @@
                 <w:szCs w:val="25"/>
                 <w:rtl/>
               </w:rPr>
-              <w:t xml:space="preserve">تَفَضَّلْ، هَذِهِ أَمَانَتُكَ</w:t>
+              <w:t xml:space="preserve">تَفَضَّلْ، هَذِهِ أَمَانَتُكَ</w:t>
             </w:r>
           </w:p>
         </w:tc>
@@ -2885,7 +2885,7 @@
                 <w:szCs w:val="25"/>
                 <w:rtl/>
               </w:rPr>
-              <w:t xml:space="preserve">سَوْفَ أَبِيعُ الْكِتَابَ</w:t>
+              <w:t xml:space="preserve">سَوْفَ أَبِيعُ الكِتَابَ</w:t>
             </w:r>
           </w:p>
         </w:tc>
@@ -2977,7 +2977,7 @@
                 <w:szCs w:val="25"/>
                 <w:rtl/>
               </w:rPr>
-              <w:t xml:space="preserve">أَخَذَ النُّقُودَ لِنَفْسِهِ</w:t>
+              <w:t xml:space="preserve">أَخَذَ النُّقُودَ لِنَفْسِهِ</w:t>
             </w:r>
           </w:p>
         </w:tc>
@@ -3027,7 +3027,7 @@
                 <w:szCs w:val="25"/>
                 <w:rtl/>
               </w:rPr>
-              <w:t xml:space="preserve">اِتَّصَلَ بِالشُّرْطَةِ</w:t>
+              <w:t xml:space="preserve">اِتَّصَلَ بِالشُّرْطَةِ</w:t>
             </w:r>
           </w:p>
         </w:tc>
@@ -3082,7 +3082,7 @@
                 <w:szCs w:val="25"/>
                 <w:rtl/>
               </w:rPr>
-              <w:t xml:space="preserve">بَاعَ الْمَحْفَظَةَ فِي السُّوقِ</w:t>
+              <w:t xml:space="preserve">بَاعَ المَحْفَظَةَ فِي السُّوقِ</w:t>
             </w:r>
           </w:p>
         </w:tc>
@@ -3132,7 +3132,7 @@
                 <w:szCs w:val="25"/>
                 <w:rtl/>
               </w:rPr>
-              <w:t xml:space="preserve">أَغْلَقَ دُكَّانَهُ وَذَهَبَ إِلَى الْعُنْوَانِ</w:t>
+              <w:t xml:space="preserve">أَغْلَقَ دُكَّانَهُ وَذَهَبَ إِلَى العُنْوَانِ</w:t>
             </w:r>
           </w:p>
         </w:tc>
@@ -3224,7 +3224,7 @@
                 <w:szCs w:val="25"/>
                 <w:rtl/>
               </w:rPr>
-              <w:t xml:space="preserve">لَا تَكْذِبْ يَا أَخِي الصَّغِيرَ</w:t>
+              <w:t xml:space="preserve">لَا تَكْذِبْ يَا أَخِي الصَّغِيرَ</w:t>
             </w:r>
           </w:p>
         </w:tc>
@@ -3402,7 +3402,7 @@
           <w:sz w:val="17"/>
           <w:szCs w:val="17"/>
         </w:rPr>
-        <w:t xml:space="preserve">5.  «اَلصَّادِقُ الْأَمِينُ لَا يَخْسَرُ أَبَدًا» cümlesinden çıkarılabilecek sonuç hangisidir?</w:t>
+        <w:t xml:space="preserve">5.  «اَلصَّادِقُ الأَمِينُ لَا يَخْسَرُ أَبَدًا» cümlesinden çıkarılabilecek sonuç hangisidir?</w:t>
       </w:r>
     </w:p>
     <w:tbl>
@@ -3896,7 +3896,7 @@
                 <w:szCs w:val="23"/>
                 <w:rtl/>
               </w:rPr>
-              <w:t xml:space="preserve">اِصْبِرْ، فَإِنَّ الصَّبْرَ مِفْتَاحُ الْفَرَجِ</w:t>
+              <w:t xml:space="preserve">اِصْبِرْ، فَإِنَّ الصَّبْرَ مِفْتَاحُ الفَرَجِ</w:t>
             </w:r>
           </w:p>
         </w:tc>
@@ -4066,7 +4066,7 @@
                 <w:szCs w:val="23"/>
                 <w:rtl/>
               </w:rPr>
-              <w:t xml:space="preserve">جَزَاكَ اللَّهُ خَيْرًا عَلَى مُسَاعَدَتِكَ</w:t>
+              <w:t xml:space="preserve">جَزَاكَ اللَّهُ خَيْرًا عَلَى مُسَاعَدَتِكَ</w:t>
             </w:r>
           </w:p>
         </w:tc>
@@ -4406,7 +4406,7 @@
                 <w:szCs w:val="23"/>
                 <w:rtl/>
               </w:rPr>
-              <w:t xml:space="preserve">لَا تُلْقِ النُّفَايَاتِ فِي الشَّارِعِ</w:t>
+              <w:t xml:space="preserve">لَا تُلْقِ النُّفَايَاتِ فِي الشَّارِعِ</w:t>
             </w:r>
           </w:p>
         </w:tc>
@@ -4576,7 +4576,7 @@
                 <w:szCs w:val="23"/>
                 <w:rtl/>
               </w:rPr>
-              <w:t xml:space="preserve">صِلَةُ الرَّحِمِ تَزِيدُ فِي الْعُمُرِ</w:t>
+              <w:t xml:space="preserve">صِلَةُ الرَّحِمِ تَزِيدُ فِي العُمُرِ</w:t>
             </w:r>
           </w:p>
         </w:tc>
@@ -4728,7 +4728,7 @@
                 <w:szCs w:val="26"/>
                 <w:rtl/>
               </w:rPr>
-              <w:t xml:space="preserve">الْأَمَانَةِ   —   مَحْفَظَتَهُ   —   الْعُنْوَانِ   —   حَزِينًا   —   أَشْهَرَ</w:t>
+              <w:t xml:space="preserve">الأَمَانَةِ   —   مَحْفَظَتَهُ   —   العُنْوَانِ   —   حَزِينًا   —   أَشْهَرَ</w:t>
             </w:r>
           </w:p>
         </w:tc>
@@ -4835,7 +4835,7 @@
                 <w:szCs w:val="25"/>
                 <w:rtl/>
               </w:rPr>
-              <w:t xml:space="preserve">كَانَ سَعِيدٌ مَعْرُوفًا بِالصِّدْقِ وَ……………………… .</w:t>
+              <w:t xml:space="preserve">كَانَ سَعِيدٌ مَعْرُوفًا بِالصِّدْقِ وَ……………………… .</w:t>
             </w:r>
           </w:p>
         </w:tc>
@@ -4907,7 +4907,7 @@
                 <w:szCs w:val="25"/>
                 <w:rtl/>
               </w:rPr>
-              <w:t xml:space="preserve">نَسِيَ الرَّجُلُ ……………………… عَلَى الطَّاوِلَةِ.</w:t>
+              <w:t xml:space="preserve">نَسِيَ الرَّجُلُ ……………………… عَلَى الطَّاوِلَةِ.</w:t>
             </w:r>
           </w:p>
         </w:tc>
@@ -4979,7 +4979,7 @@
                 <w:szCs w:val="25"/>
                 <w:rtl/>
               </w:rPr>
-              <w:t xml:space="preserve">ذَهَبَ التَّاجِرُ إِلَى ذَلِكَ ……………………… بِسَيَّارَتِهِ.</w:t>
+              <w:t xml:space="preserve">ذَهَبَ التَّاجِرُ إِلَى ذَلِكَ ……………………… بِسَيَّارَتِهِ.</w:t>
             </w:r>
           </w:p>
         </w:tc>
@@ -5051,7 +5051,7 @@
                 <w:szCs w:val="25"/>
                 <w:rtl/>
               </w:rPr>
-              <w:t xml:space="preserve">وَجَدَ سَعِيدٌ الرَّجُلَ ……………………… فِي بَيْتِهِ.</w:t>
+              <w:t xml:space="preserve">وَجَدَ سَعِيدٌ الرَّجُلَ ……………………… فِي بَيْتِهِ.</w:t>
             </w:r>
           </w:p>
         </w:tc>
@@ -5123,7 +5123,7 @@
                 <w:szCs w:val="25"/>
                 <w:rtl/>
               </w:rPr>
-              <w:t xml:space="preserve">صَارَ دُكَّانُهُ ……………………… دُكَّانٍ فِي الْمَدِينَةِ.</w:t>
+              <w:t xml:space="preserve">صَارَ دُكَّانُهُ ……………………… دُكَّانٍ فِي المَدِينَةِ.</w:t>
             </w:r>
           </w:p>
         </w:tc>
@@ -6646,7 +6646,7 @@
                 <w:szCs w:val="26"/>
                 <w:rtl/>
               </w:rPr>
-              <w:t xml:space="preserve">فِي أَحَدِ الْأَيَّامِ   —   سَاعَدَ   —   شَكَرَ   —   اَلتَّعَاوُنُ   —   اَلْأَمَانَةُ   —   وَفِي النِّهَايَةِ   —   تَعَلَّمْتُ أَنَّ</w:t>
+              <w:t xml:space="preserve">فِي أَحَدِ الأَيَّامِ   —   سَاعَدَ   —   شَكَرَ   —   اَلتَّعَاوُنُ   —   اَلأَمَانَةُ   —   وَفِي النِّهَايَةِ   —   تَعَلَّمْتُ أَنَّ</w:t>
             </w:r>
           </w:p>
         </w:tc>
@@ -7086,7 +7086,7 @@
                 <w:sz w:val="16"/>
                 <w:szCs w:val="16"/>
               </w:rPr>
-              <w:t xml:space="preserve">d) Örnek: اَلْأَمَانَةُ خُلُقٌ عَظِيمٌ يَرْفَعُ صَاحِبَهُ (3 puan)</w:t>
+              <w:t xml:space="preserve">d) Örnek: اَلأَمَانَةُ خُلُقٌ عَظِيمٌ يَرْفَعُ صَاحِبَهُ (3 puan)</w:t>
             </w:r>
           </w:p>
         </w:tc>
@@ -7198,7 +7198,7 @@
                 <w:sz w:val="16"/>
                 <w:szCs w:val="16"/>
               </w:rPr>
-              <w:t xml:space="preserve">اَلْأُسْبُوعَ الْمَاضِيَ نَظَّفَ طُلَّابُ صَفِّنَا حَدِيقَةَ الْمَدْرَسَةِ. بَدَأْنَا فِي السَّاعَةِ التَّاسِعَةِ صَبَاحًا. زَرَعَ الْأَوْلَادُ الْأَشْجَارَ وَجَمَعَتِ الْبَنَاتُ الْأَوْرَاقَ. وَسَاعَدَنَا الْمُدِيرُ أَيْضًا. وَفِي النِّهَايَةِ شَكَرَنَا الْمُعَلِّمُ وَقَالَ: إِنَّ التَّعَاوُنَ قُوَّةٌ.</w:t>
+              <w:t xml:space="preserve">اَلأُسْبُوعَ المَاضِيَ نَظَّفَ طُلَّابُ صَفِّنَا حَدِيقَةَ المَدْرَسَةِ. بَدَأْنَا فِي السَّاعَةِ التَّاسِعَةِ صَبَاحًا. زَرَعَ الأَوْلَادُ الأَشْجَارَ وَجَمَعَتِ البَنَاتُ الأَوْرَاقَ. وَسَاعَدَنَا المُدِيرُ أَيْضًا. وَفِي النِّهَايَةِ شَكَرَنَا المُعَلِّمُ وَقَالَ: إِنَّ التَّعَاوُنَ قُوَّةٌ.</w:t>
             </w:r>
           </w:p>
           <w:p>
@@ -7498,7 +7498,7 @@
                 <w:szCs w:val="24"/>
                 <w:rtl/>
               </w:rPr>
-              <w:t xml:space="preserve">الْأَمَانَةِ ، مَحْفَظَتَهُ ، الْعُنْوَانِ ، حَزِينًا ، أَشْهَرَ</w:t>
+              <w:t xml:space="preserve">الأَمَانَةِ ، مَحْفَظَتَهُ ، العُنْوَانِ ، حَزِينًا ، أَشْهَرَ</w:t>
             </w:r>
           </w:p>
         </w:tc>
@@ -7686,7 +7686,7 @@
                 <w:szCs w:val="24"/>
                 <w:rtl/>
               </w:rPr>
-              <w:t xml:space="preserve">كَانَ مَعْرُوفًا بِالصِّدْقِ وَالْأَمَانَةِ. · اِشْتَرَى قَمِيصًا رَخِيصًا.</w:t>
+              <w:t xml:space="preserve">كَانَ مَعْرُوفًا بِالصِّدْقِ وَالْأَمَانَةِ. · اِشْتَرَى قَمِيصًا رَخِيصًا.</w:t>
             </w:r>
           </w:p>
           <w:p>
@@ -7704,7 +7704,7 @@
                 <w:szCs w:val="24"/>
                 <w:rtl/>
               </w:rPr>
-              <w:t xml:space="preserve">وَجَدَ نُقُودًا وَبِطَاقَةً. · قَالَ: هَذِهِ أَمَانَتُكَ. · صَارَ أَشْهَرَ دُكَّانٍ.</w:t>
+              <w:t xml:space="preserve">وَجَدَ نُقُودًا وَبِطَاقَةً. · قَالَ: هَذِهِ أَمَانَتُكَ. · صَارَ أَشْهَرَ دُكَّانٍ.</w:t>
             </w:r>
           </w:p>
         </w:tc>

--- a/dosyalar/sinavlar/10-sinif/arapca-10-1d1y-beceri.docx
+++ b/dosyalar/sinavlar/10-sinif/arapca-10-1d1y-beceri.docx
@@ -496,7 +496,7 @@
             </w:pPr>
             <w:r>
               <w:rPr>
-                <w:rFonts w:ascii="Markazi Text" w:cs="Markazi Text" w:eastAsia="Markazi Text" w:hAnsi="Markazi Text"/>
+                <w:rFonts w:ascii="Arakom" w:cs="Arakom" w:eastAsia="Arakom" w:hAnsi="Arakom"/>
                 <w:b/>
                 <w:bCs/>
                 <w:color w:val="111111"/>
@@ -514,7 +514,7 @@
             </w:pPr>
             <w:r>
               <w:rPr>
-                <w:rFonts w:ascii="Markazi Text" w:cs="Markazi Text" w:eastAsia="Markazi Text" w:hAnsi="Markazi Text"/>
+                <w:rFonts w:ascii="Arakom" w:cs="Arakom" w:eastAsia="Arakom" w:hAnsi="Arakom"/>
                 <w:b w:val="false"/>
                 <w:bCs w:val="false"/>
                 <w:color w:val="111111"/>
@@ -532,7 +532,7 @@
             </w:pPr>
             <w:r>
               <w:rPr>
-                <w:rFonts w:ascii="Markazi Text" w:cs="Markazi Text" w:eastAsia="Markazi Text" w:hAnsi="Markazi Text"/>
+                <w:rFonts w:ascii="Arakom" w:cs="Arakom" w:eastAsia="Arakom" w:hAnsi="Arakom"/>
                 <w:b w:val="false"/>
                 <w:bCs w:val="false"/>
                 <w:color w:val="111111"/>
@@ -550,7 +550,7 @@
             </w:pPr>
             <w:r>
               <w:rPr>
-                <w:rFonts w:ascii="Markazi Text" w:cs="Markazi Text" w:eastAsia="Markazi Text" w:hAnsi="Markazi Text"/>
+                <w:rFonts w:ascii="Arakom" w:cs="Arakom" w:eastAsia="Arakom" w:hAnsi="Arakom"/>
                 <w:b w:val="false"/>
                 <w:bCs w:val="false"/>
                 <w:color w:val="111111"/>
@@ -568,7 +568,7 @@
             </w:pPr>
             <w:r>
               <w:rPr>
-                <w:rFonts w:ascii="Markazi Text" w:cs="Markazi Text" w:eastAsia="Markazi Text" w:hAnsi="Markazi Text"/>
+                <w:rFonts w:ascii="Arakom" w:cs="Arakom" w:eastAsia="Arakom" w:hAnsi="Arakom"/>
                 <w:b w:val="false"/>
                 <w:bCs w:val="false"/>
                 <w:color w:val="111111"/>
@@ -586,7 +586,7 @@
             </w:pPr>
             <w:r>
               <w:rPr>
-                <w:rFonts w:ascii="Markazi Text" w:cs="Markazi Text" w:eastAsia="Markazi Text" w:hAnsi="Markazi Text"/>
+                <w:rFonts w:ascii="Arakom" w:cs="Arakom" w:eastAsia="Arakom" w:hAnsi="Arakom"/>
                 <w:b w:val="false"/>
                 <w:bCs w:val="false"/>
                 <w:color w:val="111111"/>
@@ -604,7 +604,7 @@
             </w:pPr>
             <w:r>
               <w:rPr>
-                <w:rFonts w:ascii="Markazi Text" w:cs="Markazi Text" w:eastAsia="Markazi Text" w:hAnsi="Markazi Text"/>
+                <w:rFonts w:ascii="Arakom" w:cs="Arakom" w:eastAsia="Arakom" w:hAnsi="Arakom"/>
                 <w:b w:val="false"/>
                 <w:bCs w:val="false"/>
                 <w:color w:val="111111"/>
@@ -622,7 +622,7 @@
             </w:pPr>
             <w:r>
               <w:rPr>
-                <w:rFonts w:ascii="Markazi Text" w:cs="Markazi Text" w:eastAsia="Markazi Text" w:hAnsi="Markazi Text"/>
+                <w:rFonts w:ascii="Arakom" w:cs="Arakom" w:eastAsia="Arakom" w:hAnsi="Arakom"/>
                 <w:b w:val="false"/>
                 <w:bCs w:val="false"/>
                 <w:color w:val="111111"/>
@@ -640,7 +640,7 @@
             </w:pPr>
             <w:r>
               <w:rPr>
-                <w:rFonts w:ascii="Markazi Text" w:cs="Markazi Text" w:eastAsia="Markazi Text" w:hAnsi="Markazi Text"/>
+                <w:rFonts w:ascii="Arakom" w:cs="Arakom" w:eastAsia="Arakom" w:hAnsi="Arakom"/>
                 <w:b w:val="false"/>
                 <w:bCs w:val="false"/>
                 <w:color w:val="111111"/>
@@ -658,7 +658,7 @@
             </w:pPr>
             <w:r>
               <w:rPr>
-                <w:rFonts w:ascii="Markazi Text" w:cs="Markazi Text" w:eastAsia="Markazi Text" w:hAnsi="Markazi Text"/>
+                <w:rFonts w:ascii="Arakom" w:cs="Arakom" w:eastAsia="Arakom" w:hAnsi="Arakom"/>
                 <w:b w:val="false"/>
                 <w:bCs w:val="false"/>
                 <w:color w:val="111111"/>
@@ -676,7 +676,7 @@
             </w:pPr>
             <w:r>
               <w:rPr>
-                <w:rFonts w:ascii="Markazi Text" w:cs="Markazi Text" w:eastAsia="Markazi Text" w:hAnsi="Markazi Text"/>
+                <w:rFonts w:ascii="Arakom" w:cs="Arakom" w:eastAsia="Arakom" w:hAnsi="Arakom"/>
                 <w:b w:val="false"/>
                 <w:bCs w:val="false"/>
                 <w:color w:val="111111"/>
@@ -694,7 +694,7 @@
             </w:pPr>
             <w:r>
               <w:rPr>
-                <w:rFonts w:ascii="Markazi Text" w:cs="Markazi Text" w:eastAsia="Markazi Text" w:hAnsi="Markazi Text"/>
+                <w:rFonts w:ascii="Arakom" w:cs="Arakom" w:eastAsia="Arakom" w:hAnsi="Arakom"/>
                 <w:b w:val="false"/>
                 <w:bCs w:val="false"/>
                 <w:color w:val="111111"/>
@@ -748,7 +748,7 @@
       </w:r>
       <w:r>
         <w:rPr>
-          <w:rFonts w:ascii="Markazi Text" w:cs="Markazi Text" w:eastAsia="Markazi Text" w:hAnsi="Markazi Text"/>
+          <w:rFonts w:ascii="Arakom" w:cs="Arakom" w:eastAsia="Arakom" w:hAnsi="Arakom"/>
           <w:b w:val="false"/>
           <w:bCs w:val="false"/>
           <w:color w:val="111111"/>
@@ -816,7 +816,7 @@
             </w:r>
             <w:r>
               <w:rPr>
-                <w:rFonts w:ascii="Markazi Text" w:cs="Markazi Text" w:eastAsia="Markazi Text" w:hAnsi="Markazi Text"/>
+                <w:rFonts w:ascii="Arakom" w:cs="Arakom" w:eastAsia="Arakom" w:hAnsi="Arakom"/>
                 <w:b w:val="false"/>
                 <w:bCs w:val="false"/>
                 <w:color w:val="111111"/>
@@ -865,7 +865,7 @@
             </w:r>
             <w:r>
               <w:rPr>
-                <w:rFonts w:ascii="Markazi Text" w:cs="Markazi Text" w:eastAsia="Markazi Text" w:hAnsi="Markazi Text"/>
+                <w:rFonts w:ascii="Arakom" w:cs="Arakom" w:eastAsia="Arakom" w:hAnsi="Arakom"/>
                 <w:b w:val="false"/>
                 <w:bCs w:val="false"/>
                 <w:color w:val="111111"/>
@@ -919,7 +919,7 @@
             </w:r>
             <w:r>
               <w:rPr>
-                <w:rFonts w:ascii="Markazi Text" w:cs="Markazi Text" w:eastAsia="Markazi Text" w:hAnsi="Markazi Text"/>
+                <w:rFonts w:ascii="Arakom" w:cs="Arakom" w:eastAsia="Arakom" w:hAnsi="Arakom"/>
                 <w:b w:val="false"/>
                 <w:bCs w:val="false"/>
                 <w:color w:val="111111"/>
@@ -968,7 +968,7 @@
             </w:r>
             <w:r>
               <w:rPr>
-                <w:rFonts w:ascii="Markazi Text" w:cs="Markazi Text" w:eastAsia="Markazi Text" w:hAnsi="Markazi Text"/>
+                <w:rFonts w:ascii="Arakom" w:cs="Arakom" w:eastAsia="Arakom" w:hAnsi="Arakom"/>
                 <w:b w:val="false"/>
                 <w:bCs w:val="false"/>
                 <w:color w:val="111111"/>
@@ -1004,7 +1004,7 @@
       </w:r>
       <w:r>
         <w:rPr>
-          <w:rFonts w:ascii="Markazi Text" w:cs="Markazi Text" w:eastAsia="Markazi Text" w:hAnsi="Markazi Text"/>
+          <w:rFonts w:ascii="Arakom" w:cs="Arakom" w:eastAsia="Arakom" w:hAnsi="Arakom"/>
           <w:b w:val="false"/>
           <w:bCs w:val="false"/>
           <w:color w:val="111111"/>
@@ -1072,7 +1072,7 @@
             </w:r>
             <w:r>
               <w:rPr>
-                <w:rFonts w:ascii="Markazi Text" w:cs="Markazi Text" w:eastAsia="Markazi Text" w:hAnsi="Markazi Text"/>
+                <w:rFonts w:ascii="Arakom" w:cs="Arakom" w:eastAsia="Arakom" w:hAnsi="Arakom"/>
                 <w:b w:val="false"/>
                 <w:bCs w:val="false"/>
                 <w:color w:val="111111"/>
@@ -1121,7 +1121,7 @@
             </w:r>
             <w:r>
               <w:rPr>
-                <w:rFonts w:ascii="Markazi Text" w:cs="Markazi Text" w:eastAsia="Markazi Text" w:hAnsi="Markazi Text"/>
+                <w:rFonts w:ascii="Arakom" w:cs="Arakom" w:eastAsia="Arakom" w:hAnsi="Arakom"/>
                 <w:b w:val="false"/>
                 <w:bCs w:val="false"/>
                 <w:color w:val="111111"/>
@@ -1175,7 +1175,7 @@
             </w:r>
             <w:r>
               <w:rPr>
-                <w:rFonts w:ascii="Markazi Text" w:cs="Markazi Text" w:eastAsia="Markazi Text" w:hAnsi="Markazi Text"/>
+                <w:rFonts w:ascii="Arakom" w:cs="Arakom" w:eastAsia="Arakom" w:hAnsi="Arakom"/>
                 <w:b w:val="false"/>
                 <w:bCs w:val="false"/>
                 <w:color w:val="111111"/>
@@ -1224,7 +1224,7 @@
             </w:r>
             <w:r>
               <w:rPr>
-                <w:rFonts w:ascii="Markazi Text" w:cs="Markazi Text" w:eastAsia="Markazi Text" w:hAnsi="Markazi Text"/>
+                <w:rFonts w:ascii="Arakom" w:cs="Arakom" w:eastAsia="Arakom" w:hAnsi="Arakom"/>
                 <w:b w:val="false"/>
                 <w:bCs w:val="false"/>
                 <w:color w:val="111111"/>
@@ -1260,7 +1260,7 @@
       </w:r>
       <w:r>
         <w:rPr>
-          <w:rFonts w:ascii="Markazi Text" w:cs="Markazi Text" w:eastAsia="Markazi Text" w:hAnsi="Markazi Text"/>
+          <w:rFonts w:ascii="Arakom" w:cs="Arakom" w:eastAsia="Arakom" w:hAnsi="Arakom"/>
           <w:b w:val="false"/>
           <w:bCs w:val="false"/>
           <w:color w:val="111111"/>
@@ -1328,7 +1328,7 @@
             </w:r>
             <w:r>
               <w:rPr>
-                <w:rFonts w:ascii="Markazi Text" w:cs="Markazi Text" w:eastAsia="Markazi Text" w:hAnsi="Markazi Text"/>
+                <w:rFonts w:ascii="Arakom" w:cs="Arakom" w:eastAsia="Arakom" w:hAnsi="Arakom"/>
                 <w:b w:val="false"/>
                 <w:bCs w:val="false"/>
                 <w:color w:val="111111"/>
@@ -1377,7 +1377,7 @@
             </w:r>
             <w:r>
               <w:rPr>
-                <w:rFonts w:ascii="Markazi Text" w:cs="Markazi Text" w:eastAsia="Markazi Text" w:hAnsi="Markazi Text"/>
+                <w:rFonts w:ascii="Arakom" w:cs="Arakom" w:eastAsia="Arakom" w:hAnsi="Arakom"/>
                 <w:b w:val="false"/>
                 <w:bCs w:val="false"/>
                 <w:color w:val="111111"/>
@@ -1431,7 +1431,7 @@
             </w:r>
             <w:r>
               <w:rPr>
-                <w:rFonts w:ascii="Markazi Text" w:cs="Markazi Text" w:eastAsia="Markazi Text" w:hAnsi="Markazi Text"/>
+                <w:rFonts w:ascii="Arakom" w:cs="Arakom" w:eastAsia="Arakom" w:hAnsi="Arakom"/>
                 <w:b w:val="false"/>
                 <w:bCs w:val="false"/>
                 <w:color w:val="111111"/>
@@ -1480,7 +1480,7 @@
             </w:r>
             <w:r>
               <w:rPr>
-                <w:rFonts w:ascii="Markazi Text" w:cs="Markazi Text" w:eastAsia="Markazi Text" w:hAnsi="Markazi Text"/>
+                <w:rFonts w:ascii="Arakom" w:cs="Arakom" w:eastAsia="Arakom" w:hAnsi="Arakom"/>
                 <w:b w:val="false"/>
                 <w:bCs w:val="false"/>
                 <w:color w:val="111111"/>
@@ -1825,7 +1825,7 @@
             </w:pPr>
             <w:r>
               <w:rPr>
-                <w:rFonts w:ascii="Markazi Text" w:cs="Markazi Text" w:eastAsia="Markazi Text" w:hAnsi="Markazi Text"/>
+                <w:rFonts w:ascii="Arakom" w:cs="Arakom" w:eastAsia="Arakom" w:hAnsi="Arakom"/>
                 <w:b w:val="false"/>
                 <w:bCs w:val="false"/>
                 <w:color w:val="111111"/>
@@ -1933,7 +1933,7 @@
             </w:pPr>
             <w:r>
               <w:rPr>
-                <w:rFonts w:ascii="Markazi Text" w:cs="Markazi Text" w:eastAsia="Markazi Text" w:hAnsi="Markazi Text"/>
+                <w:rFonts w:ascii="Arakom" w:cs="Arakom" w:eastAsia="Arakom" w:hAnsi="Arakom"/>
                 <w:b w:val="false"/>
                 <w:bCs w:val="false"/>
                 <w:color w:val="111111"/>
@@ -2041,7 +2041,7 @@
             </w:pPr>
             <w:r>
               <w:rPr>
-                <w:rFonts w:ascii="Markazi Text" w:cs="Markazi Text" w:eastAsia="Markazi Text" w:hAnsi="Markazi Text"/>
+                <w:rFonts w:ascii="Arakom" w:cs="Arakom" w:eastAsia="Arakom" w:hAnsi="Arakom"/>
                 <w:b w:val="false"/>
                 <w:bCs w:val="false"/>
                 <w:color w:val="111111"/>
@@ -2149,7 +2149,7 @@
             </w:pPr>
             <w:r>
               <w:rPr>
-                <w:rFonts w:ascii="Markazi Text" w:cs="Markazi Text" w:eastAsia="Markazi Text" w:hAnsi="Markazi Text"/>
+                <w:rFonts w:ascii="Arakom" w:cs="Arakom" w:eastAsia="Arakom" w:hAnsi="Arakom"/>
                 <w:b w:val="false"/>
                 <w:bCs w:val="false"/>
                 <w:color w:val="111111"/>
@@ -2257,7 +2257,7 @@
             </w:pPr>
             <w:r>
               <w:rPr>
-                <w:rFonts w:ascii="Markazi Text" w:cs="Markazi Text" w:eastAsia="Markazi Text" w:hAnsi="Markazi Text"/>
+                <w:rFonts w:ascii="Arakom" w:cs="Arakom" w:eastAsia="Arakom" w:hAnsi="Arakom"/>
                 <w:b w:val="false"/>
                 <w:bCs w:val="false"/>
                 <w:color w:val="111111"/>
@@ -2475,7 +2475,7 @@
             </w:r>
             <w:r>
               <w:rPr>
-                <w:rFonts w:ascii="Markazi Text" w:cs="Markazi Text" w:eastAsia="Markazi Text" w:hAnsi="Markazi Text"/>
+                <w:rFonts w:ascii="Arakom" w:cs="Arakom" w:eastAsia="Arakom" w:hAnsi="Arakom"/>
                 <w:b w:val="false"/>
                 <w:bCs w:val="false"/>
                 <w:color w:val="111111"/>
@@ -2525,7 +2525,7 @@
             </w:r>
             <w:r>
               <w:rPr>
-                <w:rFonts w:ascii="Markazi Text" w:cs="Markazi Text" w:eastAsia="Markazi Text" w:hAnsi="Markazi Text"/>
+                <w:rFonts w:ascii="Arakom" w:cs="Arakom" w:eastAsia="Arakom" w:hAnsi="Arakom"/>
                 <w:b w:val="false"/>
                 <w:bCs w:val="false"/>
                 <w:color w:val="111111"/>
@@ -2580,7 +2580,7 @@
             </w:r>
             <w:r>
               <w:rPr>
-                <w:rFonts w:ascii="Markazi Text" w:cs="Markazi Text" w:eastAsia="Markazi Text" w:hAnsi="Markazi Text"/>
+                <w:rFonts w:ascii="Arakom" w:cs="Arakom" w:eastAsia="Arakom" w:hAnsi="Arakom"/>
                 <w:b w:val="false"/>
                 <w:bCs w:val="false"/>
                 <w:color w:val="111111"/>
@@ -2630,7 +2630,7 @@
             </w:r>
             <w:r>
               <w:rPr>
-                <w:rFonts w:ascii="Markazi Text" w:cs="Markazi Text" w:eastAsia="Markazi Text" w:hAnsi="Markazi Text"/>
+                <w:rFonts w:ascii="Arakom" w:cs="Arakom" w:eastAsia="Arakom" w:hAnsi="Arakom"/>
                 <w:b w:val="false"/>
                 <w:bCs w:val="false"/>
                 <w:color w:val="111111"/>
@@ -2722,7 +2722,7 @@
             </w:r>
             <w:r>
               <w:rPr>
-                <w:rFonts w:ascii="Markazi Text" w:cs="Markazi Text" w:eastAsia="Markazi Text" w:hAnsi="Markazi Text"/>
+                <w:rFonts w:ascii="Arakom" w:cs="Arakom" w:eastAsia="Arakom" w:hAnsi="Arakom"/>
                 <w:b w:val="false"/>
                 <w:bCs w:val="false"/>
                 <w:color w:val="111111"/>
@@ -2772,7 +2772,7 @@
             </w:r>
             <w:r>
               <w:rPr>
-                <w:rFonts w:ascii="Markazi Text" w:cs="Markazi Text" w:eastAsia="Markazi Text" w:hAnsi="Markazi Text"/>
+                <w:rFonts w:ascii="Arakom" w:cs="Arakom" w:eastAsia="Arakom" w:hAnsi="Arakom"/>
                 <w:b w:val="false"/>
                 <w:bCs w:val="false"/>
                 <w:color w:val="111111"/>
@@ -2827,7 +2827,7 @@
             </w:r>
             <w:r>
               <w:rPr>
-                <w:rFonts w:ascii="Markazi Text" w:cs="Markazi Text" w:eastAsia="Markazi Text" w:hAnsi="Markazi Text"/>
+                <w:rFonts w:ascii="Arakom" w:cs="Arakom" w:eastAsia="Arakom" w:hAnsi="Arakom"/>
                 <w:b w:val="false"/>
                 <w:bCs w:val="false"/>
                 <w:color w:val="111111"/>
@@ -2877,7 +2877,7 @@
             </w:r>
             <w:r>
               <w:rPr>
-                <w:rFonts w:ascii="Markazi Text" w:cs="Markazi Text" w:eastAsia="Markazi Text" w:hAnsi="Markazi Text"/>
+                <w:rFonts w:ascii="Arakom" w:cs="Arakom" w:eastAsia="Arakom" w:hAnsi="Arakom"/>
                 <w:b w:val="false"/>
                 <w:bCs w:val="false"/>
                 <w:color w:val="111111"/>
@@ -2969,7 +2969,7 @@
             </w:r>
             <w:r>
               <w:rPr>
-                <w:rFonts w:ascii="Markazi Text" w:cs="Markazi Text" w:eastAsia="Markazi Text" w:hAnsi="Markazi Text"/>
+                <w:rFonts w:ascii="Arakom" w:cs="Arakom" w:eastAsia="Arakom" w:hAnsi="Arakom"/>
                 <w:b w:val="false"/>
                 <w:bCs w:val="false"/>
                 <w:color w:val="111111"/>
@@ -3019,7 +3019,7 @@
             </w:r>
             <w:r>
               <w:rPr>
-                <w:rFonts w:ascii="Markazi Text" w:cs="Markazi Text" w:eastAsia="Markazi Text" w:hAnsi="Markazi Text"/>
+                <w:rFonts w:ascii="Arakom" w:cs="Arakom" w:eastAsia="Arakom" w:hAnsi="Arakom"/>
                 <w:b w:val="false"/>
                 <w:bCs w:val="false"/>
                 <w:color w:val="111111"/>
@@ -3074,7 +3074,7 @@
             </w:r>
             <w:r>
               <w:rPr>
-                <w:rFonts w:ascii="Markazi Text" w:cs="Markazi Text" w:eastAsia="Markazi Text" w:hAnsi="Markazi Text"/>
+                <w:rFonts w:ascii="Arakom" w:cs="Arakom" w:eastAsia="Arakom" w:hAnsi="Arakom"/>
                 <w:b w:val="false"/>
                 <w:bCs w:val="false"/>
                 <w:color w:val="111111"/>
@@ -3124,7 +3124,7 @@
             </w:r>
             <w:r>
               <w:rPr>
-                <w:rFonts w:ascii="Markazi Text" w:cs="Markazi Text" w:eastAsia="Markazi Text" w:hAnsi="Markazi Text"/>
+                <w:rFonts w:ascii="Arakom" w:cs="Arakom" w:eastAsia="Arakom" w:hAnsi="Arakom"/>
                 <w:b w:val="false"/>
                 <w:bCs w:val="false"/>
                 <w:color w:val="111111"/>
@@ -3216,7 +3216,7 @@
             </w:r>
             <w:r>
               <w:rPr>
-                <w:rFonts w:ascii="Markazi Text" w:cs="Markazi Text" w:eastAsia="Markazi Text" w:hAnsi="Markazi Text"/>
+                <w:rFonts w:ascii="Arakom" w:cs="Arakom" w:eastAsia="Arakom" w:hAnsi="Arakom"/>
                 <w:b w:val="false"/>
                 <w:bCs w:val="false"/>
                 <w:color w:val="111111"/>
@@ -3266,7 +3266,7 @@
             </w:r>
             <w:r>
               <w:rPr>
-                <w:rFonts w:ascii="Markazi Text" w:cs="Markazi Text" w:eastAsia="Markazi Text" w:hAnsi="Markazi Text"/>
+                <w:rFonts w:ascii="Arakom" w:cs="Arakom" w:eastAsia="Arakom" w:hAnsi="Arakom"/>
                 <w:b w:val="false"/>
                 <w:bCs w:val="false"/>
                 <w:color w:val="111111"/>
@@ -3321,7 +3321,7 @@
             </w:r>
             <w:r>
               <w:rPr>
-                <w:rFonts w:ascii="Markazi Text" w:cs="Markazi Text" w:eastAsia="Markazi Text" w:hAnsi="Markazi Text"/>
+                <w:rFonts w:ascii="Arakom" w:cs="Arakom" w:eastAsia="Arakom" w:hAnsi="Arakom"/>
                 <w:b w:val="false"/>
                 <w:bCs w:val="false"/>
                 <w:color w:val="111111"/>
@@ -3371,7 +3371,7 @@
             </w:r>
             <w:r>
               <w:rPr>
-                <w:rFonts w:ascii="Markazi Text" w:cs="Markazi Text" w:eastAsia="Markazi Text" w:hAnsi="Markazi Text"/>
+                <w:rFonts w:ascii="Arakom" w:cs="Arakom" w:eastAsia="Arakom" w:hAnsi="Arakom"/>
                 <w:b w:val="false"/>
                 <w:bCs w:val="false"/>
                 <w:color w:val="111111"/>
@@ -3888,7 +3888,7 @@
             </w:pPr>
             <w:r>
               <w:rPr>
-                <w:rFonts w:ascii="Markazi Text" w:cs="Markazi Text" w:eastAsia="Markazi Text" w:hAnsi="Markazi Text"/>
+                <w:rFonts w:ascii="Arakom" w:cs="Arakom" w:eastAsia="Arakom" w:hAnsi="Arakom"/>
                 <w:b w:val="false"/>
                 <w:bCs w:val="false"/>
                 <w:color w:val="111111"/>
@@ -4058,7 +4058,7 @@
             </w:pPr>
             <w:r>
               <w:rPr>
-                <w:rFonts w:ascii="Markazi Text" w:cs="Markazi Text" w:eastAsia="Markazi Text" w:hAnsi="Markazi Text"/>
+                <w:rFonts w:ascii="Arakom" w:cs="Arakom" w:eastAsia="Arakom" w:hAnsi="Arakom"/>
                 <w:b w:val="false"/>
                 <w:bCs w:val="false"/>
                 <w:color w:val="111111"/>
@@ -4228,7 +4228,7 @@
             </w:pPr>
             <w:r>
               <w:rPr>
-                <w:rFonts w:ascii="Markazi Text" w:cs="Markazi Text" w:eastAsia="Markazi Text" w:hAnsi="Markazi Text"/>
+                <w:rFonts w:ascii="Arakom" w:cs="Arakom" w:eastAsia="Arakom" w:hAnsi="Arakom"/>
                 <w:b w:val="false"/>
                 <w:bCs w:val="false"/>
                 <w:color w:val="111111"/>
@@ -4398,7 +4398,7 @@
             </w:pPr>
             <w:r>
               <w:rPr>
-                <w:rFonts w:ascii="Markazi Text" w:cs="Markazi Text" w:eastAsia="Markazi Text" w:hAnsi="Markazi Text"/>
+                <w:rFonts w:ascii="Arakom" w:cs="Arakom" w:eastAsia="Arakom" w:hAnsi="Arakom"/>
                 <w:b w:val="false"/>
                 <w:bCs w:val="false"/>
                 <w:color w:val="111111"/>
@@ -4568,7 +4568,7 @@
             </w:pPr>
             <w:r>
               <w:rPr>
-                <w:rFonts w:ascii="Markazi Text" w:cs="Markazi Text" w:eastAsia="Markazi Text" w:hAnsi="Markazi Text"/>
+                <w:rFonts w:ascii="Arakom" w:cs="Arakom" w:eastAsia="Arakom" w:hAnsi="Arakom"/>
                 <w:b w:val="false"/>
                 <w:bCs w:val="false"/>
                 <w:color w:val="111111"/>
@@ -4720,7 +4720,7 @@
             </w:pPr>
             <w:r>
               <w:rPr>
-                <w:rFonts w:ascii="Markazi Text" w:cs="Markazi Text" w:eastAsia="Markazi Text" w:hAnsi="Markazi Text"/>
+                <w:rFonts w:ascii="Arakom" w:cs="Arakom" w:eastAsia="Arakom" w:hAnsi="Arakom"/>
                 <w:b w:val="false"/>
                 <w:bCs w:val="false"/>
                 <w:color w:val="111111"/>
@@ -4827,7 +4827,7 @@
             </w:pPr>
             <w:r>
               <w:rPr>
-                <w:rFonts w:ascii="Markazi Text" w:cs="Markazi Text" w:eastAsia="Markazi Text" w:hAnsi="Markazi Text"/>
+                <w:rFonts w:ascii="Arakom" w:cs="Arakom" w:eastAsia="Arakom" w:hAnsi="Arakom"/>
                 <w:b w:val="false"/>
                 <w:bCs w:val="false"/>
                 <w:color w:val="111111"/>
@@ -4899,7 +4899,7 @@
             </w:pPr>
             <w:r>
               <w:rPr>
-                <w:rFonts w:ascii="Markazi Text" w:cs="Markazi Text" w:eastAsia="Markazi Text" w:hAnsi="Markazi Text"/>
+                <w:rFonts w:ascii="Arakom" w:cs="Arakom" w:eastAsia="Arakom" w:hAnsi="Arakom"/>
                 <w:b w:val="false"/>
                 <w:bCs w:val="false"/>
                 <w:color w:val="111111"/>
@@ -4971,7 +4971,7 @@
             </w:pPr>
             <w:r>
               <w:rPr>
-                <w:rFonts w:ascii="Markazi Text" w:cs="Markazi Text" w:eastAsia="Markazi Text" w:hAnsi="Markazi Text"/>
+                <w:rFonts w:ascii="Arakom" w:cs="Arakom" w:eastAsia="Arakom" w:hAnsi="Arakom"/>
                 <w:b w:val="false"/>
                 <w:bCs w:val="false"/>
                 <w:color w:val="111111"/>
@@ -5043,7 +5043,7 @@
             </w:pPr>
             <w:r>
               <w:rPr>
-                <w:rFonts w:ascii="Markazi Text" w:cs="Markazi Text" w:eastAsia="Markazi Text" w:hAnsi="Markazi Text"/>
+                <w:rFonts w:ascii="Arakom" w:cs="Arakom" w:eastAsia="Arakom" w:hAnsi="Arakom"/>
                 <w:b w:val="false"/>
                 <w:bCs w:val="false"/>
                 <w:color w:val="111111"/>
@@ -5115,7 +5115,7 @@
             </w:pPr>
             <w:r>
               <w:rPr>
-                <w:rFonts w:ascii="Markazi Text" w:cs="Markazi Text" w:eastAsia="Markazi Text" w:hAnsi="Markazi Text"/>
+                <w:rFonts w:ascii="Arakom" w:cs="Arakom" w:eastAsia="Arakom" w:hAnsi="Arakom"/>
                 <w:b w:val="false"/>
                 <w:bCs w:val="false"/>
                 <w:color w:val="111111"/>
@@ -5385,7 +5385,7 @@
             </w:pPr>
             <w:r>
               <w:rPr>
-                <w:rFonts w:ascii="Markazi Text" w:cs="Markazi Text" w:eastAsia="Markazi Text" w:hAnsi="Markazi Text"/>
+                <w:rFonts w:ascii="Arakom" w:cs="Arakom" w:eastAsia="Arakom" w:hAnsi="Arakom"/>
                 <w:b w:val="false"/>
                 <w:bCs w:val="false"/>
                 <w:color w:val="111111"/>
@@ -5482,7 +5482,7 @@
             </w:pPr>
             <w:r>
               <w:rPr>
-                <w:rFonts w:ascii="Markazi Text" w:cs="Markazi Text" w:eastAsia="Markazi Text" w:hAnsi="Markazi Text"/>
+                <w:rFonts w:ascii="Arakom" w:cs="Arakom" w:eastAsia="Arakom" w:hAnsi="Arakom"/>
                 <w:b w:val="false"/>
                 <w:bCs w:val="false"/>
                 <w:color w:val="111111"/>
@@ -5579,7 +5579,7 @@
             </w:pPr>
             <w:r>
               <w:rPr>
-                <w:rFonts w:ascii="Markazi Text" w:cs="Markazi Text" w:eastAsia="Markazi Text" w:hAnsi="Markazi Text"/>
+                <w:rFonts w:ascii="Arakom" w:cs="Arakom" w:eastAsia="Arakom" w:hAnsi="Arakom"/>
                 <w:b w:val="false"/>
                 <w:bCs w:val="false"/>
                 <w:color w:val="111111"/>
@@ -5676,7 +5676,7 @@
             </w:pPr>
             <w:r>
               <w:rPr>
-                <w:rFonts w:ascii="Markazi Text" w:cs="Markazi Text" w:eastAsia="Markazi Text" w:hAnsi="Markazi Text"/>
+                <w:rFonts w:ascii="Arakom" w:cs="Arakom" w:eastAsia="Arakom" w:hAnsi="Arakom"/>
                 <w:b w:val="false"/>
                 <w:bCs w:val="false"/>
                 <w:color w:val="111111"/>
@@ -5773,7 +5773,7 @@
             </w:pPr>
             <w:r>
               <w:rPr>
-                <w:rFonts w:ascii="Markazi Text" w:cs="Markazi Text" w:eastAsia="Markazi Text" w:hAnsi="Markazi Text"/>
+                <w:rFonts w:ascii="Arakom" w:cs="Arakom" w:eastAsia="Arakom" w:hAnsi="Arakom"/>
                 <w:b w:val="false"/>
                 <w:bCs w:val="false"/>
                 <w:color w:val="111111"/>
@@ -6102,7 +6102,7 @@
             </w:pPr>
             <w:r>
               <w:rPr>
-                <w:rFonts w:ascii="Markazi Text" w:cs="Markazi Text" w:eastAsia="Markazi Text" w:hAnsi="Markazi Text"/>
+                <w:rFonts w:ascii="Arakom" w:cs="Arakom" w:eastAsia="Arakom" w:hAnsi="Arakom"/>
                 <w:b w:val="false"/>
                 <w:bCs w:val="false"/>
                 <w:color w:val="111111"/>
@@ -6198,7 +6198,7 @@
             </w:pPr>
             <w:r>
               <w:rPr>
-                <w:rFonts w:ascii="Markazi Text" w:cs="Markazi Text" w:eastAsia="Markazi Text" w:hAnsi="Markazi Text"/>
+                <w:rFonts w:ascii="Arakom" w:cs="Arakom" w:eastAsia="Arakom" w:hAnsi="Arakom"/>
                 <w:b w:val="false"/>
                 <w:bCs w:val="false"/>
                 <w:color w:val="111111"/>
@@ -6294,7 +6294,7 @@
             </w:pPr>
             <w:r>
               <w:rPr>
-                <w:rFonts w:ascii="Markazi Text" w:cs="Markazi Text" w:eastAsia="Markazi Text" w:hAnsi="Markazi Text"/>
+                <w:rFonts w:ascii="Arakom" w:cs="Arakom" w:eastAsia="Arakom" w:hAnsi="Arakom"/>
                 <w:b w:val="false"/>
                 <w:bCs w:val="false"/>
                 <w:color w:val="111111"/>
@@ -6390,7 +6390,7 @@
             </w:pPr>
             <w:r>
               <w:rPr>
-                <w:rFonts w:ascii="Markazi Text" w:cs="Markazi Text" w:eastAsia="Markazi Text" w:hAnsi="Markazi Text"/>
+                <w:rFonts w:ascii="Arakom" w:cs="Arakom" w:eastAsia="Arakom" w:hAnsi="Arakom"/>
                 <w:b w:val="false"/>
                 <w:bCs w:val="false"/>
                 <w:color w:val="111111"/>
@@ -6486,7 +6486,7 @@
             </w:pPr>
             <w:r>
               <w:rPr>
-                <w:rFonts w:ascii="Markazi Text" w:cs="Markazi Text" w:eastAsia="Markazi Text" w:hAnsi="Markazi Text"/>
+                <w:rFonts w:ascii="Arakom" w:cs="Arakom" w:eastAsia="Arakom" w:hAnsi="Arakom"/>
                 <w:b w:val="false"/>
                 <w:bCs w:val="false"/>
                 <w:color w:val="111111"/>
@@ -6638,7 +6638,7 @@
             </w:pPr>
             <w:r>
               <w:rPr>
-                <w:rFonts w:ascii="Markazi Text" w:cs="Markazi Text" w:eastAsia="Markazi Text" w:hAnsi="Markazi Text"/>
+                <w:rFonts w:ascii="Arakom" w:cs="Arakom" w:eastAsia="Arakom" w:hAnsi="Arakom"/>
                 <w:b w:val="false"/>
                 <w:bCs w:val="false"/>
                 <w:color w:val="111111"/>
@@ -7490,7 +7490,7 @@
             </w:pPr>
             <w:r>
               <w:rPr>
-                <w:rFonts w:ascii="Markazi Text" w:cs="Markazi Text" w:eastAsia="Markazi Text" w:hAnsi="Markazi Text"/>
+                <w:rFonts w:ascii="Arakom" w:cs="Arakom" w:eastAsia="Arakom" w:hAnsi="Arakom"/>
                 <w:b w:val="false"/>
                 <w:bCs w:val="false"/>
                 <w:color w:val="111111"/>
@@ -7678,7 +7678,7 @@
             </w:pPr>
             <w:r>
               <w:rPr>
-                <w:rFonts w:ascii="Markazi Text" w:cs="Markazi Text" w:eastAsia="Markazi Text" w:hAnsi="Markazi Text"/>
+                <w:rFonts w:ascii="Arakom" w:cs="Arakom" w:eastAsia="Arakom" w:hAnsi="Arakom"/>
                 <w:b w:val="false"/>
                 <w:bCs w:val="false"/>
                 <w:color w:val="111111"/>
@@ -7696,7 +7696,7 @@
             </w:pPr>
             <w:r>
               <w:rPr>
-                <w:rFonts w:ascii="Markazi Text" w:cs="Markazi Text" w:eastAsia="Markazi Text" w:hAnsi="Markazi Text"/>
+                <w:rFonts w:ascii="Arakom" w:cs="Arakom" w:eastAsia="Arakom" w:hAnsi="Arakom"/>
                 <w:b w:val="false"/>
                 <w:bCs w:val="false"/>
                 <w:color w:val="111111"/>
